--- a/rediseno_2026/4.5 Itinerarios formateados y corregidos/CPA-510 Taller de Grado.docx
+++ b/rediseno_2026/4.5 Itinerarios formateados y corregidos/CPA-510 Taller de Grado.docx
@@ -85,8 +85,10 @@
         </w:tblBorders>
         <w:tblLayout w:type="fixed"/>
         <w:tblCellMar>
-          <w:left w:w="10" w:type="dxa"/>
-          <w:right w:w="10" w:type="dxa"/>
+          <w:top w:w="40" w:type="dxa"/>
+          <w:left w:w="90" w:type="dxa"/>
+          <w:bottom w:w="40" w:type="dxa"/>
+          <w:right w:w="90" w:type="dxa"/>
         </w:tblCellMar>
         <w:tblLook w:val="04A0" w:firstRow="1" w:lastRow="0" w:firstColumn="1" w:lastColumn="0" w:noHBand="0" w:noVBand="1"/>
       </w:tblPr>
@@ -122,12 +124,6 @@
               <w:right w:val="single" w:sz="6" w:space="0" w:color="1F3864"/>
             </w:tcBorders>
             <w:shd w:val="clear" w:color="auto" w:fill="4472C4"/>
-            <w:tcMar>
-              <w:top w:w="50" w:type="dxa"/>
-              <w:left w:w="90" w:type="dxa"/>
-              <w:bottom w:w="50" w:type="dxa"/>
-              <w:right w:w="90" w:type="dxa"/>
-            </w:tcMar>
             <w:vAlign w:val="center"/>
           </w:tcPr>
           <w:p>
@@ -168,12 +164,6 @@
               <w:right w:val="single" w:sz="6" w:space="0" w:color="1F3864"/>
             </w:tcBorders>
             <w:shd w:val="clear" w:color="auto" w:fill="4472C4"/>
-            <w:tcMar>
-              <w:top w:w="50" w:type="dxa"/>
-              <w:left w:w="90" w:type="dxa"/>
-              <w:bottom w:w="50" w:type="dxa"/>
-              <w:right w:w="90" w:type="dxa"/>
-            </w:tcMar>
             <w:vAlign w:val="center"/>
           </w:tcPr>
           <w:p>
@@ -214,12 +204,6 @@
               <w:right w:val="single" w:sz="6" w:space="0" w:color="1F3864"/>
             </w:tcBorders>
             <w:shd w:val="clear" w:color="auto" w:fill="4472C4"/>
-            <w:tcMar>
-              <w:top w:w="50" w:type="dxa"/>
-              <w:left w:w="90" w:type="dxa"/>
-              <w:bottom w:w="50" w:type="dxa"/>
-              <w:right w:w="90" w:type="dxa"/>
-            </w:tcMar>
             <w:vAlign w:val="center"/>
           </w:tcPr>
           <w:p>
@@ -260,12 +244,6 @@
               <w:right w:val="single" w:sz="6" w:space="0" w:color="1F3864"/>
             </w:tcBorders>
             <w:shd w:val="clear" w:color="auto" w:fill="4472C4"/>
-            <w:tcMar>
-              <w:top w:w="50" w:type="dxa"/>
-              <w:left w:w="90" w:type="dxa"/>
-              <w:bottom w:w="50" w:type="dxa"/>
-              <w:right w:w="90" w:type="dxa"/>
-            </w:tcMar>
             <w:vAlign w:val="center"/>
           </w:tcPr>
           <w:p>
@@ -308,12 +286,6 @@
               <w:right w:val="single" w:sz="6" w:space="0" w:color="1F3864"/>
             </w:tcBorders>
             <w:shd w:val="clear" w:color="auto" w:fill="4472C4"/>
-            <w:tcMar>
-              <w:top w:w="50" w:type="dxa"/>
-              <w:left w:w="90" w:type="dxa"/>
-              <w:bottom w:w="50" w:type="dxa"/>
-              <w:right w:w="90" w:type="dxa"/>
-            </w:tcMar>
             <w:vAlign w:val="center"/>
           </w:tcPr>
           <w:p>
@@ -354,12 +326,6 @@
               <w:right w:val="single" w:sz="6" w:space="0" w:color="1F3864"/>
             </w:tcBorders>
             <w:shd w:val="clear" w:color="auto" w:fill="4472C4"/>
-            <w:tcMar>
-              <w:top w:w="50" w:type="dxa"/>
-              <w:left w:w="90" w:type="dxa"/>
-              <w:bottom w:w="50" w:type="dxa"/>
-              <w:right w:w="90" w:type="dxa"/>
-            </w:tcMar>
             <w:vAlign w:val="center"/>
           </w:tcPr>
           <w:p>
@@ -400,12 +366,6 @@
               <w:right w:val="single" w:sz="6" w:space="0" w:color="1F3864"/>
             </w:tcBorders>
             <w:shd w:val="clear" w:color="auto" w:fill="4472C4"/>
-            <w:tcMar>
-              <w:top w:w="50" w:type="dxa"/>
-              <w:left w:w="90" w:type="dxa"/>
-              <w:bottom w:w="50" w:type="dxa"/>
-              <w:right w:w="90" w:type="dxa"/>
-            </w:tcMar>
             <w:vAlign w:val="center"/>
           </w:tcPr>
           <w:p>
@@ -446,12 +406,6 @@
               <w:right w:val="single" w:sz="6" w:space="0" w:color="1F3864"/>
             </w:tcBorders>
             <w:shd w:val="clear" w:color="auto" w:fill="4472C4"/>
-            <w:tcMar>
-              <w:top w:w="50" w:type="dxa"/>
-              <w:left w:w="90" w:type="dxa"/>
-              <w:bottom w:w="50" w:type="dxa"/>
-              <w:right w:w="90" w:type="dxa"/>
-            </w:tcMar>
             <w:vAlign w:val="center"/>
           </w:tcPr>
           <w:p>
@@ -494,12 +448,6 @@
               <w:right w:val="single" w:sz="6" w:space="0" w:color="1F3864"/>
             </w:tcBorders>
             <w:shd w:val="clear" w:color="auto" w:fill="4472C4"/>
-            <w:tcMar>
-              <w:top w:w="50" w:type="dxa"/>
-              <w:left w:w="90" w:type="dxa"/>
-              <w:bottom w:w="50" w:type="dxa"/>
-              <w:right w:w="90" w:type="dxa"/>
-            </w:tcMar>
             <w:vAlign w:val="center"/>
           </w:tcPr>
           <w:p>
@@ -540,12 +488,6 @@
               <w:right w:val="single" w:sz="6" w:space="0" w:color="1F3864"/>
             </w:tcBorders>
             <w:shd w:val="clear" w:color="auto" w:fill="4472C4"/>
-            <w:tcMar>
-              <w:top w:w="50" w:type="dxa"/>
-              <w:left w:w="90" w:type="dxa"/>
-              <w:bottom w:w="50" w:type="dxa"/>
-              <w:right w:w="90" w:type="dxa"/>
-            </w:tcMar>
             <w:vAlign w:val="center"/>
           </w:tcPr>
           <w:p>
@@ -587,12 +529,6 @@
               <w:right w:val="single" w:sz="6" w:space="0" w:color="1F3864"/>
             </w:tcBorders>
             <w:shd w:val="clear" w:color="auto" w:fill="4472C4"/>
-            <w:tcMar>
-              <w:top w:w="50" w:type="dxa"/>
-              <w:left w:w="90" w:type="dxa"/>
-              <w:bottom w:w="50" w:type="dxa"/>
-              <w:right w:w="90" w:type="dxa"/>
-            </w:tcMar>
             <w:vAlign w:val="center"/>
           </w:tcPr>
           <w:p>
@@ -632,12 +568,6 @@
               <w:right w:val="single" w:sz="6" w:space="0" w:color="1F3864"/>
             </w:tcBorders>
             <w:shd w:val="clear" w:color="auto" w:fill="4472C4"/>
-            <w:tcMar>
-              <w:top w:w="50" w:type="dxa"/>
-              <w:left w:w="90" w:type="dxa"/>
-              <w:bottom w:w="50" w:type="dxa"/>
-              <w:right w:w="90" w:type="dxa"/>
-            </w:tcMar>
             <w:vAlign w:val="center"/>
           </w:tcPr>
           <w:p>
@@ -677,12 +607,6 @@
               <w:right w:val="single" w:sz="6" w:space="0" w:color="1F3864"/>
             </w:tcBorders>
             <w:shd w:val="clear" w:color="auto" w:fill="4472C4"/>
-            <w:tcMar>
-              <w:top w:w="50" w:type="dxa"/>
-              <w:left w:w="90" w:type="dxa"/>
-              <w:bottom w:w="50" w:type="dxa"/>
-              <w:right w:w="90" w:type="dxa"/>
-            </w:tcMar>
             <w:vAlign w:val="center"/>
           </w:tcPr>
           <w:p>
@@ -722,12 +646,6 @@
               <w:right w:val="single" w:sz="6" w:space="0" w:color="1F3864"/>
             </w:tcBorders>
             <w:shd w:val="clear" w:color="auto" w:fill="4472C4"/>
-            <w:tcMar>
-              <w:top w:w="50" w:type="dxa"/>
-              <w:left w:w="90" w:type="dxa"/>
-              <w:bottom w:w="50" w:type="dxa"/>
-              <w:right w:w="90" w:type="dxa"/>
-            </w:tcMar>
             <w:vAlign w:val="center"/>
           </w:tcPr>
           <w:p>
@@ -767,12 +685,6 @@
               <w:right w:val="single" w:sz="6" w:space="0" w:color="1F3864"/>
             </w:tcBorders>
             <w:shd w:val="clear" w:color="auto" w:fill="4472C4"/>
-            <w:tcMar>
-              <w:top w:w="50" w:type="dxa"/>
-              <w:left w:w="90" w:type="dxa"/>
-              <w:bottom w:w="50" w:type="dxa"/>
-              <w:right w:w="90" w:type="dxa"/>
-            </w:tcMar>
             <w:vAlign w:val="center"/>
           </w:tcPr>
           <w:p>
@@ -812,12 +724,6 @@
               <w:right w:val="single" w:sz="6" w:space="0" w:color="1F3864"/>
             </w:tcBorders>
             <w:shd w:val="clear" w:color="auto" w:fill="4472C4"/>
-            <w:tcMar>
-              <w:top w:w="50" w:type="dxa"/>
-              <w:left w:w="90" w:type="dxa"/>
-              <w:bottom w:w="50" w:type="dxa"/>
-              <w:right w:w="90" w:type="dxa"/>
-            </w:tcMar>
             <w:vAlign w:val="center"/>
           </w:tcPr>
           <w:p>
@@ -858,12 +764,6 @@
               <w:right w:val="single" w:sz="6" w:space="0" w:color="1F3864"/>
             </w:tcBorders>
             <w:shd w:val="clear" w:color="auto" w:fill="D9E2F3"/>
-            <w:tcMar>
-              <w:top w:w="50" w:type="dxa"/>
-              <w:left w:w="90" w:type="dxa"/>
-              <w:bottom w:w="50" w:type="dxa"/>
-              <w:right w:w="90" w:type="dxa"/>
-            </w:tcMar>
             <w:vAlign w:val="center"/>
           </w:tcPr>
           <w:p>
@@ -898,12 +798,6 @@
               <w:right w:val="single" w:sz="6" w:space="0" w:color="1F3864"/>
             </w:tcBorders>
             <w:shd w:val="clear" w:color="auto" w:fill="D9E2F3"/>
-            <w:tcMar>
-              <w:top w:w="50" w:type="dxa"/>
-              <w:left w:w="90" w:type="dxa"/>
-              <w:bottom w:w="50" w:type="dxa"/>
-              <w:right w:w="90" w:type="dxa"/>
-            </w:tcMar>
             <w:vAlign w:val="center"/>
           </w:tcPr>
           <w:p>
@@ -937,12 +831,6 @@
               <w:right w:val="single" w:sz="6" w:space="0" w:color="1F3864"/>
             </w:tcBorders>
             <w:shd w:val="clear" w:color="auto" w:fill="D9E2F3"/>
-            <w:tcMar>
-              <w:top w:w="50" w:type="dxa"/>
-              <w:left w:w="90" w:type="dxa"/>
-              <w:bottom w:w="50" w:type="dxa"/>
-              <w:right w:w="90" w:type="dxa"/>
-            </w:tcMar>
             <w:vAlign w:val="center"/>
           </w:tcPr>
           <w:p>
@@ -976,12 +864,6 @@
               <w:right w:val="single" w:sz="6" w:space="0" w:color="1F3864"/>
             </w:tcBorders>
             <w:shd w:val="clear" w:color="auto" w:fill="D9E2F3"/>
-            <w:tcMar>
-              <w:top w:w="50" w:type="dxa"/>
-              <w:left w:w="90" w:type="dxa"/>
-              <w:bottom w:w="50" w:type="dxa"/>
-              <w:right w:w="90" w:type="dxa"/>
-            </w:tcMar>
             <w:vAlign w:val="center"/>
           </w:tcPr>
           <w:p>
@@ -1015,12 +897,6 @@
               <w:right w:val="single" w:sz="6" w:space="0" w:color="1F3864"/>
             </w:tcBorders>
             <w:shd w:val="clear" w:color="auto" w:fill="D9E2F3"/>
-            <w:tcMar>
-              <w:top w:w="50" w:type="dxa"/>
-              <w:left w:w="90" w:type="dxa"/>
-              <w:bottom w:w="50" w:type="dxa"/>
-              <w:right w:w="90" w:type="dxa"/>
-            </w:tcMar>
             <w:vAlign w:val="center"/>
           </w:tcPr>
           <w:p>
@@ -1054,12 +930,6 @@
               <w:right w:val="single" w:sz="6" w:space="0" w:color="1F3864"/>
             </w:tcBorders>
             <w:shd w:val="clear" w:color="auto" w:fill="D9E2F3"/>
-            <w:tcMar>
-              <w:top w:w="50" w:type="dxa"/>
-              <w:left w:w="90" w:type="dxa"/>
-              <w:bottom w:w="50" w:type="dxa"/>
-              <w:right w:w="90" w:type="dxa"/>
-            </w:tcMar>
             <w:vAlign w:val="center"/>
           </w:tcPr>
           <w:p>
@@ -1093,12 +963,6 @@
               <w:right w:val="single" w:sz="6" w:space="0" w:color="1F3864"/>
             </w:tcBorders>
             <w:shd w:val="clear" w:color="auto" w:fill="D9E2F3"/>
-            <w:tcMar>
-              <w:top w:w="50" w:type="dxa"/>
-              <w:left w:w="90" w:type="dxa"/>
-              <w:bottom w:w="50" w:type="dxa"/>
-              <w:right w:w="90" w:type="dxa"/>
-            </w:tcMar>
             <w:vAlign w:val="center"/>
           </w:tcPr>
           <w:p>
@@ -1158,12 +1022,6 @@
               <w:right w:val="single" w:sz="6" w:space="0" w:color="1F3864"/>
             </w:tcBorders>
             <w:shd w:val="clear" w:color="auto" w:fill="4472C4"/>
-            <w:tcMar>
-              <w:top w:w="50" w:type="dxa"/>
-              <w:left w:w="90" w:type="dxa"/>
-              <w:bottom w:w="50" w:type="dxa"/>
-              <w:right w:w="90" w:type="dxa"/>
-            </w:tcMar>
             <w:vAlign w:val="center"/>
           </w:tcPr>
           <w:p>
@@ -1206,12 +1064,6 @@
               <w:right w:val="single" w:sz="6" w:space="0" w:color="1F3864"/>
             </w:tcBorders>
             <w:shd w:val="clear" w:color="auto" w:fill="D9E2F3"/>
-            <w:tcMar>
-              <w:top w:w="50" w:type="dxa"/>
-              <w:left w:w="90" w:type="dxa"/>
-              <w:bottom w:w="50" w:type="dxa"/>
-              <w:right w:w="90" w:type="dxa"/>
-            </w:tcMar>
             <w:vAlign w:val="center"/>
           </w:tcPr>
           <w:p>
@@ -1248,12 +1100,6 @@
               <w:right w:val="single" w:sz="6" w:space="0" w:color="1F3864"/>
             </w:tcBorders>
             <w:shd w:val="clear" w:color="auto" w:fill="D9E2F3"/>
-            <w:tcMar>
-              <w:top w:w="50" w:type="dxa"/>
-              <w:left w:w="90" w:type="dxa"/>
-              <w:bottom w:w="50" w:type="dxa"/>
-              <w:right w:w="90" w:type="dxa"/>
-            </w:tcMar>
             <w:vAlign w:val="center"/>
           </w:tcPr>
           <w:p>
@@ -1301,12 +1147,6 @@
               <w:right w:val="single" w:sz="6" w:space="0" w:color="1F3864"/>
             </w:tcBorders>
             <w:shd w:val="clear" w:color="auto" w:fill="4472C4"/>
-            <w:tcMar>
-              <w:top w:w="50" w:type="dxa"/>
-              <w:left w:w="90" w:type="dxa"/>
-              <w:bottom w:w="50" w:type="dxa"/>
-              <w:right w:w="90" w:type="dxa"/>
-            </w:tcMar>
             <w:vAlign w:val="center"/>
           </w:tcPr>
           <w:p>
@@ -1347,12 +1187,6 @@
               <w:right w:val="single" w:sz="6" w:space="0" w:color="1F3864"/>
             </w:tcBorders>
             <w:shd w:val="clear" w:color="auto" w:fill="4472C4"/>
-            <w:tcMar>
-              <w:top w:w="50" w:type="dxa"/>
-              <w:left w:w="90" w:type="dxa"/>
-              <w:bottom w:w="50" w:type="dxa"/>
-              <w:right w:w="90" w:type="dxa"/>
-            </w:tcMar>
             <w:vAlign w:val="center"/>
           </w:tcPr>
           <w:p>
@@ -1393,12 +1227,6 @@
               <w:right w:val="single" w:sz="6" w:space="0" w:color="1F3864"/>
             </w:tcBorders>
             <w:shd w:val="clear" w:color="auto" w:fill="4472C4"/>
-            <w:tcMar>
-              <w:top w:w="50" w:type="dxa"/>
-              <w:left w:w="90" w:type="dxa"/>
-              <w:bottom w:w="50" w:type="dxa"/>
-              <w:right w:w="90" w:type="dxa"/>
-            </w:tcMar>
             <w:vAlign w:val="center"/>
           </w:tcPr>
           <w:p>
@@ -1441,12 +1269,6 @@
               <w:right w:val="single" w:sz="6" w:space="0" w:color="1F3864"/>
             </w:tcBorders>
             <w:shd w:val="clear" w:color="auto" w:fill="D9E2F3"/>
-            <w:tcMar>
-              <w:top w:w="50" w:type="dxa"/>
-              <w:left w:w="90" w:type="dxa"/>
-              <w:bottom w:w="50" w:type="dxa"/>
-              <w:right w:w="90" w:type="dxa"/>
-            </w:tcMar>
             <w:vAlign w:val="center"/>
           </w:tcPr>
           <w:p>
@@ -1603,12 +1425,6 @@
               <w:right w:val="single" w:sz="6" w:space="0" w:color="1F3864"/>
             </w:tcBorders>
             <w:shd w:val="clear" w:color="auto" w:fill="D9E2F3"/>
-            <w:tcMar>
-              <w:top w:w="50" w:type="dxa"/>
-              <w:left w:w="90" w:type="dxa"/>
-              <w:bottom w:w="50" w:type="dxa"/>
-              <w:right w:w="90" w:type="dxa"/>
-            </w:tcMar>
             <w:vAlign w:val="center"/>
           </w:tcPr>
           <w:p>
@@ -1811,12 +1627,6 @@
               <w:right w:val="single" w:sz="6" w:space="0" w:color="1F3864"/>
             </w:tcBorders>
             <w:shd w:val="clear" w:color="auto" w:fill="D9E2F3"/>
-            <w:tcMar>
-              <w:top w:w="50" w:type="dxa"/>
-              <w:left w:w="90" w:type="dxa"/>
-              <w:bottom w:w="50" w:type="dxa"/>
-              <w:right w:w="90" w:type="dxa"/>
-            </w:tcMar>
             <w:vAlign w:val="center"/>
           </w:tcPr>
           <w:p>
@@ -2043,12 +1853,6 @@
               <w:right w:val="single" w:sz="6" w:space="0" w:color="1F3864"/>
             </w:tcBorders>
             <w:shd w:val="clear" w:color="auto" w:fill="4472C4"/>
-            <w:tcMar>
-              <w:top w:w="50" w:type="dxa"/>
-              <w:left w:w="90" w:type="dxa"/>
-              <w:bottom w:w="50" w:type="dxa"/>
-              <w:right w:w="90" w:type="dxa"/>
-            </w:tcMar>
             <w:vAlign w:val="center"/>
           </w:tcPr>
           <w:p>
@@ -2092,12 +1896,6 @@
               <w:right w:val="single" w:sz="6" w:space="0" w:color="1F3864"/>
             </w:tcBorders>
             <w:shd w:val="clear" w:color="auto" w:fill="4472C4"/>
-            <w:tcMar>
-              <w:top w:w="50" w:type="dxa"/>
-              <w:left w:w="90" w:type="dxa"/>
-              <w:bottom w:w="50" w:type="dxa"/>
-              <w:right w:w="90" w:type="dxa"/>
-            </w:tcMar>
             <w:vAlign w:val="center"/>
           </w:tcPr>
           <w:p>
@@ -2138,12 +1936,6 @@
               <w:right w:val="single" w:sz="6" w:space="0" w:color="1F3864"/>
             </w:tcBorders>
             <w:shd w:val="clear" w:color="auto" w:fill="4472C4"/>
-            <w:tcMar>
-              <w:top w:w="50" w:type="dxa"/>
-              <w:left w:w="90" w:type="dxa"/>
-              <w:bottom w:w="50" w:type="dxa"/>
-              <w:right w:w="90" w:type="dxa"/>
-            </w:tcMar>
             <w:vAlign w:val="center"/>
           </w:tcPr>
           <w:p>
@@ -2184,12 +1976,6 @@
               <w:right w:val="single" w:sz="6" w:space="0" w:color="1F3864"/>
             </w:tcBorders>
             <w:shd w:val="clear" w:color="auto" w:fill="4472C4"/>
-            <w:tcMar>
-              <w:top w:w="50" w:type="dxa"/>
-              <w:left w:w="90" w:type="dxa"/>
-              <w:bottom w:w="50" w:type="dxa"/>
-              <w:right w:w="90" w:type="dxa"/>
-            </w:tcMar>
             <w:vAlign w:val="center"/>
           </w:tcPr>
           <w:p>
@@ -2232,12 +2018,6 @@
               <w:right w:val="single" w:sz="6" w:space="0" w:color="1F3864"/>
             </w:tcBorders>
             <w:shd w:val="clear" w:color="auto" w:fill="D9E2F3"/>
-            <w:tcMar>
-              <w:top w:w="50" w:type="dxa"/>
-              <w:left w:w="90" w:type="dxa"/>
-              <w:bottom w:w="50" w:type="dxa"/>
-              <w:right w:w="90" w:type="dxa"/>
-            </w:tcMar>
             <w:vAlign w:val="center"/>
           </w:tcPr>
           <w:p>
@@ -2288,12 +2068,6 @@
               <w:right w:val="single" w:sz="6" w:space="0" w:color="1F3864"/>
             </w:tcBorders>
             <w:shd w:val="clear" w:color="auto" w:fill="D9E2F3"/>
-            <w:tcMar>
-              <w:top w:w="50" w:type="dxa"/>
-              <w:left w:w="90" w:type="dxa"/>
-              <w:bottom w:w="50" w:type="dxa"/>
-              <w:right w:w="90" w:type="dxa"/>
-            </w:tcMar>
             <w:vAlign w:val="center"/>
           </w:tcPr>
           <w:p>
@@ -2600,12 +2374,6 @@
               <w:right w:val="single" w:sz="6" w:space="0" w:color="1F3864"/>
             </w:tcBorders>
             <w:shd w:val="clear" w:color="auto" w:fill="D9E2F3"/>
-            <w:tcMar>
-              <w:top w:w="50" w:type="dxa"/>
-              <w:left w:w="90" w:type="dxa"/>
-              <w:bottom w:w="50" w:type="dxa"/>
-              <w:right w:w="90" w:type="dxa"/>
-            </w:tcMar>
             <w:vAlign w:val="center"/>
           </w:tcPr>
           <w:p>
@@ -2692,12 +2460,6 @@
               <w:right w:val="single" w:sz="6" w:space="0" w:color="1F3864"/>
             </w:tcBorders>
             <w:shd w:val="clear" w:color="auto" w:fill="D9E2F3"/>
-            <w:tcMar>
-              <w:top w:w="50" w:type="dxa"/>
-              <w:left w:w="90" w:type="dxa"/>
-              <w:bottom w:w="50" w:type="dxa"/>
-              <w:right w:w="90" w:type="dxa"/>
-            </w:tcMar>
             <w:vAlign w:val="center"/>
           </w:tcPr>
           <w:p>
@@ -2745,12 +2507,6 @@
               <w:right w:val="single" w:sz="6" w:space="0" w:color="1F3864"/>
             </w:tcBorders>
             <w:shd w:val="clear" w:color="auto" w:fill="4472C4"/>
-            <w:tcMar>
-              <w:top w:w="50" w:type="dxa"/>
-              <w:left w:w="90" w:type="dxa"/>
-              <w:bottom w:w="50" w:type="dxa"/>
-              <w:right w:w="90" w:type="dxa"/>
-            </w:tcMar>
             <w:vAlign w:val="center"/>
           </w:tcPr>
           <w:p>
@@ -2791,12 +2547,6 @@
               <w:right w:val="single" w:sz="6" w:space="0" w:color="1F3864"/>
             </w:tcBorders>
             <w:shd w:val="clear" w:color="auto" w:fill="4472C4"/>
-            <w:tcMar>
-              <w:top w:w="50" w:type="dxa"/>
-              <w:left w:w="90" w:type="dxa"/>
-              <w:bottom w:w="50" w:type="dxa"/>
-              <w:right w:w="90" w:type="dxa"/>
-            </w:tcMar>
             <w:vAlign w:val="center"/>
           </w:tcPr>
           <w:p>
@@ -2837,12 +2587,6 @@
               <w:right w:val="single" w:sz="6" w:space="0" w:color="1F3864"/>
             </w:tcBorders>
             <w:shd w:val="clear" w:color="auto" w:fill="4472C4"/>
-            <w:tcMar>
-              <w:top w:w="50" w:type="dxa"/>
-              <w:left w:w="90" w:type="dxa"/>
-              <w:bottom w:w="50" w:type="dxa"/>
-              <w:right w:w="90" w:type="dxa"/>
-            </w:tcMar>
             <w:vAlign w:val="center"/>
           </w:tcPr>
           <w:p>
@@ -2885,12 +2629,6 @@
               <w:right w:val="single" w:sz="6" w:space="0" w:color="1F3864"/>
             </w:tcBorders>
             <w:shd w:val="clear" w:color="auto" w:fill="D9E2F3"/>
-            <w:tcMar>
-              <w:top w:w="50" w:type="dxa"/>
-              <w:left w:w="90" w:type="dxa"/>
-              <w:bottom w:w="50" w:type="dxa"/>
-              <w:right w:w="90" w:type="dxa"/>
-            </w:tcMar>
             <w:vAlign w:val="center"/>
           </w:tcPr>
           <w:p>
@@ -3068,12 +2806,6 @@
               <w:right w:val="single" w:sz="6" w:space="0" w:color="1F3864"/>
             </w:tcBorders>
             <w:shd w:val="clear" w:color="auto" w:fill="D9E2F3"/>
-            <w:tcMar>
-              <w:top w:w="50" w:type="dxa"/>
-              <w:left w:w="90" w:type="dxa"/>
-              <w:bottom w:w="50" w:type="dxa"/>
-              <w:right w:w="90" w:type="dxa"/>
-            </w:tcMar>
             <w:vAlign w:val="center"/>
           </w:tcPr>
           <w:p>
@@ -3242,12 +2974,6 @@
               <w:right w:val="single" w:sz="6" w:space="0" w:color="1F3864"/>
             </w:tcBorders>
             <w:shd w:val="clear" w:color="auto" w:fill="D9E2F3"/>
-            <w:tcMar>
-              <w:top w:w="50" w:type="dxa"/>
-              <w:left w:w="90" w:type="dxa"/>
-              <w:bottom w:w="50" w:type="dxa"/>
-              <w:right w:w="90" w:type="dxa"/>
-            </w:tcMar>
             <w:vAlign w:val="center"/>
           </w:tcPr>
           <w:p>
@@ -3438,12 +3164,6 @@
               <w:right w:val="single" w:sz="6" w:space="0" w:color="1F3864"/>
             </w:tcBorders>
             <w:shd w:val="clear" w:color="auto" w:fill="4472C4"/>
-            <w:tcMar>
-              <w:top w:w="50" w:type="dxa"/>
-              <w:left w:w="90" w:type="dxa"/>
-              <w:bottom w:w="50" w:type="dxa"/>
-              <w:right w:w="90" w:type="dxa"/>
-            </w:tcMar>
             <w:vAlign w:val="center"/>
           </w:tcPr>
           <w:p>
@@ -3487,12 +3207,6 @@
               <w:right w:val="single" w:sz="6" w:space="0" w:color="1F3864"/>
             </w:tcBorders>
             <w:shd w:val="clear" w:color="auto" w:fill="4472C4"/>
-            <w:tcMar>
-              <w:top w:w="50" w:type="dxa"/>
-              <w:left w:w="90" w:type="dxa"/>
-              <w:bottom w:w="50" w:type="dxa"/>
-              <w:right w:w="90" w:type="dxa"/>
-            </w:tcMar>
             <w:vAlign w:val="center"/>
           </w:tcPr>
           <w:p>
@@ -3533,12 +3247,6 @@
               <w:right w:val="single" w:sz="6" w:space="0" w:color="1F3864"/>
             </w:tcBorders>
             <w:shd w:val="clear" w:color="auto" w:fill="4472C4"/>
-            <w:tcMar>
-              <w:top w:w="50" w:type="dxa"/>
-              <w:left w:w="90" w:type="dxa"/>
-              <w:bottom w:w="50" w:type="dxa"/>
-              <w:right w:w="90" w:type="dxa"/>
-            </w:tcMar>
             <w:vAlign w:val="center"/>
           </w:tcPr>
           <w:p>
@@ -3579,12 +3287,6 @@
               <w:right w:val="single" w:sz="6" w:space="0" w:color="1F3864"/>
             </w:tcBorders>
             <w:shd w:val="clear" w:color="auto" w:fill="4472C4"/>
-            <w:tcMar>
-              <w:top w:w="50" w:type="dxa"/>
-              <w:left w:w="90" w:type="dxa"/>
-              <w:bottom w:w="50" w:type="dxa"/>
-              <w:right w:w="90" w:type="dxa"/>
-            </w:tcMar>
             <w:vAlign w:val="center"/>
           </w:tcPr>
           <w:p>
@@ -3627,12 +3329,6 @@
               <w:right w:val="single" w:sz="6" w:space="0" w:color="1F3864"/>
             </w:tcBorders>
             <w:shd w:val="clear" w:color="auto" w:fill="D9E2F3"/>
-            <w:tcMar>
-              <w:top w:w="50" w:type="dxa"/>
-              <w:left w:w="90" w:type="dxa"/>
-              <w:bottom w:w="50" w:type="dxa"/>
-              <w:right w:w="90" w:type="dxa"/>
-            </w:tcMar>
             <w:vAlign w:val="center"/>
           </w:tcPr>
           <w:p>
@@ -3701,12 +3397,6 @@
               <w:right w:val="single" w:sz="6" w:space="0" w:color="1F3864"/>
             </w:tcBorders>
             <w:shd w:val="clear" w:color="auto" w:fill="D9E2F3"/>
-            <w:tcMar>
-              <w:top w:w="50" w:type="dxa"/>
-              <w:left w:w="90" w:type="dxa"/>
-              <w:bottom w:w="50" w:type="dxa"/>
-              <w:right w:w="90" w:type="dxa"/>
-            </w:tcMar>
             <w:vAlign w:val="center"/>
           </w:tcPr>
           <w:p>
@@ -4105,12 +3795,6 @@
               <w:right w:val="single" w:sz="6" w:space="0" w:color="1F3864"/>
             </w:tcBorders>
             <w:shd w:val="clear" w:color="auto" w:fill="D9E2F3"/>
-            <w:tcMar>
-              <w:top w:w="50" w:type="dxa"/>
-              <w:left w:w="90" w:type="dxa"/>
-              <w:bottom w:w="50" w:type="dxa"/>
-              <w:right w:w="90" w:type="dxa"/>
-            </w:tcMar>
             <w:vAlign w:val="center"/>
           </w:tcPr>
           <w:p>
@@ -4189,12 +3873,6 @@
               <w:right w:val="single" w:sz="6" w:space="0" w:color="1F3864"/>
             </w:tcBorders>
             <w:shd w:val="clear" w:color="auto" w:fill="D9E2F3"/>
-            <w:tcMar>
-              <w:top w:w="50" w:type="dxa"/>
-              <w:left w:w="90" w:type="dxa"/>
-              <w:bottom w:w="50" w:type="dxa"/>
-              <w:right w:w="90" w:type="dxa"/>
-            </w:tcMar>
             <w:vAlign w:val="center"/>
           </w:tcPr>
           <w:p>
@@ -4242,12 +3920,6 @@
               <w:right w:val="single" w:sz="6" w:space="0" w:color="1F3864"/>
             </w:tcBorders>
             <w:shd w:val="clear" w:color="auto" w:fill="4472C4"/>
-            <w:tcMar>
-              <w:top w:w="50" w:type="dxa"/>
-              <w:left w:w="90" w:type="dxa"/>
-              <w:bottom w:w="50" w:type="dxa"/>
-              <w:right w:w="90" w:type="dxa"/>
-            </w:tcMar>
             <w:vAlign w:val="center"/>
           </w:tcPr>
           <w:p>
@@ -4288,12 +3960,6 @@
               <w:right w:val="single" w:sz="6" w:space="0" w:color="1F3864"/>
             </w:tcBorders>
             <w:shd w:val="clear" w:color="auto" w:fill="4472C4"/>
-            <w:tcMar>
-              <w:top w:w="50" w:type="dxa"/>
-              <w:left w:w="90" w:type="dxa"/>
-              <w:bottom w:w="50" w:type="dxa"/>
-              <w:right w:w="90" w:type="dxa"/>
-            </w:tcMar>
             <w:vAlign w:val="center"/>
           </w:tcPr>
           <w:p>
@@ -4334,12 +4000,6 @@
               <w:right w:val="single" w:sz="6" w:space="0" w:color="1F3864"/>
             </w:tcBorders>
             <w:shd w:val="clear" w:color="auto" w:fill="4472C4"/>
-            <w:tcMar>
-              <w:top w:w="50" w:type="dxa"/>
-              <w:left w:w="90" w:type="dxa"/>
-              <w:bottom w:w="50" w:type="dxa"/>
-              <w:right w:w="90" w:type="dxa"/>
-            </w:tcMar>
             <w:vAlign w:val="center"/>
           </w:tcPr>
           <w:p>
@@ -4383,12 +4043,6 @@
               <w:right w:val="single" w:sz="6" w:space="0" w:color="1F3864"/>
             </w:tcBorders>
             <w:shd w:val="clear" w:color="auto" w:fill="D9E2F3"/>
-            <w:tcMar>
-              <w:top w:w="50" w:type="dxa"/>
-              <w:left w:w="90" w:type="dxa"/>
-              <w:bottom w:w="50" w:type="dxa"/>
-              <w:right w:w="90" w:type="dxa"/>
-            </w:tcMar>
             <w:vAlign w:val="center"/>
           </w:tcPr>
           <w:p>
@@ -4563,12 +4217,6 @@
               <w:right w:val="single" w:sz="6" w:space="0" w:color="1F3864"/>
             </w:tcBorders>
             <w:shd w:val="clear" w:color="auto" w:fill="D9E2F3"/>
-            <w:tcMar>
-              <w:top w:w="50" w:type="dxa"/>
-              <w:left w:w="90" w:type="dxa"/>
-              <w:bottom w:w="50" w:type="dxa"/>
-              <w:right w:w="90" w:type="dxa"/>
-            </w:tcMar>
             <w:vAlign w:val="center"/>
           </w:tcPr>
           <w:p>
@@ -4761,12 +4409,6 @@
               <w:right w:val="single" w:sz="6" w:space="0" w:color="1F3864"/>
             </w:tcBorders>
             <w:shd w:val="clear" w:color="auto" w:fill="D9E2F3"/>
-            <w:tcMar>
-              <w:top w:w="50" w:type="dxa"/>
-              <w:left w:w="90" w:type="dxa"/>
-              <w:bottom w:w="50" w:type="dxa"/>
-              <w:right w:w="90" w:type="dxa"/>
-            </w:tcMar>
             <w:vAlign w:val="center"/>
           </w:tcPr>
           <w:p>
@@ -4984,12 +4626,6 @@
               <w:right w:val="single" w:sz="6" w:space="0" w:color="1F3864"/>
             </w:tcBorders>
             <w:shd w:val="clear" w:color="auto" w:fill="4472C4"/>
-            <w:tcMar>
-              <w:top w:w="50" w:type="dxa"/>
-              <w:left w:w="90" w:type="dxa"/>
-              <w:bottom w:w="50" w:type="dxa"/>
-              <w:right w:w="90" w:type="dxa"/>
-            </w:tcMar>
             <w:vAlign w:val="center"/>
           </w:tcPr>
           <w:p>
@@ -5033,12 +4669,6 @@
               <w:right w:val="single" w:sz="6" w:space="0" w:color="1F3864"/>
             </w:tcBorders>
             <w:shd w:val="clear" w:color="auto" w:fill="4472C4"/>
-            <w:tcMar>
-              <w:top w:w="50" w:type="dxa"/>
-              <w:left w:w="90" w:type="dxa"/>
-              <w:bottom w:w="50" w:type="dxa"/>
-              <w:right w:w="90" w:type="dxa"/>
-            </w:tcMar>
             <w:vAlign w:val="center"/>
           </w:tcPr>
           <w:p>
@@ -5079,12 +4709,6 @@
               <w:right w:val="single" w:sz="6" w:space="0" w:color="1F3864"/>
             </w:tcBorders>
             <w:shd w:val="clear" w:color="auto" w:fill="4472C4"/>
-            <w:tcMar>
-              <w:top w:w="50" w:type="dxa"/>
-              <w:left w:w="90" w:type="dxa"/>
-              <w:bottom w:w="50" w:type="dxa"/>
-              <w:right w:w="90" w:type="dxa"/>
-            </w:tcMar>
             <w:vAlign w:val="center"/>
           </w:tcPr>
           <w:p>
@@ -5125,12 +4749,6 @@
               <w:right w:val="single" w:sz="6" w:space="0" w:color="1F3864"/>
             </w:tcBorders>
             <w:shd w:val="clear" w:color="auto" w:fill="4472C4"/>
-            <w:tcMar>
-              <w:top w:w="50" w:type="dxa"/>
-              <w:left w:w="90" w:type="dxa"/>
-              <w:bottom w:w="50" w:type="dxa"/>
-              <w:right w:w="90" w:type="dxa"/>
-            </w:tcMar>
             <w:vAlign w:val="center"/>
           </w:tcPr>
           <w:p>
@@ -5173,12 +4791,6 @@
               <w:right w:val="single" w:sz="6" w:space="0" w:color="1F3864"/>
             </w:tcBorders>
             <w:shd w:val="clear" w:color="auto" w:fill="D9E2F3"/>
-            <w:tcMar>
-              <w:top w:w="50" w:type="dxa"/>
-              <w:left w:w="90" w:type="dxa"/>
-              <w:bottom w:w="50" w:type="dxa"/>
-              <w:right w:w="90" w:type="dxa"/>
-            </w:tcMar>
             <w:vAlign w:val="center"/>
           </w:tcPr>
           <w:p>
@@ -5362,12 +4974,6 @@
               <w:right w:val="single" w:sz="6" w:space="0" w:color="1F3864"/>
             </w:tcBorders>
             <w:shd w:val="clear" w:color="auto" w:fill="D9E2F3"/>
-            <w:tcMar>
-              <w:top w:w="50" w:type="dxa"/>
-              <w:left w:w="90" w:type="dxa"/>
-              <w:bottom w:w="50" w:type="dxa"/>
-              <w:right w:w="90" w:type="dxa"/>
-            </w:tcMar>
             <w:vAlign w:val="center"/>
           </w:tcPr>
           <w:p>
@@ -6553,12 +6159,6 @@
               <w:right w:val="single" w:sz="6" w:space="0" w:color="1F3864"/>
             </w:tcBorders>
             <w:shd w:val="clear" w:color="auto" w:fill="D9E2F3"/>
-            <w:tcMar>
-              <w:top w:w="50" w:type="dxa"/>
-              <w:left w:w="90" w:type="dxa"/>
-              <w:bottom w:w="50" w:type="dxa"/>
-              <w:right w:w="90" w:type="dxa"/>
-            </w:tcMar>
             <w:vAlign w:val="center"/>
           </w:tcPr>
           <w:p>
@@ -6752,12 +6352,6 @@
               <w:right w:val="single" w:sz="6" w:space="0" w:color="1F3864"/>
             </w:tcBorders>
             <w:shd w:val="clear" w:color="auto" w:fill="D9E2F3"/>
-            <w:tcMar>
-              <w:top w:w="50" w:type="dxa"/>
-              <w:left w:w="90" w:type="dxa"/>
-              <w:bottom w:w="50" w:type="dxa"/>
-              <w:right w:w="90" w:type="dxa"/>
-            </w:tcMar>
             <w:vAlign w:val="center"/>
           </w:tcPr>
           <w:p>
@@ -6833,12 +6427,6 @@
               <w:right w:val="single" w:sz="6" w:space="0" w:color="1F3864"/>
             </w:tcBorders>
             <w:shd w:val="clear" w:color="auto" w:fill="4472C4"/>
-            <w:tcMar>
-              <w:top w:w="50" w:type="dxa"/>
-              <w:left w:w="90" w:type="dxa"/>
-              <w:bottom w:w="50" w:type="dxa"/>
-              <w:right w:w="90" w:type="dxa"/>
-            </w:tcMar>
             <w:vAlign w:val="center"/>
           </w:tcPr>
           <w:p>
@@ -6879,12 +6467,6 @@
               <w:right w:val="single" w:sz="6" w:space="0" w:color="1F3864"/>
             </w:tcBorders>
             <w:shd w:val="clear" w:color="auto" w:fill="4472C4"/>
-            <w:tcMar>
-              <w:top w:w="50" w:type="dxa"/>
-              <w:left w:w="90" w:type="dxa"/>
-              <w:bottom w:w="50" w:type="dxa"/>
-              <w:right w:w="90" w:type="dxa"/>
-            </w:tcMar>
             <w:vAlign w:val="center"/>
           </w:tcPr>
           <w:p>
@@ -6925,12 +6507,6 @@
               <w:right w:val="single" w:sz="6" w:space="0" w:color="1F3864"/>
             </w:tcBorders>
             <w:shd w:val="clear" w:color="auto" w:fill="4472C4"/>
-            <w:tcMar>
-              <w:top w:w="50" w:type="dxa"/>
-              <w:left w:w="90" w:type="dxa"/>
-              <w:bottom w:w="50" w:type="dxa"/>
-              <w:right w:w="90" w:type="dxa"/>
-            </w:tcMar>
             <w:vAlign w:val="center"/>
           </w:tcPr>
           <w:p>
@@ -6973,12 +6549,6 @@
               <w:right w:val="single" w:sz="6" w:space="0" w:color="1F3864"/>
             </w:tcBorders>
             <w:shd w:val="clear" w:color="auto" w:fill="D9E2F3"/>
-            <w:tcMar>
-              <w:top w:w="50" w:type="dxa"/>
-              <w:left w:w="90" w:type="dxa"/>
-              <w:bottom w:w="50" w:type="dxa"/>
-              <w:right w:w="90" w:type="dxa"/>
-            </w:tcMar>
             <w:vAlign w:val="center"/>
           </w:tcPr>
           <w:p>
@@ -7225,12 +6795,6 @@
               <w:right w:val="single" w:sz="6" w:space="0" w:color="1F3864"/>
             </w:tcBorders>
             <w:shd w:val="clear" w:color="auto" w:fill="D9E2F3"/>
-            <w:tcMar>
-              <w:top w:w="50" w:type="dxa"/>
-              <w:left w:w="90" w:type="dxa"/>
-              <w:bottom w:w="50" w:type="dxa"/>
-              <w:right w:w="90" w:type="dxa"/>
-            </w:tcMar>
             <w:vAlign w:val="center"/>
           </w:tcPr>
           <w:p>
@@ -7457,12 +7021,6 @@
               <w:right w:val="single" w:sz="6" w:space="0" w:color="1F3864"/>
             </w:tcBorders>
             <w:shd w:val="clear" w:color="auto" w:fill="D9E2F3"/>
-            <w:tcMar>
-              <w:top w:w="50" w:type="dxa"/>
-              <w:left w:w="90" w:type="dxa"/>
-              <w:bottom w:w="50" w:type="dxa"/>
-              <w:right w:w="90" w:type="dxa"/>
-            </w:tcMar>
             <w:vAlign w:val="center"/>
           </w:tcPr>
           <w:p>
@@ -7677,12 +7235,6 @@
               <w:right w:val="single" w:sz="6" w:space="0" w:color="1F3864"/>
             </w:tcBorders>
             <w:shd w:val="clear" w:color="auto" w:fill="4472C4"/>
-            <w:tcMar>
-              <w:top w:w="50" w:type="dxa"/>
-              <w:left w:w="90" w:type="dxa"/>
-              <w:bottom w:w="50" w:type="dxa"/>
-              <w:right w:w="90" w:type="dxa"/>
-            </w:tcMar>
             <w:vAlign w:val="center"/>
           </w:tcPr>
           <w:p>
@@ -7726,12 +7278,6 @@
               <w:right w:val="single" w:sz="6" w:space="0" w:color="1F3864"/>
             </w:tcBorders>
             <w:shd w:val="clear" w:color="auto" w:fill="4472C4"/>
-            <w:tcMar>
-              <w:top w:w="50" w:type="dxa"/>
-              <w:left w:w="90" w:type="dxa"/>
-              <w:bottom w:w="50" w:type="dxa"/>
-              <w:right w:w="90" w:type="dxa"/>
-            </w:tcMar>
             <w:vAlign w:val="center"/>
           </w:tcPr>
           <w:p>
@@ -7772,12 +7318,6 @@
               <w:right w:val="single" w:sz="6" w:space="0" w:color="1F3864"/>
             </w:tcBorders>
             <w:shd w:val="clear" w:color="auto" w:fill="4472C4"/>
-            <w:tcMar>
-              <w:top w:w="50" w:type="dxa"/>
-              <w:left w:w="90" w:type="dxa"/>
-              <w:bottom w:w="50" w:type="dxa"/>
-              <w:right w:w="90" w:type="dxa"/>
-            </w:tcMar>
             <w:vAlign w:val="center"/>
           </w:tcPr>
           <w:p>
@@ -7818,12 +7358,6 @@
               <w:right w:val="single" w:sz="6" w:space="0" w:color="1F3864"/>
             </w:tcBorders>
             <w:shd w:val="clear" w:color="auto" w:fill="4472C4"/>
-            <w:tcMar>
-              <w:top w:w="50" w:type="dxa"/>
-              <w:left w:w="90" w:type="dxa"/>
-              <w:bottom w:w="50" w:type="dxa"/>
-              <w:right w:w="90" w:type="dxa"/>
-            </w:tcMar>
             <w:vAlign w:val="center"/>
           </w:tcPr>
           <w:p>
@@ -7866,12 +7400,6 @@
               <w:right w:val="single" w:sz="6" w:space="0" w:color="1F3864"/>
             </w:tcBorders>
             <w:shd w:val="clear" w:color="auto" w:fill="D9E2F3"/>
-            <w:tcMar>
-              <w:top w:w="50" w:type="dxa"/>
-              <w:left w:w="90" w:type="dxa"/>
-              <w:bottom w:w="50" w:type="dxa"/>
-              <w:right w:w="90" w:type="dxa"/>
-            </w:tcMar>
             <w:vAlign w:val="center"/>
           </w:tcPr>
           <w:p>
@@ -7930,12 +7458,6 @@
               <w:right w:val="single" w:sz="6" w:space="0" w:color="1F3864"/>
             </w:tcBorders>
             <w:shd w:val="clear" w:color="auto" w:fill="D9E2F3"/>
-            <w:tcMar>
-              <w:top w:w="50" w:type="dxa"/>
-              <w:left w:w="90" w:type="dxa"/>
-              <w:bottom w:w="50" w:type="dxa"/>
-              <w:right w:w="90" w:type="dxa"/>
-            </w:tcMar>
             <w:vAlign w:val="center"/>
           </w:tcPr>
           <w:p>
@@ -8315,12 +7837,6 @@
               <w:right w:val="single" w:sz="6" w:space="0" w:color="1F3864"/>
             </w:tcBorders>
             <w:shd w:val="clear" w:color="auto" w:fill="D9E2F3"/>
-            <w:tcMar>
-              <w:top w:w="50" w:type="dxa"/>
-              <w:left w:w="90" w:type="dxa"/>
-              <w:bottom w:w="50" w:type="dxa"/>
-              <w:right w:w="90" w:type="dxa"/>
-            </w:tcMar>
             <w:vAlign w:val="center"/>
           </w:tcPr>
           <w:p>
@@ -8394,6 +7910,57 @@
           </w:p>
         </w:tc>
       </w:tr>
+    </w:tbl>
+    <w:p>
+      <w:pPr>
+        <w:spacing w:before="0" w:after="0" w:line="240" w:lineRule="auto"/>
+        <w:rPr>
+          <w:sz w:val="18"/>
+          <w:szCs w:val="18"/>
+        </w:rPr>
+      </w:pPr>
+    </w:p>
+    <w:tbl>
+      <w:tblPr>
+        <w:tblW w:w="9405" w:type="dxa"/>
+        <w:jc w:val="center"/>
+        <w:tblBorders>
+          <w:top w:val="single" w:sz="6" w:space="0" w:color="1F3864"/>
+          <w:left w:val="single" w:sz="6" w:space="0" w:color="1F3864"/>
+          <w:bottom w:val="single" w:sz="6" w:space="0" w:color="1F3864"/>
+          <w:right w:val="single" w:sz="6" w:space="0" w:color="1F3864"/>
+          <w:insideH w:val="single" w:sz="6" w:space="0" w:color="1F3864"/>
+          <w:insideV w:val="single" w:sz="6" w:space="0" w:color="1F3864"/>
+        </w:tblBorders>
+        <w:tblLayout w:type="fixed"/>
+        <w:tblCellMar>
+          <w:top w:w="40" w:type="dxa"/>
+          <w:left w:w="90" w:type="dxa"/>
+          <w:bottom w:w="40" w:type="dxa"/>
+          <w:right w:w="90" w:type="dxa"/>
+        </w:tblCellMar>
+        <w:tblLook w:val="04A0" w:firstRow="1" w:lastRow="0" w:firstColumn="1" w:lastColumn="0" w:noHBand="0" w:noVBand="1"/>
+      </w:tblPr>
+      <w:tblGrid>
+        <w:gridCol w:w="1179"/>
+        <w:gridCol w:w="391"/>
+        <w:gridCol w:w="309"/>
+        <w:gridCol w:w="473"/>
+        <w:gridCol w:w="783"/>
+        <w:gridCol w:w="391"/>
+        <w:gridCol w:w="232"/>
+        <w:gridCol w:w="942"/>
+        <w:gridCol w:w="783"/>
+        <w:gridCol w:w="154"/>
+        <w:gridCol w:w="236"/>
+        <w:gridCol w:w="391"/>
+        <w:gridCol w:w="391"/>
+        <w:gridCol w:w="391"/>
+        <w:gridCol w:w="391"/>
+        <w:gridCol w:w="77"/>
+        <w:gridCol w:w="314"/>
+        <w:gridCol w:w="1566"/>
+      </w:tblGrid>
       <w:tr>
         <w:tc>
           <w:tcPr>
@@ -8406,12 +7973,6 @@
               <w:right w:val="single" w:sz="6" w:space="0" w:color="1F3864"/>
             </w:tcBorders>
             <w:shd w:val="clear" w:color="auto" w:fill="D9E2F3"/>
-            <w:tcMar>
-              <w:top w:w="50" w:type="dxa"/>
-              <w:left w:w="90" w:type="dxa"/>
-              <w:bottom w:w="50" w:type="dxa"/>
-              <w:right w:w="90" w:type="dxa"/>
-            </w:tcMar>
             <w:vAlign w:val="center"/>
           </w:tcPr>
           <w:p>
@@ -8447,12 +8008,6 @@
               <w:right w:val="single" w:sz="6" w:space="0" w:color="1F3864"/>
             </w:tcBorders>
             <w:shd w:val="clear" w:color="auto" w:fill="4472C4"/>
-            <w:tcMar>
-              <w:top w:w="50" w:type="dxa"/>
-              <w:left w:w="90" w:type="dxa"/>
-              <w:bottom w:w="50" w:type="dxa"/>
-              <w:right w:w="90" w:type="dxa"/>
-            </w:tcMar>
           </w:tcPr>
           <w:p>
             <w:pPr>
@@ -8681,12 +8236,6 @@
               <w:right w:val="single" w:sz="6" w:space="0" w:color="1F3864"/>
             </w:tcBorders>
             <w:shd w:val="clear" w:color="auto" w:fill="D9E2F3"/>
-            <w:tcMar>
-              <w:top w:w="50" w:type="dxa"/>
-              <w:left w:w="90" w:type="dxa"/>
-              <w:bottom w:w="50" w:type="dxa"/>
-              <w:right w:w="90" w:type="dxa"/>
-            </w:tcMar>
           </w:tcPr>
           <w:p>
             <w:pPr>
@@ -9368,6 +8917,57 @@
           </w:p>
         </w:tc>
       </w:tr>
+    </w:tbl>
+    <w:p>
+      <w:pPr>
+        <w:spacing w:before="0" w:after="0" w:line="240" w:lineRule="auto"/>
+        <w:rPr>
+          <w:sz w:val="18"/>
+          <w:szCs w:val="18"/>
+        </w:rPr>
+      </w:pPr>
+    </w:p>
+    <w:tbl>
+      <w:tblPr>
+        <w:tblW w:w="9405" w:type="dxa"/>
+        <w:jc w:val="center"/>
+        <w:tblBorders>
+          <w:top w:val="single" w:sz="6" w:space="0" w:color="1F3864"/>
+          <w:left w:val="single" w:sz="6" w:space="0" w:color="1F3864"/>
+          <w:bottom w:val="single" w:sz="6" w:space="0" w:color="1F3864"/>
+          <w:right w:val="single" w:sz="6" w:space="0" w:color="1F3864"/>
+          <w:insideH w:val="single" w:sz="6" w:space="0" w:color="1F3864"/>
+          <w:insideV w:val="single" w:sz="6" w:space="0" w:color="1F3864"/>
+        </w:tblBorders>
+        <w:tblLayout w:type="fixed"/>
+        <w:tblCellMar>
+          <w:top w:w="40" w:type="dxa"/>
+          <w:left w:w="90" w:type="dxa"/>
+          <w:bottom w:w="40" w:type="dxa"/>
+          <w:right w:w="90" w:type="dxa"/>
+        </w:tblCellMar>
+        <w:tblLook w:val="04A0" w:firstRow="1" w:lastRow="0" w:firstColumn="1" w:lastColumn="0" w:noHBand="0" w:noVBand="1"/>
+      </w:tblPr>
+      <w:tblGrid>
+        <w:gridCol w:w="1179"/>
+        <w:gridCol w:w="391"/>
+        <w:gridCol w:w="309"/>
+        <w:gridCol w:w="473"/>
+        <w:gridCol w:w="783"/>
+        <w:gridCol w:w="391"/>
+        <w:gridCol w:w="232"/>
+        <w:gridCol w:w="942"/>
+        <w:gridCol w:w="783"/>
+        <w:gridCol w:w="154"/>
+        <w:gridCol w:w="236"/>
+        <w:gridCol w:w="391"/>
+        <w:gridCol w:w="391"/>
+        <w:gridCol w:w="391"/>
+        <w:gridCol w:w="391"/>
+        <w:gridCol w:w="77"/>
+        <w:gridCol w:w="314"/>
+        <w:gridCol w:w="1566"/>
+      </w:tblGrid>
       <w:tr>
         <w:tc>
           <w:tcPr>
@@ -9380,12 +8980,6 @@
               <w:right w:val="single" w:sz="6" w:space="0" w:color="1F3864"/>
             </w:tcBorders>
             <w:shd w:val="clear" w:color="auto" w:fill="4472C4"/>
-            <w:tcMar>
-              <w:top w:w="50" w:type="dxa"/>
-              <w:left w:w="90" w:type="dxa"/>
-              <w:bottom w:w="50" w:type="dxa"/>
-              <w:right w:w="90" w:type="dxa"/>
-            </w:tcMar>
             <w:vAlign w:val="center"/>
           </w:tcPr>
           <w:p>
@@ -9439,12 +9033,6 @@
               <w:right w:val="single" w:sz="6" w:space="0" w:color="1F3864"/>
             </w:tcBorders>
             <w:shd w:val="clear" w:color="auto" w:fill="D9E2F3"/>
-            <w:tcMar>
-              <w:top w:w="50" w:type="dxa"/>
-              <w:left w:w="90" w:type="dxa"/>
-              <w:bottom w:w="50" w:type="dxa"/>
-              <w:right w:w="90" w:type="dxa"/>
-            </w:tcMar>
             <w:vAlign w:val="center"/>
           </w:tcPr>
           <w:p>
@@ -9584,12 +9172,6 @@
               <w:right w:val="single" w:sz="6" w:space="0" w:color="1F3864"/>
             </w:tcBorders>
             <w:shd w:val="clear" w:color="auto" w:fill="4472C4"/>
-            <w:tcMar>
-              <w:top w:w="50" w:type="dxa"/>
-              <w:left w:w="90" w:type="dxa"/>
-              <w:bottom w:w="50" w:type="dxa"/>
-              <w:right w:w="90" w:type="dxa"/>
-            </w:tcMar>
             <w:vAlign w:val="center"/>
           </w:tcPr>
           <w:p>
@@ -9630,12 +9212,6 @@
               <w:right w:val="single" w:sz="6" w:space="0" w:color="1F3864"/>
             </w:tcBorders>
             <w:shd w:val="clear" w:color="auto" w:fill="D9E2F3"/>
-            <w:tcMar>
-              <w:top w:w="50" w:type="dxa"/>
-              <w:left w:w="90" w:type="dxa"/>
-              <w:bottom w:w="50" w:type="dxa"/>
-              <w:right w:w="90" w:type="dxa"/>
-            </w:tcMar>
             <w:vAlign w:val="center"/>
           </w:tcPr>
           <w:p>
@@ -9813,12 +9389,6 @@
               <w:right w:val="single" w:sz="6" w:space="0" w:color="1F3864"/>
             </w:tcBorders>
             <w:shd w:val="clear" w:color="auto" w:fill="4472C4"/>
-            <w:tcMar>
-              <w:top w:w="50" w:type="dxa"/>
-              <w:left w:w="90" w:type="dxa"/>
-              <w:bottom w:w="50" w:type="dxa"/>
-              <w:right w:w="90" w:type="dxa"/>
-            </w:tcMar>
             <w:vAlign w:val="center"/>
           </w:tcPr>
           <w:p>
@@ -9858,12 +9428,6 @@
               <w:right w:val="single" w:sz="6" w:space="0" w:color="1F3864"/>
             </w:tcBorders>
             <w:shd w:val="clear" w:color="auto" w:fill="D9E2F3"/>
-            <w:tcMar>
-              <w:top w:w="50" w:type="dxa"/>
-              <w:left w:w="90" w:type="dxa"/>
-              <w:bottom w:w="50" w:type="dxa"/>
-              <w:right w:w="90" w:type="dxa"/>
-            </w:tcMar>
             <w:vAlign w:val="center"/>
           </w:tcPr>
           <w:p>
@@ -9949,12 +9513,6 @@
               <w:right w:val="single" w:sz="6" w:space="0" w:color="1F3864"/>
             </w:tcBorders>
             <w:shd w:val="clear" w:color="auto" w:fill="4472C4"/>
-            <w:tcMar>
-              <w:top w:w="50" w:type="dxa"/>
-              <w:left w:w="90" w:type="dxa"/>
-              <w:bottom w:w="50" w:type="dxa"/>
-              <w:right w:w="90" w:type="dxa"/>
-            </w:tcMar>
             <w:vAlign w:val="center"/>
           </w:tcPr>
           <w:p>
@@ -9994,12 +9552,6 @@
               <w:right w:val="single" w:sz="6" w:space="0" w:color="1F3864"/>
             </w:tcBorders>
             <w:shd w:val="clear" w:color="auto" w:fill="D9E2F3"/>
-            <w:tcMar>
-              <w:top w:w="50" w:type="dxa"/>
-              <w:left w:w="90" w:type="dxa"/>
-              <w:bottom w:w="50" w:type="dxa"/>
-              <w:right w:w="90" w:type="dxa"/>
-            </w:tcMar>
             <w:vAlign w:val="center"/>
           </w:tcPr>
           <w:p>
@@ -10113,12 +9665,6 @@
               <w:right w:val="single" w:sz="6" w:space="0" w:color="1F3864"/>
             </w:tcBorders>
             <w:shd w:val="clear" w:color="auto" w:fill="4472C4"/>
-            <w:tcMar>
-              <w:top w:w="50" w:type="dxa"/>
-              <w:left w:w="90" w:type="dxa"/>
-              <w:bottom w:w="50" w:type="dxa"/>
-              <w:right w:w="90" w:type="dxa"/>
-            </w:tcMar>
             <w:vAlign w:val="center"/>
           </w:tcPr>
           <w:p>
@@ -10158,12 +9704,6 @@
               <w:right w:val="single" w:sz="6" w:space="0" w:color="1F3864"/>
             </w:tcBorders>
             <w:shd w:val="clear" w:color="auto" w:fill="D9E2F3"/>
-            <w:tcMar>
-              <w:top w:w="50" w:type="dxa"/>
-              <w:left w:w="90" w:type="dxa"/>
-              <w:bottom w:w="50" w:type="dxa"/>
-              <w:right w:w="90" w:type="dxa"/>
-            </w:tcMar>
             <w:vAlign w:val="center"/>
           </w:tcPr>
           <w:p>
@@ -10209,12 +9749,6 @@
               <w:right w:val="single" w:sz="6" w:space="0" w:color="1F3864"/>
             </w:tcBorders>
             <w:shd w:val="clear" w:color="auto" w:fill="4472C4"/>
-            <w:tcMar>
-              <w:top w:w="50" w:type="dxa"/>
-              <w:left w:w="90" w:type="dxa"/>
-              <w:bottom w:w="50" w:type="dxa"/>
-              <w:right w:w="90" w:type="dxa"/>
-            </w:tcMar>
             <w:vAlign w:val="center"/>
           </w:tcPr>
           <w:p>
@@ -10284,12 +9818,6 @@
               <w:right w:val="single" w:sz="6" w:space="0" w:color="1F3864"/>
             </w:tcBorders>
             <w:shd w:val="clear" w:color="auto" w:fill="4472C4"/>
-            <w:tcMar>
-              <w:top w:w="50" w:type="dxa"/>
-              <w:left w:w="90" w:type="dxa"/>
-              <w:bottom w:w="50" w:type="dxa"/>
-              <w:right w:w="90" w:type="dxa"/>
-            </w:tcMar>
             <w:vAlign w:val="center"/>
           </w:tcPr>
           <w:p>
@@ -10329,12 +9857,6 @@
               <w:right w:val="single" w:sz="6" w:space="0" w:color="1F3864"/>
             </w:tcBorders>
             <w:shd w:val="clear" w:color="auto" w:fill="4472C4"/>
-            <w:tcMar>
-              <w:top w:w="50" w:type="dxa"/>
-              <w:left w:w="90" w:type="dxa"/>
-              <w:bottom w:w="50" w:type="dxa"/>
-              <w:right w:w="90" w:type="dxa"/>
-            </w:tcMar>
             <w:vAlign w:val="center"/>
           </w:tcPr>
           <w:p>
@@ -10374,12 +9896,6 @@
               <w:right w:val="single" w:sz="6" w:space="0" w:color="1F3864"/>
             </w:tcBorders>
             <w:shd w:val="clear" w:color="auto" w:fill="4472C4"/>
-            <w:tcMar>
-              <w:top w:w="50" w:type="dxa"/>
-              <w:left w:w="90" w:type="dxa"/>
-              <w:bottom w:w="50" w:type="dxa"/>
-              <w:right w:w="90" w:type="dxa"/>
-            </w:tcMar>
             <w:vAlign w:val="center"/>
           </w:tcPr>
           <w:p>
@@ -10419,12 +9935,6 @@
               <w:right w:val="single" w:sz="6" w:space="0" w:color="1F3864"/>
             </w:tcBorders>
             <w:shd w:val="clear" w:color="auto" w:fill="4472C4"/>
-            <w:tcMar>
-              <w:top w:w="50" w:type="dxa"/>
-              <w:left w:w="90" w:type="dxa"/>
-              <w:bottom w:w="50" w:type="dxa"/>
-              <w:right w:w="90" w:type="dxa"/>
-            </w:tcMar>
             <w:vAlign w:val="center"/>
           </w:tcPr>
           <w:p>
@@ -10494,12 +10004,6 @@
               <w:right w:val="single" w:sz="6" w:space="0" w:color="1F3864"/>
             </w:tcBorders>
             <w:shd w:val="clear" w:color="auto" w:fill="D9E2F3"/>
-            <w:tcMar>
-              <w:top w:w="50" w:type="dxa"/>
-              <w:left w:w="90" w:type="dxa"/>
-              <w:bottom w:w="50" w:type="dxa"/>
-              <w:right w:w="90" w:type="dxa"/>
-            </w:tcMar>
             <w:vAlign w:val="center"/>
           </w:tcPr>
           <w:p>
@@ -10532,12 +10036,6 @@
               <w:right w:val="single" w:sz="6" w:space="0" w:color="1F3864"/>
             </w:tcBorders>
             <w:shd w:val="clear" w:color="auto" w:fill="D9E2F3"/>
-            <w:tcMar>
-              <w:top w:w="50" w:type="dxa"/>
-              <w:left w:w="90" w:type="dxa"/>
-              <w:bottom w:w="50" w:type="dxa"/>
-              <w:right w:w="90" w:type="dxa"/>
-            </w:tcMar>
             <w:vAlign w:val="center"/>
           </w:tcPr>
           <w:p>
@@ -10570,12 +10068,6 @@
               <w:right w:val="single" w:sz="6" w:space="0" w:color="1F3864"/>
             </w:tcBorders>
             <w:shd w:val="clear" w:color="auto" w:fill="D9E2F3"/>
-            <w:tcMar>
-              <w:top w:w="50" w:type="dxa"/>
-              <w:left w:w="90" w:type="dxa"/>
-              <w:bottom w:w="50" w:type="dxa"/>
-              <w:right w:w="90" w:type="dxa"/>
-            </w:tcMar>
             <w:vAlign w:val="center"/>
           </w:tcPr>
           <w:p>
@@ -10608,12 +10100,6 @@
               <w:right w:val="single" w:sz="6" w:space="0" w:color="1F3864"/>
             </w:tcBorders>
             <w:shd w:val="clear" w:color="auto" w:fill="D9E2F3"/>
-            <w:tcMar>
-              <w:top w:w="50" w:type="dxa"/>
-              <w:left w:w="90" w:type="dxa"/>
-              <w:bottom w:w="50" w:type="dxa"/>
-              <w:right w:w="90" w:type="dxa"/>
-            </w:tcMar>
             <w:vAlign w:val="center"/>
           </w:tcPr>
           <w:p>
@@ -10676,12 +10162,6 @@
               <w:right w:val="single" w:sz="6" w:space="0" w:color="1F3864"/>
             </w:tcBorders>
             <w:shd w:val="clear" w:color="auto" w:fill="D9E2F3"/>
-            <w:tcMar>
-              <w:top w:w="50" w:type="dxa"/>
-              <w:left w:w="90" w:type="dxa"/>
-              <w:bottom w:w="50" w:type="dxa"/>
-              <w:right w:w="90" w:type="dxa"/>
-            </w:tcMar>
             <w:vAlign w:val="center"/>
           </w:tcPr>
           <w:p>
@@ -10714,12 +10194,6 @@
               <w:right w:val="single" w:sz="6" w:space="0" w:color="1F3864"/>
             </w:tcBorders>
             <w:shd w:val="clear" w:color="auto" w:fill="D9E2F3"/>
-            <w:tcMar>
-              <w:top w:w="50" w:type="dxa"/>
-              <w:left w:w="90" w:type="dxa"/>
-              <w:bottom w:w="50" w:type="dxa"/>
-              <w:right w:w="90" w:type="dxa"/>
-            </w:tcMar>
             <w:vAlign w:val="center"/>
           </w:tcPr>
           <w:p>
@@ -10752,12 +10226,6 @@
               <w:right w:val="single" w:sz="6" w:space="0" w:color="1F3864"/>
             </w:tcBorders>
             <w:shd w:val="clear" w:color="auto" w:fill="D9E2F3"/>
-            <w:tcMar>
-              <w:top w:w="50" w:type="dxa"/>
-              <w:left w:w="90" w:type="dxa"/>
-              <w:bottom w:w="50" w:type="dxa"/>
-              <w:right w:w="90" w:type="dxa"/>
-            </w:tcMar>
             <w:vAlign w:val="center"/>
           </w:tcPr>
           <w:p>
@@ -10790,12 +10258,6 @@
               <w:right w:val="single" w:sz="6" w:space="0" w:color="1F3864"/>
             </w:tcBorders>
             <w:shd w:val="clear" w:color="auto" w:fill="D9E2F3"/>
-            <w:tcMar>
-              <w:top w:w="50" w:type="dxa"/>
-              <w:left w:w="90" w:type="dxa"/>
-              <w:bottom w:w="50" w:type="dxa"/>
-              <w:right w:w="90" w:type="dxa"/>
-            </w:tcMar>
             <w:vAlign w:val="center"/>
           </w:tcPr>
           <w:p>
@@ -10858,12 +10320,6 @@
               <w:right w:val="single" w:sz="6" w:space="0" w:color="1F3864"/>
             </w:tcBorders>
             <w:shd w:val="clear" w:color="auto" w:fill="D9E2F3"/>
-            <w:tcMar>
-              <w:top w:w="50" w:type="dxa"/>
-              <w:left w:w="90" w:type="dxa"/>
-              <w:bottom w:w="50" w:type="dxa"/>
-              <w:right w:w="90" w:type="dxa"/>
-            </w:tcMar>
             <w:vAlign w:val="center"/>
           </w:tcPr>
           <w:p>
@@ -10896,12 +10352,6 @@
               <w:right w:val="single" w:sz="6" w:space="0" w:color="1F3864"/>
             </w:tcBorders>
             <w:shd w:val="clear" w:color="auto" w:fill="D9E2F3"/>
-            <w:tcMar>
-              <w:top w:w="50" w:type="dxa"/>
-              <w:left w:w="90" w:type="dxa"/>
-              <w:bottom w:w="50" w:type="dxa"/>
-              <w:right w:w="90" w:type="dxa"/>
-            </w:tcMar>
             <w:vAlign w:val="center"/>
           </w:tcPr>
           <w:p>
@@ -10934,12 +10384,6 @@
               <w:right w:val="single" w:sz="6" w:space="0" w:color="1F3864"/>
             </w:tcBorders>
             <w:shd w:val="clear" w:color="auto" w:fill="D9E2F3"/>
-            <w:tcMar>
-              <w:top w:w="50" w:type="dxa"/>
-              <w:left w:w="90" w:type="dxa"/>
-              <w:bottom w:w="50" w:type="dxa"/>
-              <w:right w:w="90" w:type="dxa"/>
-            </w:tcMar>
             <w:vAlign w:val="center"/>
           </w:tcPr>
           <w:p>
@@ -10972,12 +10416,6 @@
               <w:right w:val="single" w:sz="6" w:space="0" w:color="1F3864"/>
             </w:tcBorders>
             <w:shd w:val="clear" w:color="auto" w:fill="D9E2F3"/>
-            <w:tcMar>
-              <w:top w:w="50" w:type="dxa"/>
-              <w:left w:w="90" w:type="dxa"/>
-              <w:bottom w:w="50" w:type="dxa"/>
-              <w:right w:w="90" w:type="dxa"/>
-            </w:tcMar>
             <w:vAlign w:val="center"/>
           </w:tcPr>
           <w:p>
@@ -11040,12 +10478,6 @@
               <w:right w:val="single" w:sz="6" w:space="0" w:color="1F3864"/>
             </w:tcBorders>
             <w:shd w:val="clear" w:color="auto" w:fill="D9E2F3"/>
-            <w:tcMar>
-              <w:top w:w="50" w:type="dxa"/>
-              <w:left w:w="90" w:type="dxa"/>
-              <w:bottom w:w="50" w:type="dxa"/>
-              <w:right w:w="90" w:type="dxa"/>
-            </w:tcMar>
             <w:vAlign w:val="center"/>
           </w:tcPr>
           <w:p>
@@ -11089,12 +10521,6 @@
               <w:right w:val="single" w:sz="6" w:space="0" w:color="1F3864"/>
             </w:tcBorders>
             <w:shd w:val="clear" w:color="auto" w:fill="4472C4"/>
-            <w:tcMar>
-              <w:top w:w="50" w:type="dxa"/>
-              <w:left w:w="90" w:type="dxa"/>
-              <w:bottom w:w="50" w:type="dxa"/>
-              <w:right w:w="90" w:type="dxa"/>
-            </w:tcMar>
             <w:vAlign w:val="center"/>
           </w:tcPr>
           <w:p>
@@ -11164,12 +10590,6 @@
               <w:right w:val="single" w:sz="6" w:space="0" w:color="1F3864"/>
             </w:tcBorders>
             <w:shd w:val="clear" w:color="auto" w:fill="4472C4"/>
-            <w:tcMar>
-              <w:top w:w="50" w:type="dxa"/>
-              <w:left w:w="90" w:type="dxa"/>
-              <w:bottom w:w="50" w:type="dxa"/>
-              <w:right w:w="90" w:type="dxa"/>
-            </w:tcMar>
             <w:vAlign w:val="center"/>
           </w:tcPr>
           <w:p>
@@ -11209,12 +10629,6 @@
               <w:right w:val="single" w:sz="6" w:space="0" w:color="1F3864"/>
             </w:tcBorders>
             <w:shd w:val="clear" w:color="auto" w:fill="4472C4"/>
-            <w:tcMar>
-              <w:top w:w="50" w:type="dxa"/>
-              <w:left w:w="90" w:type="dxa"/>
-              <w:bottom w:w="50" w:type="dxa"/>
-              <w:right w:w="90" w:type="dxa"/>
-            </w:tcMar>
             <w:vAlign w:val="center"/>
           </w:tcPr>
           <w:p>
@@ -11254,12 +10668,6 @@
               <w:right w:val="single" w:sz="6" w:space="0" w:color="1F3864"/>
             </w:tcBorders>
             <w:shd w:val="clear" w:color="auto" w:fill="4472C4"/>
-            <w:tcMar>
-              <w:top w:w="50" w:type="dxa"/>
-              <w:left w:w="90" w:type="dxa"/>
-              <w:bottom w:w="50" w:type="dxa"/>
-              <w:right w:w="90" w:type="dxa"/>
-            </w:tcMar>
             <w:vAlign w:val="center"/>
           </w:tcPr>
           <w:p>
@@ -11299,12 +10707,6 @@
               <w:right w:val="single" w:sz="6" w:space="0" w:color="1F3864"/>
             </w:tcBorders>
             <w:shd w:val="clear" w:color="auto" w:fill="4472C4"/>
-            <w:tcMar>
-              <w:top w:w="50" w:type="dxa"/>
-              <w:left w:w="90" w:type="dxa"/>
-              <w:bottom w:w="50" w:type="dxa"/>
-              <w:right w:w="90" w:type="dxa"/>
-            </w:tcMar>
             <w:vAlign w:val="center"/>
           </w:tcPr>
           <w:p>
@@ -11374,12 +10776,6 @@
               <w:right w:val="single" w:sz="6" w:space="0" w:color="1F3864"/>
             </w:tcBorders>
             <w:shd w:val="clear" w:color="auto" w:fill="D9E2F3"/>
-            <w:tcMar>
-              <w:top w:w="50" w:type="dxa"/>
-              <w:left w:w="90" w:type="dxa"/>
-              <w:bottom w:w="50" w:type="dxa"/>
-              <w:right w:w="90" w:type="dxa"/>
-            </w:tcMar>
             <w:vAlign w:val="center"/>
           </w:tcPr>
           <w:p>
@@ -11412,12 +10808,6 @@
               <w:right w:val="single" w:sz="6" w:space="0" w:color="1F3864"/>
             </w:tcBorders>
             <w:shd w:val="clear" w:color="auto" w:fill="D9E2F3"/>
-            <w:tcMar>
-              <w:top w:w="50" w:type="dxa"/>
-              <w:left w:w="90" w:type="dxa"/>
-              <w:bottom w:w="50" w:type="dxa"/>
-              <w:right w:w="90" w:type="dxa"/>
-            </w:tcMar>
             <w:vAlign w:val="center"/>
           </w:tcPr>
           <w:p>
@@ -11450,12 +10840,6 @@
               <w:right w:val="single" w:sz="6" w:space="0" w:color="1F3864"/>
             </w:tcBorders>
             <w:shd w:val="clear" w:color="auto" w:fill="D9E2F3"/>
-            <w:tcMar>
-              <w:top w:w="50" w:type="dxa"/>
-              <w:left w:w="90" w:type="dxa"/>
-              <w:bottom w:w="50" w:type="dxa"/>
-              <w:right w:w="90" w:type="dxa"/>
-            </w:tcMar>
             <w:vAlign w:val="center"/>
           </w:tcPr>
           <w:p>
@@ -11488,12 +10872,6 @@
               <w:right w:val="single" w:sz="6" w:space="0" w:color="1F3864"/>
             </w:tcBorders>
             <w:shd w:val="clear" w:color="auto" w:fill="D9E2F3"/>
-            <w:tcMar>
-              <w:top w:w="50" w:type="dxa"/>
-              <w:left w:w="90" w:type="dxa"/>
-              <w:bottom w:w="50" w:type="dxa"/>
-              <w:right w:w="90" w:type="dxa"/>
-            </w:tcMar>
             <w:vAlign w:val="center"/>
           </w:tcPr>
           <w:p>
@@ -11556,12 +10934,6 @@
               <w:right w:val="single" w:sz="6" w:space="0" w:color="1F3864"/>
             </w:tcBorders>
             <w:shd w:val="clear" w:color="auto" w:fill="D9E2F3"/>
-            <w:tcMar>
-              <w:top w:w="50" w:type="dxa"/>
-              <w:left w:w="90" w:type="dxa"/>
-              <w:bottom w:w="50" w:type="dxa"/>
-              <w:right w:w="90" w:type="dxa"/>
-            </w:tcMar>
             <w:vAlign w:val="center"/>
           </w:tcPr>
           <w:p>
@@ -11594,12 +10966,6 @@
               <w:right w:val="single" w:sz="6" w:space="0" w:color="1F3864"/>
             </w:tcBorders>
             <w:shd w:val="clear" w:color="auto" w:fill="D9E2F3"/>
-            <w:tcMar>
-              <w:top w:w="50" w:type="dxa"/>
-              <w:left w:w="90" w:type="dxa"/>
-              <w:bottom w:w="50" w:type="dxa"/>
-              <w:right w:w="90" w:type="dxa"/>
-            </w:tcMar>
             <w:vAlign w:val="center"/>
           </w:tcPr>
           <w:p>
@@ -11632,12 +10998,6 @@
               <w:right w:val="single" w:sz="6" w:space="0" w:color="1F3864"/>
             </w:tcBorders>
             <w:shd w:val="clear" w:color="auto" w:fill="D9E2F3"/>
-            <w:tcMar>
-              <w:top w:w="50" w:type="dxa"/>
-              <w:left w:w="90" w:type="dxa"/>
-              <w:bottom w:w="50" w:type="dxa"/>
-              <w:right w:w="90" w:type="dxa"/>
-            </w:tcMar>
             <w:vAlign w:val="center"/>
           </w:tcPr>
           <w:p>
@@ -11670,12 +11030,6 @@
               <w:right w:val="single" w:sz="6" w:space="0" w:color="1F3864"/>
             </w:tcBorders>
             <w:shd w:val="clear" w:color="auto" w:fill="D9E2F3"/>
-            <w:tcMar>
-              <w:top w:w="50" w:type="dxa"/>
-              <w:left w:w="90" w:type="dxa"/>
-              <w:bottom w:w="50" w:type="dxa"/>
-              <w:right w:w="90" w:type="dxa"/>
-            </w:tcMar>
             <w:vAlign w:val="center"/>
           </w:tcPr>
           <w:p>
@@ -11738,12 +11092,6 @@
               <w:right w:val="single" w:sz="6" w:space="0" w:color="1F3864"/>
             </w:tcBorders>
             <w:shd w:val="clear" w:color="auto" w:fill="D9E2F3"/>
-            <w:tcMar>
-              <w:top w:w="50" w:type="dxa"/>
-              <w:left w:w="90" w:type="dxa"/>
-              <w:bottom w:w="50" w:type="dxa"/>
-              <w:right w:w="90" w:type="dxa"/>
-            </w:tcMar>
             <w:vAlign w:val="center"/>
           </w:tcPr>
           <w:p>
@@ -11776,12 +11124,6 @@
               <w:right w:val="single" w:sz="6" w:space="0" w:color="1F3864"/>
             </w:tcBorders>
             <w:shd w:val="clear" w:color="auto" w:fill="D9E2F3"/>
-            <w:tcMar>
-              <w:top w:w="50" w:type="dxa"/>
-              <w:left w:w="90" w:type="dxa"/>
-              <w:bottom w:w="50" w:type="dxa"/>
-              <w:right w:w="90" w:type="dxa"/>
-            </w:tcMar>
             <w:vAlign w:val="center"/>
           </w:tcPr>
           <w:p>
@@ -11814,12 +11156,6 @@
               <w:right w:val="single" w:sz="6" w:space="0" w:color="1F3864"/>
             </w:tcBorders>
             <w:shd w:val="clear" w:color="auto" w:fill="D9E2F3"/>
-            <w:tcMar>
-              <w:top w:w="50" w:type="dxa"/>
-              <w:left w:w="90" w:type="dxa"/>
-              <w:bottom w:w="50" w:type="dxa"/>
-              <w:right w:w="90" w:type="dxa"/>
-            </w:tcMar>
             <w:vAlign w:val="center"/>
           </w:tcPr>
           <w:p>
@@ -11852,12 +11188,6 @@
               <w:right w:val="single" w:sz="6" w:space="0" w:color="1F3864"/>
             </w:tcBorders>
             <w:shd w:val="clear" w:color="auto" w:fill="D9E2F3"/>
-            <w:tcMar>
-              <w:top w:w="50" w:type="dxa"/>
-              <w:left w:w="90" w:type="dxa"/>
-              <w:bottom w:w="50" w:type="dxa"/>
-              <w:right w:w="90" w:type="dxa"/>
-            </w:tcMar>
             <w:vAlign w:val="center"/>
           </w:tcPr>
           <w:p>
@@ -11920,12 +11250,6 @@
               <w:right w:val="single" w:sz="6" w:space="0" w:color="1F3864"/>
             </w:tcBorders>
             <w:shd w:val="clear" w:color="auto" w:fill="D9E2F3"/>
-            <w:tcMar>
-              <w:top w:w="50" w:type="dxa"/>
-              <w:left w:w="90" w:type="dxa"/>
-              <w:bottom w:w="50" w:type="dxa"/>
-              <w:right w:w="90" w:type="dxa"/>
-            </w:tcMar>
             <w:vAlign w:val="center"/>
           </w:tcPr>
           <w:p>
@@ -11969,12 +11293,6 @@
               <w:right w:val="single" w:sz="6" w:space="0" w:color="1F3864"/>
             </w:tcBorders>
             <w:shd w:val="clear" w:color="auto" w:fill="4472C4"/>
-            <w:tcMar>
-              <w:top w:w="50" w:type="dxa"/>
-              <w:left w:w="90" w:type="dxa"/>
-              <w:bottom w:w="50" w:type="dxa"/>
-              <w:right w:w="90" w:type="dxa"/>
-            </w:tcMar>
             <w:vAlign w:val="center"/>
           </w:tcPr>
           <w:p>
@@ -12044,12 +11362,6 @@
               <w:right w:val="single" w:sz="6" w:space="0" w:color="1F3864"/>
             </w:tcBorders>
             <w:shd w:val="clear" w:color="auto" w:fill="4472C4"/>
-            <w:tcMar>
-              <w:top w:w="50" w:type="dxa"/>
-              <w:left w:w="90" w:type="dxa"/>
-              <w:bottom w:w="50" w:type="dxa"/>
-              <w:right w:w="90" w:type="dxa"/>
-            </w:tcMar>
             <w:vAlign w:val="center"/>
           </w:tcPr>
           <w:p>
@@ -12089,12 +11401,6 @@
               <w:right w:val="single" w:sz="6" w:space="0" w:color="1F3864"/>
             </w:tcBorders>
             <w:shd w:val="clear" w:color="auto" w:fill="4472C4"/>
-            <w:tcMar>
-              <w:top w:w="50" w:type="dxa"/>
-              <w:left w:w="90" w:type="dxa"/>
-              <w:bottom w:w="50" w:type="dxa"/>
-              <w:right w:w="90" w:type="dxa"/>
-            </w:tcMar>
             <w:vAlign w:val="center"/>
           </w:tcPr>
           <w:p>
@@ -12134,12 +11440,6 @@
               <w:right w:val="single" w:sz="6" w:space="0" w:color="1F3864"/>
             </w:tcBorders>
             <w:shd w:val="clear" w:color="auto" w:fill="4472C4"/>
-            <w:tcMar>
-              <w:top w:w="50" w:type="dxa"/>
-              <w:left w:w="90" w:type="dxa"/>
-              <w:bottom w:w="50" w:type="dxa"/>
-              <w:right w:w="90" w:type="dxa"/>
-            </w:tcMar>
             <w:vAlign w:val="center"/>
           </w:tcPr>
           <w:p>
@@ -12179,12 +11479,6 @@
               <w:right w:val="single" w:sz="6" w:space="0" w:color="1F3864"/>
             </w:tcBorders>
             <w:shd w:val="clear" w:color="auto" w:fill="4472C4"/>
-            <w:tcMar>
-              <w:top w:w="50" w:type="dxa"/>
-              <w:left w:w="90" w:type="dxa"/>
-              <w:bottom w:w="50" w:type="dxa"/>
-              <w:right w:w="90" w:type="dxa"/>
-            </w:tcMar>
             <w:vAlign w:val="center"/>
           </w:tcPr>
           <w:p>
@@ -12254,12 +11548,6 @@
               <w:right w:val="single" w:sz="6" w:space="0" w:color="1F3864"/>
             </w:tcBorders>
             <w:shd w:val="clear" w:color="auto" w:fill="D9E2F3"/>
-            <w:tcMar>
-              <w:top w:w="50" w:type="dxa"/>
-              <w:left w:w="90" w:type="dxa"/>
-              <w:bottom w:w="50" w:type="dxa"/>
-              <w:right w:w="90" w:type="dxa"/>
-            </w:tcMar>
             <w:vAlign w:val="center"/>
           </w:tcPr>
           <w:p>
@@ -12292,12 +11580,6 @@
               <w:right w:val="single" w:sz="6" w:space="0" w:color="1F3864"/>
             </w:tcBorders>
             <w:shd w:val="clear" w:color="auto" w:fill="D9E2F3"/>
-            <w:tcMar>
-              <w:top w:w="50" w:type="dxa"/>
-              <w:left w:w="90" w:type="dxa"/>
-              <w:bottom w:w="50" w:type="dxa"/>
-              <w:right w:w="90" w:type="dxa"/>
-            </w:tcMar>
             <w:vAlign w:val="center"/>
           </w:tcPr>
           <w:p>
@@ -12330,12 +11612,6 @@
               <w:right w:val="single" w:sz="6" w:space="0" w:color="1F3864"/>
             </w:tcBorders>
             <w:shd w:val="clear" w:color="auto" w:fill="D9E2F3"/>
-            <w:tcMar>
-              <w:top w:w="50" w:type="dxa"/>
-              <w:left w:w="90" w:type="dxa"/>
-              <w:bottom w:w="50" w:type="dxa"/>
-              <w:right w:w="90" w:type="dxa"/>
-            </w:tcMar>
             <w:vAlign w:val="center"/>
           </w:tcPr>
           <w:p>
@@ -12368,12 +11644,6 @@
               <w:right w:val="single" w:sz="6" w:space="0" w:color="1F3864"/>
             </w:tcBorders>
             <w:shd w:val="clear" w:color="auto" w:fill="D9E2F3"/>
-            <w:tcMar>
-              <w:top w:w="50" w:type="dxa"/>
-              <w:left w:w="90" w:type="dxa"/>
-              <w:bottom w:w="50" w:type="dxa"/>
-              <w:right w:w="90" w:type="dxa"/>
-            </w:tcMar>
             <w:vAlign w:val="center"/>
           </w:tcPr>
           <w:p>
@@ -12436,12 +11706,6 @@
               <w:right w:val="single" w:sz="6" w:space="0" w:color="1F3864"/>
             </w:tcBorders>
             <w:shd w:val="clear" w:color="auto" w:fill="D9E2F3"/>
-            <w:tcMar>
-              <w:top w:w="50" w:type="dxa"/>
-              <w:left w:w="90" w:type="dxa"/>
-              <w:bottom w:w="50" w:type="dxa"/>
-              <w:right w:w="90" w:type="dxa"/>
-            </w:tcMar>
             <w:vAlign w:val="center"/>
           </w:tcPr>
           <w:p>
@@ -12474,12 +11738,6 @@
               <w:right w:val="single" w:sz="6" w:space="0" w:color="1F3864"/>
             </w:tcBorders>
             <w:shd w:val="clear" w:color="auto" w:fill="D9E2F3"/>
-            <w:tcMar>
-              <w:top w:w="50" w:type="dxa"/>
-              <w:left w:w="90" w:type="dxa"/>
-              <w:bottom w:w="50" w:type="dxa"/>
-              <w:right w:w="90" w:type="dxa"/>
-            </w:tcMar>
             <w:vAlign w:val="center"/>
           </w:tcPr>
           <w:p>
@@ -12512,12 +11770,6 @@
               <w:right w:val="single" w:sz="6" w:space="0" w:color="1F3864"/>
             </w:tcBorders>
             <w:shd w:val="clear" w:color="auto" w:fill="D9E2F3"/>
-            <w:tcMar>
-              <w:top w:w="50" w:type="dxa"/>
-              <w:left w:w="90" w:type="dxa"/>
-              <w:bottom w:w="50" w:type="dxa"/>
-              <w:right w:w="90" w:type="dxa"/>
-            </w:tcMar>
             <w:vAlign w:val="center"/>
           </w:tcPr>
           <w:p>
@@ -12550,12 +11802,6 @@
               <w:right w:val="single" w:sz="6" w:space="0" w:color="1F3864"/>
             </w:tcBorders>
             <w:shd w:val="clear" w:color="auto" w:fill="D9E2F3"/>
-            <w:tcMar>
-              <w:top w:w="50" w:type="dxa"/>
-              <w:left w:w="90" w:type="dxa"/>
-              <w:bottom w:w="50" w:type="dxa"/>
-              <w:right w:w="90" w:type="dxa"/>
-            </w:tcMar>
             <w:vAlign w:val="center"/>
           </w:tcPr>
           <w:p>
@@ -12618,12 +11864,6 @@
               <w:right w:val="single" w:sz="6" w:space="0" w:color="1F3864"/>
             </w:tcBorders>
             <w:shd w:val="clear" w:color="auto" w:fill="D9E2F3"/>
-            <w:tcMar>
-              <w:top w:w="50" w:type="dxa"/>
-              <w:left w:w="90" w:type="dxa"/>
-              <w:bottom w:w="50" w:type="dxa"/>
-              <w:right w:w="90" w:type="dxa"/>
-            </w:tcMar>
             <w:vAlign w:val="center"/>
           </w:tcPr>
           <w:p>
@@ -12656,12 +11896,6 @@
               <w:right w:val="single" w:sz="6" w:space="0" w:color="1F3864"/>
             </w:tcBorders>
             <w:shd w:val="clear" w:color="auto" w:fill="D9E2F3"/>
-            <w:tcMar>
-              <w:top w:w="50" w:type="dxa"/>
-              <w:left w:w="90" w:type="dxa"/>
-              <w:bottom w:w="50" w:type="dxa"/>
-              <w:right w:w="90" w:type="dxa"/>
-            </w:tcMar>
             <w:vAlign w:val="center"/>
           </w:tcPr>
           <w:p>
@@ -12694,12 +11928,6 @@
               <w:right w:val="single" w:sz="6" w:space="0" w:color="1F3864"/>
             </w:tcBorders>
             <w:shd w:val="clear" w:color="auto" w:fill="D9E2F3"/>
-            <w:tcMar>
-              <w:top w:w="50" w:type="dxa"/>
-              <w:left w:w="90" w:type="dxa"/>
-              <w:bottom w:w="50" w:type="dxa"/>
-              <w:right w:w="90" w:type="dxa"/>
-            </w:tcMar>
             <w:vAlign w:val="center"/>
           </w:tcPr>
           <w:p>
@@ -12732,12 +11960,6 @@
               <w:right w:val="single" w:sz="6" w:space="0" w:color="1F3864"/>
             </w:tcBorders>
             <w:shd w:val="clear" w:color="auto" w:fill="D9E2F3"/>
-            <w:tcMar>
-              <w:top w:w="50" w:type="dxa"/>
-              <w:left w:w="90" w:type="dxa"/>
-              <w:bottom w:w="50" w:type="dxa"/>
-              <w:right w:w="90" w:type="dxa"/>
-            </w:tcMar>
             <w:vAlign w:val="center"/>
           </w:tcPr>
           <w:p>
@@ -12800,12 +12022,6 @@
               <w:right w:val="single" w:sz="6" w:space="0" w:color="1F3864"/>
             </w:tcBorders>
             <w:shd w:val="clear" w:color="auto" w:fill="D9E2F3"/>
-            <w:tcMar>
-              <w:top w:w="50" w:type="dxa"/>
-              <w:left w:w="90" w:type="dxa"/>
-              <w:bottom w:w="50" w:type="dxa"/>
-              <w:right w:w="90" w:type="dxa"/>
-            </w:tcMar>
             <w:vAlign w:val="center"/>
           </w:tcPr>
           <w:p>
@@ -12861,12 +12077,6 @@
               <w:right w:val="single" w:sz="6" w:space="0" w:color="1F3864"/>
             </w:tcBorders>
             <w:shd w:val="clear" w:color="auto" w:fill="4472C4"/>
-            <w:tcMar>
-              <w:top w:w="50" w:type="dxa"/>
-              <w:left w:w="90" w:type="dxa"/>
-              <w:bottom w:w="50" w:type="dxa"/>
-              <w:right w:w="90" w:type="dxa"/>
-            </w:tcMar>
             <w:vAlign w:val="center"/>
           </w:tcPr>
           <w:p>
@@ -12936,12 +12146,6 @@
               <w:right w:val="single" w:sz="6" w:space="0" w:color="1F3864"/>
             </w:tcBorders>
             <w:shd w:val="clear" w:color="auto" w:fill="4472C4"/>
-            <w:tcMar>
-              <w:top w:w="50" w:type="dxa"/>
-              <w:left w:w="90" w:type="dxa"/>
-              <w:bottom w:w="50" w:type="dxa"/>
-              <w:right w:w="90" w:type="dxa"/>
-            </w:tcMar>
             <w:vAlign w:val="center"/>
           </w:tcPr>
           <w:p>
@@ -12981,12 +12185,6 @@
               <w:right w:val="single" w:sz="6" w:space="0" w:color="1F3864"/>
             </w:tcBorders>
             <w:shd w:val="clear" w:color="auto" w:fill="4472C4"/>
-            <w:tcMar>
-              <w:top w:w="50" w:type="dxa"/>
-              <w:left w:w="90" w:type="dxa"/>
-              <w:bottom w:w="50" w:type="dxa"/>
-              <w:right w:w="90" w:type="dxa"/>
-            </w:tcMar>
             <w:vAlign w:val="center"/>
           </w:tcPr>
           <w:p>
@@ -13026,12 +12224,6 @@
               <w:right w:val="single" w:sz="6" w:space="0" w:color="1F3864"/>
             </w:tcBorders>
             <w:shd w:val="clear" w:color="auto" w:fill="4472C4"/>
-            <w:tcMar>
-              <w:top w:w="50" w:type="dxa"/>
-              <w:left w:w="90" w:type="dxa"/>
-              <w:bottom w:w="50" w:type="dxa"/>
-              <w:right w:w="90" w:type="dxa"/>
-            </w:tcMar>
             <w:vAlign w:val="center"/>
           </w:tcPr>
           <w:p>
@@ -13071,12 +12263,6 @@
               <w:right w:val="single" w:sz="6" w:space="0" w:color="1F3864"/>
             </w:tcBorders>
             <w:shd w:val="clear" w:color="auto" w:fill="4472C4"/>
-            <w:tcMar>
-              <w:top w:w="50" w:type="dxa"/>
-              <w:left w:w="90" w:type="dxa"/>
-              <w:bottom w:w="50" w:type="dxa"/>
-              <w:right w:w="90" w:type="dxa"/>
-            </w:tcMar>
             <w:vAlign w:val="center"/>
           </w:tcPr>
           <w:p>
@@ -13146,12 +12332,6 @@
               <w:right w:val="single" w:sz="6" w:space="0" w:color="1F3864"/>
             </w:tcBorders>
             <w:shd w:val="clear" w:color="auto" w:fill="D9E2F3"/>
-            <w:tcMar>
-              <w:top w:w="50" w:type="dxa"/>
-              <w:left w:w="90" w:type="dxa"/>
-              <w:bottom w:w="50" w:type="dxa"/>
-              <w:right w:w="90" w:type="dxa"/>
-            </w:tcMar>
             <w:vAlign w:val="center"/>
           </w:tcPr>
           <w:p>
@@ -13184,12 +12364,6 @@
               <w:right w:val="single" w:sz="6" w:space="0" w:color="1F3864"/>
             </w:tcBorders>
             <w:shd w:val="clear" w:color="auto" w:fill="D9E2F3"/>
-            <w:tcMar>
-              <w:top w:w="50" w:type="dxa"/>
-              <w:left w:w="90" w:type="dxa"/>
-              <w:bottom w:w="50" w:type="dxa"/>
-              <w:right w:w="90" w:type="dxa"/>
-            </w:tcMar>
             <w:vAlign w:val="center"/>
           </w:tcPr>
           <w:p>
@@ -13222,12 +12396,6 @@
               <w:right w:val="single" w:sz="6" w:space="0" w:color="1F3864"/>
             </w:tcBorders>
             <w:shd w:val="clear" w:color="auto" w:fill="D9E2F3"/>
-            <w:tcMar>
-              <w:top w:w="50" w:type="dxa"/>
-              <w:left w:w="90" w:type="dxa"/>
-              <w:bottom w:w="50" w:type="dxa"/>
-              <w:right w:w="90" w:type="dxa"/>
-            </w:tcMar>
             <w:vAlign w:val="center"/>
           </w:tcPr>
           <w:p>
@@ -13260,12 +12428,6 @@
               <w:right w:val="single" w:sz="6" w:space="0" w:color="1F3864"/>
             </w:tcBorders>
             <w:shd w:val="clear" w:color="auto" w:fill="D9E2F3"/>
-            <w:tcMar>
-              <w:top w:w="50" w:type="dxa"/>
-              <w:left w:w="90" w:type="dxa"/>
-              <w:bottom w:w="50" w:type="dxa"/>
-              <w:right w:w="90" w:type="dxa"/>
-            </w:tcMar>
             <w:vAlign w:val="center"/>
           </w:tcPr>
           <w:p>
@@ -13328,12 +12490,6 @@
               <w:right w:val="single" w:sz="6" w:space="0" w:color="1F3864"/>
             </w:tcBorders>
             <w:shd w:val="clear" w:color="auto" w:fill="D9E2F3"/>
-            <w:tcMar>
-              <w:top w:w="50" w:type="dxa"/>
-              <w:left w:w="90" w:type="dxa"/>
-              <w:bottom w:w="50" w:type="dxa"/>
-              <w:right w:w="90" w:type="dxa"/>
-            </w:tcMar>
             <w:vAlign w:val="center"/>
           </w:tcPr>
           <w:p>
@@ -13366,12 +12522,6 @@
               <w:right w:val="single" w:sz="6" w:space="0" w:color="1F3864"/>
             </w:tcBorders>
             <w:shd w:val="clear" w:color="auto" w:fill="D9E2F3"/>
-            <w:tcMar>
-              <w:top w:w="50" w:type="dxa"/>
-              <w:left w:w="90" w:type="dxa"/>
-              <w:bottom w:w="50" w:type="dxa"/>
-              <w:right w:w="90" w:type="dxa"/>
-            </w:tcMar>
             <w:vAlign w:val="center"/>
           </w:tcPr>
           <w:p>
@@ -13404,12 +12554,6 @@
               <w:right w:val="single" w:sz="6" w:space="0" w:color="1F3864"/>
             </w:tcBorders>
             <w:shd w:val="clear" w:color="auto" w:fill="D9E2F3"/>
-            <w:tcMar>
-              <w:top w:w="50" w:type="dxa"/>
-              <w:left w:w="90" w:type="dxa"/>
-              <w:bottom w:w="50" w:type="dxa"/>
-              <w:right w:w="90" w:type="dxa"/>
-            </w:tcMar>
             <w:vAlign w:val="center"/>
           </w:tcPr>
           <w:p>
@@ -13442,12 +12586,6 @@
               <w:right w:val="single" w:sz="6" w:space="0" w:color="1F3864"/>
             </w:tcBorders>
             <w:shd w:val="clear" w:color="auto" w:fill="D9E2F3"/>
-            <w:tcMar>
-              <w:top w:w="50" w:type="dxa"/>
-              <w:left w:w="90" w:type="dxa"/>
-              <w:bottom w:w="50" w:type="dxa"/>
-              <w:right w:w="90" w:type="dxa"/>
-            </w:tcMar>
             <w:vAlign w:val="center"/>
           </w:tcPr>
           <w:p>
@@ -13510,12 +12648,6 @@
               <w:right w:val="single" w:sz="6" w:space="0" w:color="1F3864"/>
             </w:tcBorders>
             <w:shd w:val="clear" w:color="auto" w:fill="D9E2F3"/>
-            <w:tcMar>
-              <w:top w:w="50" w:type="dxa"/>
-              <w:left w:w="90" w:type="dxa"/>
-              <w:bottom w:w="50" w:type="dxa"/>
-              <w:right w:w="90" w:type="dxa"/>
-            </w:tcMar>
             <w:vAlign w:val="center"/>
           </w:tcPr>
           <w:p>
@@ -13548,12 +12680,6 @@
               <w:right w:val="single" w:sz="6" w:space="0" w:color="1F3864"/>
             </w:tcBorders>
             <w:shd w:val="clear" w:color="auto" w:fill="D9E2F3"/>
-            <w:tcMar>
-              <w:top w:w="50" w:type="dxa"/>
-              <w:left w:w="90" w:type="dxa"/>
-              <w:bottom w:w="50" w:type="dxa"/>
-              <w:right w:w="90" w:type="dxa"/>
-            </w:tcMar>
             <w:vAlign w:val="center"/>
           </w:tcPr>
           <w:p>
@@ -13586,12 +12712,6 @@
               <w:right w:val="single" w:sz="6" w:space="0" w:color="1F3864"/>
             </w:tcBorders>
             <w:shd w:val="clear" w:color="auto" w:fill="D9E2F3"/>
-            <w:tcMar>
-              <w:top w:w="50" w:type="dxa"/>
-              <w:left w:w="90" w:type="dxa"/>
-              <w:bottom w:w="50" w:type="dxa"/>
-              <w:right w:w="90" w:type="dxa"/>
-            </w:tcMar>
             <w:vAlign w:val="center"/>
           </w:tcPr>
           <w:p>
@@ -13624,12 +12744,6 @@
               <w:right w:val="single" w:sz="6" w:space="0" w:color="1F3864"/>
             </w:tcBorders>
             <w:shd w:val="clear" w:color="auto" w:fill="D9E2F3"/>
-            <w:tcMar>
-              <w:top w:w="50" w:type="dxa"/>
-              <w:left w:w="90" w:type="dxa"/>
-              <w:bottom w:w="50" w:type="dxa"/>
-              <w:right w:w="90" w:type="dxa"/>
-            </w:tcMar>
             <w:vAlign w:val="center"/>
           </w:tcPr>
           <w:p>
@@ -13692,12 +12806,6 @@
               <w:right w:val="single" w:sz="6" w:space="0" w:color="1F3864"/>
             </w:tcBorders>
             <w:shd w:val="clear" w:color="auto" w:fill="D9E2F3"/>
-            <w:tcMar>
-              <w:top w:w="50" w:type="dxa"/>
-              <w:left w:w="90" w:type="dxa"/>
-              <w:bottom w:w="50" w:type="dxa"/>
-              <w:right w:w="90" w:type="dxa"/>
-            </w:tcMar>
             <w:vAlign w:val="center"/>
           </w:tcPr>
           <w:p>
@@ -13741,12 +12849,6 @@
               <w:right w:val="single" w:sz="6" w:space="0" w:color="1F3864"/>
             </w:tcBorders>
             <w:shd w:val="clear" w:color="auto" w:fill="4472C4"/>
-            <w:tcMar>
-              <w:top w:w="50" w:type="dxa"/>
-              <w:left w:w="90" w:type="dxa"/>
-              <w:bottom w:w="50" w:type="dxa"/>
-              <w:right w:w="90" w:type="dxa"/>
-            </w:tcMar>
             <w:vAlign w:val="center"/>
           </w:tcPr>
           <w:p>
@@ -13816,12 +12918,6 @@
               <w:right w:val="single" w:sz="6" w:space="0" w:color="1F3864"/>
             </w:tcBorders>
             <w:shd w:val="clear" w:color="auto" w:fill="4472C4"/>
-            <w:tcMar>
-              <w:top w:w="50" w:type="dxa"/>
-              <w:left w:w="90" w:type="dxa"/>
-              <w:bottom w:w="50" w:type="dxa"/>
-              <w:right w:w="90" w:type="dxa"/>
-            </w:tcMar>
             <w:vAlign w:val="center"/>
           </w:tcPr>
           <w:p>
@@ -13861,12 +12957,6 @@
               <w:right w:val="single" w:sz="6" w:space="0" w:color="1F3864"/>
             </w:tcBorders>
             <w:shd w:val="clear" w:color="auto" w:fill="4472C4"/>
-            <w:tcMar>
-              <w:top w:w="50" w:type="dxa"/>
-              <w:left w:w="90" w:type="dxa"/>
-              <w:bottom w:w="50" w:type="dxa"/>
-              <w:right w:w="90" w:type="dxa"/>
-            </w:tcMar>
             <w:vAlign w:val="center"/>
           </w:tcPr>
           <w:p>
@@ -13906,12 +12996,6 @@
               <w:right w:val="single" w:sz="6" w:space="0" w:color="1F3864"/>
             </w:tcBorders>
             <w:shd w:val="clear" w:color="auto" w:fill="4472C4"/>
-            <w:tcMar>
-              <w:top w:w="50" w:type="dxa"/>
-              <w:left w:w="90" w:type="dxa"/>
-              <w:bottom w:w="50" w:type="dxa"/>
-              <w:right w:w="90" w:type="dxa"/>
-            </w:tcMar>
             <w:vAlign w:val="center"/>
           </w:tcPr>
           <w:p>
@@ -13951,12 +13035,6 @@
               <w:right w:val="single" w:sz="6" w:space="0" w:color="1F3864"/>
             </w:tcBorders>
             <w:shd w:val="clear" w:color="auto" w:fill="4472C4"/>
-            <w:tcMar>
-              <w:top w:w="50" w:type="dxa"/>
-              <w:left w:w="90" w:type="dxa"/>
-              <w:bottom w:w="50" w:type="dxa"/>
-              <w:right w:w="90" w:type="dxa"/>
-            </w:tcMar>
             <w:vAlign w:val="center"/>
           </w:tcPr>
           <w:p>
@@ -14026,12 +13104,6 @@
               <w:right w:val="single" w:sz="6" w:space="0" w:color="1F3864"/>
             </w:tcBorders>
             <w:shd w:val="clear" w:color="auto" w:fill="D9E2F3"/>
-            <w:tcMar>
-              <w:top w:w="50" w:type="dxa"/>
-              <w:left w:w="90" w:type="dxa"/>
-              <w:bottom w:w="50" w:type="dxa"/>
-              <w:right w:w="90" w:type="dxa"/>
-            </w:tcMar>
             <w:vAlign w:val="center"/>
           </w:tcPr>
           <w:p>
@@ -14064,12 +13136,6 @@
               <w:right w:val="single" w:sz="6" w:space="0" w:color="1F3864"/>
             </w:tcBorders>
             <w:shd w:val="clear" w:color="auto" w:fill="D9E2F3"/>
-            <w:tcMar>
-              <w:top w:w="50" w:type="dxa"/>
-              <w:left w:w="90" w:type="dxa"/>
-              <w:bottom w:w="50" w:type="dxa"/>
-              <w:right w:w="90" w:type="dxa"/>
-            </w:tcMar>
             <w:vAlign w:val="center"/>
           </w:tcPr>
           <w:p>
@@ -14102,12 +13168,6 @@
               <w:right w:val="single" w:sz="6" w:space="0" w:color="1F3864"/>
             </w:tcBorders>
             <w:shd w:val="clear" w:color="auto" w:fill="D9E2F3"/>
-            <w:tcMar>
-              <w:top w:w="50" w:type="dxa"/>
-              <w:left w:w="90" w:type="dxa"/>
-              <w:bottom w:w="50" w:type="dxa"/>
-              <w:right w:w="90" w:type="dxa"/>
-            </w:tcMar>
             <w:vAlign w:val="center"/>
           </w:tcPr>
           <w:p>
@@ -14140,12 +13200,6 @@
               <w:right w:val="single" w:sz="6" w:space="0" w:color="1F3864"/>
             </w:tcBorders>
             <w:shd w:val="clear" w:color="auto" w:fill="D9E2F3"/>
-            <w:tcMar>
-              <w:top w:w="50" w:type="dxa"/>
-              <w:left w:w="90" w:type="dxa"/>
-              <w:bottom w:w="50" w:type="dxa"/>
-              <w:right w:w="90" w:type="dxa"/>
-            </w:tcMar>
             <w:vAlign w:val="center"/>
           </w:tcPr>
           <w:p>
@@ -14208,12 +13262,6 @@
               <w:right w:val="single" w:sz="6" w:space="0" w:color="1F3864"/>
             </w:tcBorders>
             <w:shd w:val="clear" w:color="auto" w:fill="D9E2F3"/>
-            <w:tcMar>
-              <w:top w:w="50" w:type="dxa"/>
-              <w:left w:w="90" w:type="dxa"/>
-              <w:bottom w:w="50" w:type="dxa"/>
-              <w:right w:w="90" w:type="dxa"/>
-            </w:tcMar>
             <w:vAlign w:val="center"/>
           </w:tcPr>
           <w:p>
@@ -14246,12 +13294,6 @@
               <w:right w:val="single" w:sz="6" w:space="0" w:color="1F3864"/>
             </w:tcBorders>
             <w:shd w:val="clear" w:color="auto" w:fill="D9E2F3"/>
-            <w:tcMar>
-              <w:top w:w="50" w:type="dxa"/>
-              <w:left w:w="90" w:type="dxa"/>
-              <w:bottom w:w="50" w:type="dxa"/>
-              <w:right w:w="90" w:type="dxa"/>
-            </w:tcMar>
             <w:vAlign w:val="center"/>
           </w:tcPr>
           <w:p>
@@ -14284,12 +13326,6 @@
               <w:right w:val="single" w:sz="6" w:space="0" w:color="1F3864"/>
             </w:tcBorders>
             <w:shd w:val="clear" w:color="auto" w:fill="D9E2F3"/>
-            <w:tcMar>
-              <w:top w:w="50" w:type="dxa"/>
-              <w:left w:w="90" w:type="dxa"/>
-              <w:bottom w:w="50" w:type="dxa"/>
-              <w:right w:w="90" w:type="dxa"/>
-            </w:tcMar>
             <w:vAlign w:val="center"/>
           </w:tcPr>
           <w:p>
@@ -14322,12 +13358,6 @@
               <w:right w:val="single" w:sz="6" w:space="0" w:color="1F3864"/>
             </w:tcBorders>
             <w:shd w:val="clear" w:color="auto" w:fill="D9E2F3"/>
-            <w:tcMar>
-              <w:top w:w="50" w:type="dxa"/>
-              <w:left w:w="90" w:type="dxa"/>
-              <w:bottom w:w="50" w:type="dxa"/>
-              <w:right w:w="90" w:type="dxa"/>
-            </w:tcMar>
             <w:vAlign w:val="center"/>
           </w:tcPr>
           <w:p>
@@ -14390,12 +13420,6 @@
               <w:right w:val="single" w:sz="6" w:space="0" w:color="1F3864"/>
             </w:tcBorders>
             <w:shd w:val="clear" w:color="auto" w:fill="D9E2F3"/>
-            <w:tcMar>
-              <w:top w:w="50" w:type="dxa"/>
-              <w:left w:w="90" w:type="dxa"/>
-              <w:bottom w:w="50" w:type="dxa"/>
-              <w:right w:w="90" w:type="dxa"/>
-            </w:tcMar>
             <w:vAlign w:val="center"/>
           </w:tcPr>
           <w:p>
@@ -14428,12 +13452,6 @@
               <w:right w:val="single" w:sz="6" w:space="0" w:color="1F3864"/>
             </w:tcBorders>
             <w:shd w:val="clear" w:color="auto" w:fill="D9E2F3"/>
-            <w:tcMar>
-              <w:top w:w="50" w:type="dxa"/>
-              <w:left w:w="90" w:type="dxa"/>
-              <w:bottom w:w="50" w:type="dxa"/>
-              <w:right w:w="90" w:type="dxa"/>
-            </w:tcMar>
             <w:vAlign w:val="center"/>
           </w:tcPr>
           <w:p>
@@ -14466,12 +13484,6 @@
               <w:right w:val="single" w:sz="6" w:space="0" w:color="1F3864"/>
             </w:tcBorders>
             <w:shd w:val="clear" w:color="auto" w:fill="D9E2F3"/>
-            <w:tcMar>
-              <w:top w:w="50" w:type="dxa"/>
-              <w:left w:w="90" w:type="dxa"/>
-              <w:bottom w:w="50" w:type="dxa"/>
-              <w:right w:w="90" w:type="dxa"/>
-            </w:tcMar>
             <w:vAlign w:val="center"/>
           </w:tcPr>
           <w:p>
@@ -14504,12 +13516,6 @@
               <w:right w:val="single" w:sz="6" w:space="0" w:color="1F3864"/>
             </w:tcBorders>
             <w:shd w:val="clear" w:color="auto" w:fill="D9E2F3"/>
-            <w:tcMar>
-              <w:top w:w="50" w:type="dxa"/>
-              <w:left w:w="90" w:type="dxa"/>
-              <w:bottom w:w="50" w:type="dxa"/>
-              <w:right w:w="90" w:type="dxa"/>
-            </w:tcMar>
             <w:vAlign w:val="center"/>
           </w:tcPr>
           <w:p>
@@ -14572,12 +13578,6 @@
               <w:right w:val="single" w:sz="6" w:space="0" w:color="1F3864"/>
             </w:tcBorders>
             <w:shd w:val="clear" w:color="auto" w:fill="D9E2F3"/>
-            <w:tcMar>
-              <w:top w:w="50" w:type="dxa"/>
-              <w:left w:w="90" w:type="dxa"/>
-              <w:bottom w:w="50" w:type="dxa"/>
-              <w:right w:w="90" w:type="dxa"/>
-            </w:tcMar>
             <w:vAlign w:val="center"/>
           </w:tcPr>
           <w:p>
@@ -14619,12 +13619,6 @@
               <w:right w:val="single" w:sz="6" w:space="0" w:color="1F3864"/>
             </w:tcBorders>
             <w:shd w:val="clear" w:color="auto" w:fill="4472C4"/>
-            <w:tcMar>
-              <w:top w:w="50" w:type="dxa"/>
-              <w:left w:w="90" w:type="dxa"/>
-              <w:bottom w:w="50" w:type="dxa"/>
-              <w:right w:w="90" w:type="dxa"/>
-            </w:tcMar>
             <w:vAlign w:val="center"/>
           </w:tcPr>
           <w:p>
@@ -14694,12 +13688,6 @@
               <w:right w:val="single" w:sz="6" w:space="0" w:color="1F3864"/>
             </w:tcBorders>
             <w:shd w:val="clear" w:color="auto" w:fill="4472C4"/>
-            <w:tcMar>
-              <w:top w:w="50" w:type="dxa"/>
-              <w:left w:w="90" w:type="dxa"/>
-              <w:bottom w:w="50" w:type="dxa"/>
-              <w:right w:w="90" w:type="dxa"/>
-            </w:tcMar>
             <w:vAlign w:val="center"/>
           </w:tcPr>
           <w:p>
@@ -14739,12 +13727,6 @@
               <w:right w:val="single" w:sz="6" w:space="0" w:color="1F3864"/>
             </w:tcBorders>
             <w:shd w:val="clear" w:color="auto" w:fill="4472C4"/>
-            <w:tcMar>
-              <w:top w:w="50" w:type="dxa"/>
-              <w:left w:w="90" w:type="dxa"/>
-              <w:bottom w:w="50" w:type="dxa"/>
-              <w:right w:w="90" w:type="dxa"/>
-            </w:tcMar>
             <w:vAlign w:val="center"/>
           </w:tcPr>
           <w:p>
@@ -14784,12 +13766,6 @@
               <w:right w:val="single" w:sz="6" w:space="0" w:color="1F3864"/>
             </w:tcBorders>
             <w:shd w:val="clear" w:color="auto" w:fill="4472C4"/>
-            <w:tcMar>
-              <w:top w:w="50" w:type="dxa"/>
-              <w:left w:w="90" w:type="dxa"/>
-              <w:bottom w:w="50" w:type="dxa"/>
-              <w:right w:w="90" w:type="dxa"/>
-            </w:tcMar>
             <w:vAlign w:val="center"/>
           </w:tcPr>
           <w:p>
@@ -14829,12 +13805,6 @@
               <w:right w:val="single" w:sz="6" w:space="0" w:color="1F3864"/>
             </w:tcBorders>
             <w:shd w:val="clear" w:color="auto" w:fill="4472C4"/>
-            <w:tcMar>
-              <w:top w:w="50" w:type="dxa"/>
-              <w:left w:w="90" w:type="dxa"/>
-              <w:bottom w:w="50" w:type="dxa"/>
-              <w:right w:w="90" w:type="dxa"/>
-            </w:tcMar>
             <w:vAlign w:val="center"/>
           </w:tcPr>
           <w:p>
@@ -14904,12 +13874,6 @@
               <w:right w:val="single" w:sz="6" w:space="0" w:color="1F3864"/>
             </w:tcBorders>
             <w:shd w:val="clear" w:color="auto" w:fill="D9E2F3"/>
-            <w:tcMar>
-              <w:top w:w="50" w:type="dxa"/>
-              <w:left w:w="90" w:type="dxa"/>
-              <w:bottom w:w="50" w:type="dxa"/>
-              <w:right w:w="90" w:type="dxa"/>
-            </w:tcMar>
             <w:vAlign w:val="center"/>
           </w:tcPr>
           <w:p>
@@ -14942,12 +13906,6 @@
               <w:right w:val="single" w:sz="6" w:space="0" w:color="1F3864"/>
             </w:tcBorders>
             <w:shd w:val="clear" w:color="auto" w:fill="D9E2F3"/>
-            <w:tcMar>
-              <w:top w:w="50" w:type="dxa"/>
-              <w:left w:w="90" w:type="dxa"/>
-              <w:bottom w:w="50" w:type="dxa"/>
-              <w:right w:w="90" w:type="dxa"/>
-            </w:tcMar>
             <w:vAlign w:val="center"/>
           </w:tcPr>
           <w:p>
@@ -14980,12 +13938,6 @@
               <w:right w:val="single" w:sz="6" w:space="0" w:color="1F3864"/>
             </w:tcBorders>
             <w:shd w:val="clear" w:color="auto" w:fill="D9E2F3"/>
-            <w:tcMar>
-              <w:top w:w="50" w:type="dxa"/>
-              <w:left w:w="90" w:type="dxa"/>
-              <w:bottom w:w="50" w:type="dxa"/>
-              <w:right w:w="90" w:type="dxa"/>
-            </w:tcMar>
             <w:vAlign w:val="center"/>
           </w:tcPr>
           <w:p>
@@ -15018,12 +13970,6 @@
               <w:right w:val="single" w:sz="6" w:space="0" w:color="1F3864"/>
             </w:tcBorders>
             <w:shd w:val="clear" w:color="auto" w:fill="D9E2F3"/>
-            <w:tcMar>
-              <w:top w:w="50" w:type="dxa"/>
-              <w:left w:w="90" w:type="dxa"/>
-              <w:bottom w:w="50" w:type="dxa"/>
-              <w:right w:w="90" w:type="dxa"/>
-            </w:tcMar>
             <w:vAlign w:val="center"/>
           </w:tcPr>
           <w:p>
@@ -15086,12 +14032,6 @@
               <w:right w:val="single" w:sz="6" w:space="0" w:color="1F3864"/>
             </w:tcBorders>
             <w:shd w:val="clear" w:color="auto" w:fill="D9E2F3"/>
-            <w:tcMar>
-              <w:top w:w="50" w:type="dxa"/>
-              <w:left w:w="90" w:type="dxa"/>
-              <w:bottom w:w="50" w:type="dxa"/>
-              <w:right w:w="90" w:type="dxa"/>
-            </w:tcMar>
             <w:vAlign w:val="center"/>
           </w:tcPr>
           <w:p>
@@ -15124,12 +14064,6 @@
               <w:right w:val="single" w:sz="6" w:space="0" w:color="1F3864"/>
             </w:tcBorders>
             <w:shd w:val="clear" w:color="auto" w:fill="D9E2F3"/>
-            <w:tcMar>
-              <w:top w:w="50" w:type="dxa"/>
-              <w:left w:w="90" w:type="dxa"/>
-              <w:bottom w:w="50" w:type="dxa"/>
-              <w:right w:w="90" w:type="dxa"/>
-            </w:tcMar>
             <w:vAlign w:val="center"/>
           </w:tcPr>
           <w:p>
@@ -15162,12 +14096,6 @@
               <w:right w:val="single" w:sz="6" w:space="0" w:color="1F3864"/>
             </w:tcBorders>
             <w:shd w:val="clear" w:color="auto" w:fill="D9E2F3"/>
-            <w:tcMar>
-              <w:top w:w="50" w:type="dxa"/>
-              <w:left w:w="90" w:type="dxa"/>
-              <w:bottom w:w="50" w:type="dxa"/>
-              <w:right w:w="90" w:type="dxa"/>
-            </w:tcMar>
             <w:vAlign w:val="center"/>
           </w:tcPr>
           <w:p>
@@ -15200,12 +14128,6 @@
               <w:right w:val="single" w:sz="6" w:space="0" w:color="1F3864"/>
             </w:tcBorders>
             <w:shd w:val="clear" w:color="auto" w:fill="D9E2F3"/>
-            <w:tcMar>
-              <w:top w:w="50" w:type="dxa"/>
-              <w:left w:w="90" w:type="dxa"/>
-              <w:bottom w:w="50" w:type="dxa"/>
-              <w:right w:w="90" w:type="dxa"/>
-            </w:tcMar>
             <w:vAlign w:val="center"/>
           </w:tcPr>
           <w:p>
@@ -15268,12 +14190,6 @@
               <w:right w:val="single" w:sz="6" w:space="0" w:color="1F3864"/>
             </w:tcBorders>
             <w:shd w:val="clear" w:color="auto" w:fill="D9E2F3"/>
-            <w:tcMar>
-              <w:top w:w="50" w:type="dxa"/>
-              <w:left w:w="90" w:type="dxa"/>
-              <w:bottom w:w="50" w:type="dxa"/>
-              <w:right w:w="90" w:type="dxa"/>
-            </w:tcMar>
             <w:vAlign w:val="center"/>
           </w:tcPr>
           <w:p>
@@ -15306,12 +14222,6 @@
               <w:right w:val="single" w:sz="6" w:space="0" w:color="1F3864"/>
             </w:tcBorders>
             <w:shd w:val="clear" w:color="auto" w:fill="D9E2F3"/>
-            <w:tcMar>
-              <w:top w:w="50" w:type="dxa"/>
-              <w:left w:w="90" w:type="dxa"/>
-              <w:bottom w:w="50" w:type="dxa"/>
-              <w:right w:w="90" w:type="dxa"/>
-            </w:tcMar>
             <w:vAlign w:val="center"/>
           </w:tcPr>
           <w:p>
@@ -15344,12 +14254,6 @@
               <w:right w:val="single" w:sz="6" w:space="0" w:color="1F3864"/>
             </w:tcBorders>
             <w:shd w:val="clear" w:color="auto" w:fill="D9E2F3"/>
-            <w:tcMar>
-              <w:top w:w="50" w:type="dxa"/>
-              <w:left w:w="90" w:type="dxa"/>
-              <w:bottom w:w="50" w:type="dxa"/>
-              <w:right w:w="90" w:type="dxa"/>
-            </w:tcMar>
             <w:vAlign w:val="center"/>
           </w:tcPr>
           <w:p>
@@ -15382,12 +14286,6 @@
               <w:right w:val="single" w:sz="6" w:space="0" w:color="1F3864"/>
             </w:tcBorders>
             <w:shd w:val="clear" w:color="auto" w:fill="D9E2F3"/>
-            <w:tcMar>
-              <w:top w:w="50" w:type="dxa"/>
-              <w:left w:w="90" w:type="dxa"/>
-              <w:bottom w:w="50" w:type="dxa"/>
-              <w:right w:w="90" w:type="dxa"/>
-            </w:tcMar>
             <w:vAlign w:val="center"/>
           </w:tcPr>
           <w:p>
@@ -15450,12 +14348,6 @@
               <w:right w:val="single" w:sz="6" w:space="0" w:color="1F3864"/>
             </w:tcBorders>
             <w:shd w:val="clear" w:color="auto" w:fill="D9E2F3"/>
-            <w:tcMar>
-              <w:top w:w="50" w:type="dxa"/>
-              <w:left w:w="90" w:type="dxa"/>
-              <w:bottom w:w="50" w:type="dxa"/>
-              <w:right w:w="90" w:type="dxa"/>
-            </w:tcMar>
             <w:vAlign w:val="center"/>
           </w:tcPr>
           <w:p>
@@ -15497,12 +14389,6 @@
               <w:right w:val="single" w:sz="6" w:space="0" w:color="1F3864"/>
             </w:tcBorders>
             <w:shd w:val="clear" w:color="auto" w:fill="4472C4"/>
-            <w:tcMar>
-              <w:top w:w="50" w:type="dxa"/>
-              <w:left w:w="90" w:type="dxa"/>
-              <w:bottom w:w="50" w:type="dxa"/>
-              <w:right w:w="90" w:type="dxa"/>
-            </w:tcMar>
             <w:vAlign w:val="center"/>
           </w:tcPr>
           <w:p>
@@ -15572,12 +14458,6 @@
               <w:right w:val="single" w:sz="6" w:space="0" w:color="1F3864"/>
             </w:tcBorders>
             <w:shd w:val="clear" w:color="auto" w:fill="4472C4"/>
-            <w:tcMar>
-              <w:top w:w="50" w:type="dxa"/>
-              <w:left w:w="90" w:type="dxa"/>
-              <w:bottom w:w="50" w:type="dxa"/>
-              <w:right w:w="90" w:type="dxa"/>
-            </w:tcMar>
             <w:vAlign w:val="center"/>
           </w:tcPr>
           <w:p>
@@ -15617,12 +14497,6 @@
               <w:right w:val="single" w:sz="6" w:space="0" w:color="1F3864"/>
             </w:tcBorders>
             <w:shd w:val="clear" w:color="auto" w:fill="4472C4"/>
-            <w:tcMar>
-              <w:top w:w="50" w:type="dxa"/>
-              <w:left w:w="90" w:type="dxa"/>
-              <w:bottom w:w="50" w:type="dxa"/>
-              <w:right w:w="90" w:type="dxa"/>
-            </w:tcMar>
             <w:vAlign w:val="center"/>
           </w:tcPr>
           <w:p>
@@ -15662,12 +14536,6 @@
               <w:right w:val="single" w:sz="6" w:space="0" w:color="1F3864"/>
             </w:tcBorders>
             <w:shd w:val="clear" w:color="auto" w:fill="4472C4"/>
-            <w:tcMar>
-              <w:top w:w="50" w:type="dxa"/>
-              <w:left w:w="90" w:type="dxa"/>
-              <w:bottom w:w="50" w:type="dxa"/>
-              <w:right w:w="90" w:type="dxa"/>
-            </w:tcMar>
             <w:vAlign w:val="center"/>
           </w:tcPr>
           <w:p>
@@ -15707,12 +14575,6 @@
               <w:right w:val="single" w:sz="6" w:space="0" w:color="1F3864"/>
             </w:tcBorders>
             <w:shd w:val="clear" w:color="auto" w:fill="4472C4"/>
-            <w:tcMar>
-              <w:top w:w="50" w:type="dxa"/>
-              <w:left w:w="90" w:type="dxa"/>
-              <w:bottom w:w="50" w:type="dxa"/>
-              <w:right w:w="90" w:type="dxa"/>
-            </w:tcMar>
             <w:vAlign w:val="center"/>
           </w:tcPr>
           <w:p>
@@ -15782,12 +14644,6 @@
               <w:right w:val="single" w:sz="6" w:space="0" w:color="1F3864"/>
             </w:tcBorders>
             <w:shd w:val="clear" w:color="auto" w:fill="D9E2F3"/>
-            <w:tcMar>
-              <w:top w:w="50" w:type="dxa"/>
-              <w:left w:w="90" w:type="dxa"/>
-              <w:bottom w:w="50" w:type="dxa"/>
-              <w:right w:w="90" w:type="dxa"/>
-            </w:tcMar>
             <w:vAlign w:val="center"/>
           </w:tcPr>
           <w:p>
@@ -15820,12 +14676,6 @@
               <w:right w:val="single" w:sz="6" w:space="0" w:color="1F3864"/>
             </w:tcBorders>
             <w:shd w:val="clear" w:color="auto" w:fill="D9E2F3"/>
-            <w:tcMar>
-              <w:top w:w="50" w:type="dxa"/>
-              <w:left w:w="90" w:type="dxa"/>
-              <w:bottom w:w="50" w:type="dxa"/>
-              <w:right w:w="90" w:type="dxa"/>
-            </w:tcMar>
             <w:vAlign w:val="center"/>
           </w:tcPr>
           <w:p>
@@ -15858,12 +14708,6 @@
               <w:right w:val="single" w:sz="6" w:space="0" w:color="1F3864"/>
             </w:tcBorders>
             <w:shd w:val="clear" w:color="auto" w:fill="D9E2F3"/>
-            <w:tcMar>
-              <w:top w:w="50" w:type="dxa"/>
-              <w:left w:w="90" w:type="dxa"/>
-              <w:bottom w:w="50" w:type="dxa"/>
-              <w:right w:w="90" w:type="dxa"/>
-            </w:tcMar>
             <w:vAlign w:val="center"/>
           </w:tcPr>
           <w:p>
@@ -15896,12 +14740,6 @@
               <w:right w:val="single" w:sz="6" w:space="0" w:color="1F3864"/>
             </w:tcBorders>
             <w:shd w:val="clear" w:color="auto" w:fill="D9E2F3"/>
-            <w:tcMar>
-              <w:top w:w="50" w:type="dxa"/>
-              <w:left w:w="90" w:type="dxa"/>
-              <w:bottom w:w="50" w:type="dxa"/>
-              <w:right w:w="90" w:type="dxa"/>
-            </w:tcMar>
             <w:vAlign w:val="center"/>
           </w:tcPr>
           <w:p>
@@ -15964,12 +14802,6 @@
               <w:right w:val="single" w:sz="6" w:space="0" w:color="1F3864"/>
             </w:tcBorders>
             <w:shd w:val="clear" w:color="auto" w:fill="D9E2F3"/>
-            <w:tcMar>
-              <w:top w:w="50" w:type="dxa"/>
-              <w:left w:w="90" w:type="dxa"/>
-              <w:bottom w:w="50" w:type="dxa"/>
-              <w:right w:w="90" w:type="dxa"/>
-            </w:tcMar>
             <w:vAlign w:val="center"/>
           </w:tcPr>
           <w:p>
@@ -16002,12 +14834,6 @@
               <w:right w:val="single" w:sz="6" w:space="0" w:color="1F3864"/>
             </w:tcBorders>
             <w:shd w:val="clear" w:color="auto" w:fill="D9E2F3"/>
-            <w:tcMar>
-              <w:top w:w="50" w:type="dxa"/>
-              <w:left w:w="90" w:type="dxa"/>
-              <w:bottom w:w="50" w:type="dxa"/>
-              <w:right w:w="90" w:type="dxa"/>
-            </w:tcMar>
             <w:vAlign w:val="center"/>
           </w:tcPr>
           <w:p>
@@ -16040,12 +14866,6 @@
               <w:right w:val="single" w:sz="6" w:space="0" w:color="1F3864"/>
             </w:tcBorders>
             <w:shd w:val="clear" w:color="auto" w:fill="D9E2F3"/>
-            <w:tcMar>
-              <w:top w:w="50" w:type="dxa"/>
-              <w:left w:w="90" w:type="dxa"/>
-              <w:bottom w:w="50" w:type="dxa"/>
-              <w:right w:w="90" w:type="dxa"/>
-            </w:tcMar>
             <w:vAlign w:val="center"/>
           </w:tcPr>
           <w:p>
@@ -16078,12 +14898,6 @@
               <w:right w:val="single" w:sz="6" w:space="0" w:color="1F3864"/>
             </w:tcBorders>
             <w:shd w:val="clear" w:color="auto" w:fill="D9E2F3"/>
-            <w:tcMar>
-              <w:top w:w="50" w:type="dxa"/>
-              <w:left w:w="90" w:type="dxa"/>
-              <w:bottom w:w="50" w:type="dxa"/>
-              <w:right w:w="90" w:type="dxa"/>
-            </w:tcMar>
             <w:vAlign w:val="center"/>
           </w:tcPr>
           <w:p>
@@ -16146,12 +14960,6 @@
               <w:right w:val="single" w:sz="6" w:space="0" w:color="1F3864"/>
             </w:tcBorders>
             <w:shd w:val="clear" w:color="auto" w:fill="D9E2F3"/>
-            <w:tcMar>
-              <w:top w:w="50" w:type="dxa"/>
-              <w:left w:w="90" w:type="dxa"/>
-              <w:bottom w:w="50" w:type="dxa"/>
-              <w:right w:w="90" w:type="dxa"/>
-            </w:tcMar>
             <w:vAlign w:val="center"/>
           </w:tcPr>
           <w:p>
@@ -16184,12 +14992,6 @@
               <w:right w:val="single" w:sz="6" w:space="0" w:color="1F3864"/>
             </w:tcBorders>
             <w:shd w:val="clear" w:color="auto" w:fill="D9E2F3"/>
-            <w:tcMar>
-              <w:top w:w="50" w:type="dxa"/>
-              <w:left w:w="90" w:type="dxa"/>
-              <w:bottom w:w="50" w:type="dxa"/>
-              <w:right w:w="90" w:type="dxa"/>
-            </w:tcMar>
             <w:vAlign w:val="center"/>
           </w:tcPr>
           <w:p>
@@ -16222,12 +15024,6 @@
               <w:right w:val="single" w:sz="6" w:space="0" w:color="1F3864"/>
             </w:tcBorders>
             <w:shd w:val="clear" w:color="auto" w:fill="D9E2F3"/>
-            <w:tcMar>
-              <w:top w:w="50" w:type="dxa"/>
-              <w:left w:w="90" w:type="dxa"/>
-              <w:bottom w:w="50" w:type="dxa"/>
-              <w:right w:w="90" w:type="dxa"/>
-            </w:tcMar>
             <w:vAlign w:val="center"/>
           </w:tcPr>
           <w:p>
@@ -16260,12 +15056,6 @@
               <w:right w:val="single" w:sz="6" w:space="0" w:color="1F3864"/>
             </w:tcBorders>
             <w:shd w:val="clear" w:color="auto" w:fill="D9E2F3"/>
-            <w:tcMar>
-              <w:top w:w="50" w:type="dxa"/>
-              <w:left w:w="90" w:type="dxa"/>
-              <w:bottom w:w="50" w:type="dxa"/>
-              <w:right w:w="90" w:type="dxa"/>
-            </w:tcMar>
             <w:vAlign w:val="center"/>
           </w:tcPr>
           <w:p>
@@ -16328,12 +15118,6 @@
               <w:right w:val="single" w:sz="6" w:space="0" w:color="1F3864"/>
             </w:tcBorders>
             <w:shd w:val="clear" w:color="auto" w:fill="D9E2F3"/>
-            <w:tcMar>
-              <w:top w:w="50" w:type="dxa"/>
-              <w:left w:w="90" w:type="dxa"/>
-              <w:bottom w:w="50" w:type="dxa"/>
-              <w:right w:w="90" w:type="dxa"/>
-            </w:tcMar>
             <w:vAlign w:val="center"/>
           </w:tcPr>
           <w:p>
@@ -16387,12 +15171,6 @@
               <w:right w:val="single" w:sz="6" w:space="0" w:color="1F3864"/>
             </w:tcBorders>
             <w:shd w:val="clear" w:color="auto" w:fill="4472C4"/>
-            <w:tcMar>
-              <w:top w:w="50" w:type="dxa"/>
-              <w:left w:w="90" w:type="dxa"/>
-              <w:bottom w:w="50" w:type="dxa"/>
-              <w:right w:w="90" w:type="dxa"/>
-            </w:tcMar>
             <w:vAlign w:val="center"/>
           </w:tcPr>
           <w:p>
@@ -16462,12 +15240,6 @@
               <w:right w:val="single" w:sz="6" w:space="0" w:color="1F3864"/>
             </w:tcBorders>
             <w:shd w:val="clear" w:color="auto" w:fill="4472C4"/>
-            <w:tcMar>
-              <w:top w:w="50" w:type="dxa"/>
-              <w:left w:w="90" w:type="dxa"/>
-              <w:bottom w:w="50" w:type="dxa"/>
-              <w:right w:w="90" w:type="dxa"/>
-            </w:tcMar>
             <w:vAlign w:val="center"/>
           </w:tcPr>
           <w:p>
@@ -16507,12 +15279,6 @@
               <w:right w:val="single" w:sz="6" w:space="0" w:color="1F3864"/>
             </w:tcBorders>
             <w:shd w:val="clear" w:color="auto" w:fill="4472C4"/>
-            <w:tcMar>
-              <w:top w:w="50" w:type="dxa"/>
-              <w:left w:w="90" w:type="dxa"/>
-              <w:bottom w:w="50" w:type="dxa"/>
-              <w:right w:w="90" w:type="dxa"/>
-            </w:tcMar>
             <w:vAlign w:val="center"/>
           </w:tcPr>
           <w:p>
@@ -16552,12 +15318,6 @@
               <w:right w:val="single" w:sz="6" w:space="0" w:color="1F3864"/>
             </w:tcBorders>
             <w:shd w:val="clear" w:color="auto" w:fill="4472C4"/>
-            <w:tcMar>
-              <w:top w:w="50" w:type="dxa"/>
-              <w:left w:w="90" w:type="dxa"/>
-              <w:bottom w:w="50" w:type="dxa"/>
-              <w:right w:w="90" w:type="dxa"/>
-            </w:tcMar>
             <w:vAlign w:val="center"/>
           </w:tcPr>
           <w:p>
@@ -16597,12 +15357,6 @@
               <w:right w:val="single" w:sz="6" w:space="0" w:color="1F3864"/>
             </w:tcBorders>
             <w:shd w:val="clear" w:color="auto" w:fill="4472C4"/>
-            <w:tcMar>
-              <w:top w:w="50" w:type="dxa"/>
-              <w:left w:w="90" w:type="dxa"/>
-              <w:bottom w:w="50" w:type="dxa"/>
-              <w:right w:w="90" w:type="dxa"/>
-            </w:tcMar>
             <w:vAlign w:val="center"/>
           </w:tcPr>
           <w:p>
@@ -16672,12 +15426,6 @@
               <w:right w:val="single" w:sz="6" w:space="0" w:color="1F3864"/>
             </w:tcBorders>
             <w:shd w:val="clear" w:color="auto" w:fill="D9E2F3"/>
-            <w:tcMar>
-              <w:top w:w="50" w:type="dxa"/>
-              <w:left w:w="90" w:type="dxa"/>
-              <w:bottom w:w="50" w:type="dxa"/>
-              <w:right w:w="90" w:type="dxa"/>
-            </w:tcMar>
             <w:vAlign w:val="center"/>
           </w:tcPr>
           <w:p>
@@ -16710,12 +15458,6 @@
               <w:right w:val="single" w:sz="6" w:space="0" w:color="1F3864"/>
             </w:tcBorders>
             <w:shd w:val="clear" w:color="auto" w:fill="D9E2F3"/>
-            <w:tcMar>
-              <w:top w:w="50" w:type="dxa"/>
-              <w:left w:w="90" w:type="dxa"/>
-              <w:bottom w:w="50" w:type="dxa"/>
-              <w:right w:w="90" w:type="dxa"/>
-            </w:tcMar>
             <w:vAlign w:val="center"/>
           </w:tcPr>
           <w:p>
@@ -16748,12 +15490,6 @@
               <w:right w:val="single" w:sz="6" w:space="0" w:color="1F3864"/>
             </w:tcBorders>
             <w:shd w:val="clear" w:color="auto" w:fill="D9E2F3"/>
-            <w:tcMar>
-              <w:top w:w="50" w:type="dxa"/>
-              <w:left w:w="90" w:type="dxa"/>
-              <w:bottom w:w="50" w:type="dxa"/>
-              <w:right w:w="90" w:type="dxa"/>
-            </w:tcMar>
             <w:vAlign w:val="center"/>
           </w:tcPr>
           <w:p>
@@ -16786,12 +15522,6 @@
               <w:right w:val="single" w:sz="6" w:space="0" w:color="1F3864"/>
             </w:tcBorders>
             <w:shd w:val="clear" w:color="auto" w:fill="D9E2F3"/>
-            <w:tcMar>
-              <w:top w:w="50" w:type="dxa"/>
-              <w:left w:w="90" w:type="dxa"/>
-              <w:bottom w:w="50" w:type="dxa"/>
-              <w:right w:w="90" w:type="dxa"/>
-            </w:tcMar>
             <w:vAlign w:val="center"/>
           </w:tcPr>
           <w:p>
@@ -16854,12 +15584,6 @@
               <w:right w:val="single" w:sz="6" w:space="0" w:color="1F3864"/>
             </w:tcBorders>
             <w:shd w:val="clear" w:color="auto" w:fill="D9E2F3"/>
-            <w:tcMar>
-              <w:top w:w="50" w:type="dxa"/>
-              <w:left w:w="90" w:type="dxa"/>
-              <w:bottom w:w="50" w:type="dxa"/>
-              <w:right w:w="90" w:type="dxa"/>
-            </w:tcMar>
             <w:vAlign w:val="center"/>
           </w:tcPr>
           <w:p>
@@ -16892,12 +15616,6 @@
               <w:right w:val="single" w:sz="6" w:space="0" w:color="1F3864"/>
             </w:tcBorders>
             <w:shd w:val="clear" w:color="auto" w:fill="D9E2F3"/>
-            <w:tcMar>
-              <w:top w:w="50" w:type="dxa"/>
-              <w:left w:w="90" w:type="dxa"/>
-              <w:bottom w:w="50" w:type="dxa"/>
-              <w:right w:w="90" w:type="dxa"/>
-            </w:tcMar>
             <w:vAlign w:val="center"/>
           </w:tcPr>
           <w:p>
@@ -16930,12 +15648,6 @@
               <w:right w:val="single" w:sz="6" w:space="0" w:color="1F3864"/>
             </w:tcBorders>
             <w:shd w:val="clear" w:color="auto" w:fill="D9E2F3"/>
-            <w:tcMar>
-              <w:top w:w="50" w:type="dxa"/>
-              <w:left w:w="90" w:type="dxa"/>
-              <w:bottom w:w="50" w:type="dxa"/>
-              <w:right w:w="90" w:type="dxa"/>
-            </w:tcMar>
             <w:vAlign w:val="center"/>
           </w:tcPr>
           <w:p>
@@ -16968,12 +15680,6 @@
               <w:right w:val="single" w:sz="6" w:space="0" w:color="1F3864"/>
             </w:tcBorders>
             <w:shd w:val="clear" w:color="auto" w:fill="D9E2F3"/>
-            <w:tcMar>
-              <w:top w:w="50" w:type="dxa"/>
-              <w:left w:w="90" w:type="dxa"/>
-              <w:bottom w:w="50" w:type="dxa"/>
-              <w:right w:w="90" w:type="dxa"/>
-            </w:tcMar>
             <w:vAlign w:val="center"/>
           </w:tcPr>
           <w:p>
@@ -17036,12 +15742,6 @@
               <w:right w:val="single" w:sz="6" w:space="0" w:color="1F3864"/>
             </w:tcBorders>
             <w:shd w:val="clear" w:color="auto" w:fill="D9E2F3"/>
-            <w:tcMar>
-              <w:top w:w="50" w:type="dxa"/>
-              <w:left w:w="90" w:type="dxa"/>
-              <w:bottom w:w="50" w:type="dxa"/>
-              <w:right w:w="90" w:type="dxa"/>
-            </w:tcMar>
             <w:vAlign w:val="center"/>
           </w:tcPr>
           <w:p>
@@ -17074,12 +15774,6 @@
               <w:right w:val="single" w:sz="6" w:space="0" w:color="1F3864"/>
             </w:tcBorders>
             <w:shd w:val="clear" w:color="auto" w:fill="D9E2F3"/>
-            <w:tcMar>
-              <w:top w:w="50" w:type="dxa"/>
-              <w:left w:w="90" w:type="dxa"/>
-              <w:bottom w:w="50" w:type="dxa"/>
-              <w:right w:w="90" w:type="dxa"/>
-            </w:tcMar>
             <w:vAlign w:val="center"/>
           </w:tcPr>
           <w:p>
@@ -17112,12 +15806,6 @@
               <w:right w:val="single" w:sz="6" w:space="0" w:color="1F3864"/>
             </w:tcBorders>
             <w:shd w:val="clear" w:color="auto" w:fill="D9E2F3"/>
-            <w:tcMar>
-              <w:top w:w="50" w:type="dxa"/>
-              <w:left w:w="90" w:type="dxa"/>
-              <w:bottom w:w="50" w:type="dxa"/>
-              <w:right w:w="90" w:type="dxa"/>
-            </w:tcMar>
             <w:vAlign w:val="center"/>
           </w:tcPr>
           <w:p>
@@ -17150,12 +15838,6 @@
               <w:right w:val="single" w:sz="6" w:space="0" w:color="1F3864"/>
             </w:tcBorders>
             <w:shd w:val="clear" w:color="auto" w:fill="D9E2F3"/>
-            <w:tcMar>
-              <w:top w:w="50" w:type="dxa"/>
-              <w:left w:w="90" w:type="dxa"/>
-              <w:bottom w:w="50" w:type="dxa"/>
-              <w:right w:w="90" w:type="dxa"/>
-            </w:tcMar>
             <w:vAlign w:val="center"/>
           </w:tcPr>
           <w:p>
@@ -17218,12 +15900,6 @@
               <w:right w:val="single" w:sz="6" w:space="0" w:color="1F3864"/>
             </w:tcBorders>
             <w:shd w:val="clear" w:color="auto" w:fill="D9E2F3"/>
-            <w:tcMar>
-              <w:top w:w="50" w:type="dxa"/>
-              <w:left w:w="90" w:type="dxa"/>
-              <w:bottom w:w="50" w:type="dxa"/>
-              <w:right w:w="90" w:type="dxa"/>
-            </w:tcMar>
             <w:vAlign w:val="center"/>
           </w:tcPr>
           <w:p>
@@ -17277,12 +15953,6 @@
               <w:right w:val="single" w:sz="6" w:space="0" w:color="1F3864"/>
             </w:tcBorders>
             <w:shd w:val="clear" w:color="auto" w:fill="4472C4"/>
-            <w:tcMar>
-              <w:top w:w="50" w:type="dxa"/>
-              <w:left w:w="90" w:type="dxa"/>
-              <w:bottom w:w="50" w:type="dxa"/>
-              <w:right w:w="90" w:type="dxa"/>
-            </w:tcMar>
             <w:vAlign w:val="center"/>
           </w:tcPr>
           <w:p>
@@ -17352,12 +16022,6 @@
               <w:right w:val="single" w:sz="6" w:space="0" w:color="1F3864"/>
             </w:tcBorders>
             <w:shd w:val="clear" w:color="auto" w:fill="4472C4"/>
-            <w:tcMar>
-              <w:top w:w="50" w:type="dxa"/>
-              <w:left w:w="90" w:type="dxa"/>
-              <w:bottom w:w="50" w:type="dxa"/>
-              <w:right w:w="90" w:type="dxa"/>
-            </w:tcMar>
             <w:vAlign w:val="center"/>
           </w:tcPr>
           <w:p>
@@ -17397,12 +16061,6 @@
               <w:right w:val="single" w:sz="6" w:space="0" w:color="1F3864"/>
             </w:tcBorders>
             <w:shd w:val="clear" w:color="auto" w:fill="4472C4"/>
-            <w:tcMar>
-              <w:top w:w="50" w:type="dxa"/>
-              <w:left w:w="90" w:type="dxa"/>
-              <w:bottom w:w="50" w:type="dxa"/>
-              <w:right w:w="90" w:type="dxa"/>
-            </w:tcMar>
             <w:vAlign w:val="center"/>
           </w:tcPr>
           <w:p>
@@ -17442,12 +16100,6 @@
               <w:right w:val="single" w:sz="6" w:space="0" w:color="1F3864"/>
             </w:tcBorders>
             <w:shd w:val="clear" w:color="auto" w:fill="4472C4"/>
-            <w:tcMar>
-              <w:top w:w="50" w:type="dxa"/>
-              <w:left w:w="90" w:type="dxa"/>
-              <w:bottom w:w="50" w:type="dxa"/>
-              <w:right w:w="90" w:type="dxa"/>
-            </w:tcMar>
             <w:vAlign w:val="center"/>
           </w:tcPr>
           <w:p>
@@ -17487,12 +16139,6 @@
               <w:right w:val="single" w:sz="6" w:space="0" w:color="1F3864"/>
             </w:tcBorders>
             <w:shd w:val="clear" w:color="auto" w:fill="4472C4"/>
-            <w:tcMar>
-              <w:top w:w="50" w:type="dxa"/>
-              <w:left w:w="90" w:type="dxa"/>
-              <w:bottom w:w="50" w:type="dxa"/>
-              <w:right w:w="90" w:type="dxa"/>
-            </w:tcMar>
             <w:vAlign w:val="center"/>
           </w:tcPr>
           <w:p>
@@ -17562,12 +16208,6 @@
               <w:right w:val="single" w:sz="6" w:space="0" w:color="1F3864"/>
             </w:tcBorders>
             <w:shd w:val="clear" w:color="auto" w:fill="D9E2F3"/>
-            <w:tcMar>
-              <w:top w:w="50" w:type="dxa"/>
-              <w:left w:w="90" w:type="dxa"/>
-              <w:bottom w:w="50" w:type="dxa"/>
-              <w:right w:w="90" w:type="dxa"/>
-            </w:tcMar>
             <w:vAlign w:val="center"/>
           </w:tcPr>
           <w:p>
@@ -17600,12 +16240,6 @@
               <w:right w:val="single" w:sz="6" w:space="0" w:color="1F3864"/>
             </w:tcBorders>
             <w:shd w:val="clear" w:color="auto" w:fill="D9E2F3"/>
-            <w:tcMar>
-              <w:top w:w="50" w:type="dxa"/>
-              <w:left w:w="90" w:type="dxa"/>
-              <w:bottom w:w="50" w:type="dxa"/>
-              <w:right w:w="90" w:type="dxa"/>
-            </w:tcMar>
             <w:vAlign w:val="center"/>
           </w:tcPr>
           <w:p>
@@ -17638,12 +16272,6 @@
               <w:right w:val="single" w:sz="6" w:space="0" w:color="1F3864"/>
             </w:tcBorders>
             <w:shd w:val="clear" w:color="auto" w:fill="D9E2F3"/>
-            <w:tcMar>
-              <w:top w:w="50" w:type="dxa"/>
-              <w:left w:w="90" w:type="dxa"/>
-              <w:bottom w:w="50" w:type="dxa"/>
-              <w:right w:w="90" w:type="dxa"/>
-            </w:tcMar>
             <w:vAlign w:val="center"/>
           </w:tcPr>
           <w:p>
@@ -17676,12 +16304,6 @@
               <w:right w:val="single" w:sz="6" w:space="0" w:color="1F3864"/>
             </w:tcBorders>
             <w:shd w:val="clear" w:color="auto" w:fill="D9E2F3"/>
-            <w:tcMar>
-              <w:top w:w="50" w:type="dxa"/>
-              <w:left w:w="90" w:type="dxa"/>
-              <w:bottom w:w="50" w:type="dxa"/>
-              <w:right w:w="90" w:type="dxa"/>
-            </w:tcMar>
             <w:vAlign w:val="center"/>
           </w:tcPr>
           <w:p>
@@ -17744,12 +16366,6 @@
               <w:right w:val="single" w:sz="6" w:space="0" w:color="1F3864"/>
             </w:tcBorders>
             <w:shd w:val="clear" w:color="auto" w:fill="D9E2F3"/>
-            <w:tcMar>
-              <w:top w:w="50" w:type="dxa"/>
-              <w:left w:w="90" w:type="dxa"/>
-              <w:bottom w:w="50" w:type="dxa"/>
-              <w:right w:w="90" w:type="dxa"/>
-            </w:tcMar>
             <w:vAlign w:val="center"/>
           </w:tcPr>
           <w:p>
@@ -17782,12 +16398,6 @@
               <w:right w:val="single" w:sz="6" w:space="0" w:color="1F3864"/>
             </w:tcBorders>
             <w:shd w:val="clear" w:color="auto" w:fill="D9E2F3"/>
-            <w:tcMar>
-              <w:top w:w="50" w:type="dxa"/>
-              <w:left w:w="90" w:type="dxa"/>
-              <w:bottom w:w="50" w:type="dxa"/>
-              <w:right w:w="90" w:type="dxa"/>
-            </w:tcMar>
             <w:vAlign w:val="center"/>
           </w:tcPr>
           <w:p>
@@ -17820,12 +16430,6 @@
               <w:right w:val="single" w:sz="6" w:space="0" w:color="1F3864"/>
             </w:tcBorders>
             <w:shd w:val="clear" w:color="auto" w:fill="D9E2F3"/>
-            <w:tcMar>
-              <w:top w:w="50" w:type="dxa"/>
-              <w:left w:w="90" w:type="dxa"/>
-              <w:bottom w:w="50" w:type="dxa"/>
-              <w:right w:w="90" w:type="dxa"/>
-            </w:tcMar>
             <w:vAlign w:val="center"/>
           </w:tcPr>
           <w:p>
@@ -17858,12 +16462,6 @@
               <w:right w:val="single" w:sz="6" w:space="0" w:color="1F3864"/>
             </w:tcBorders>
             <w:shd w:val="clear" w:color="auto" w:fill="D9E2F3"/>
-            <w:tcMar>
-              <w:top w:w="50" w:type="dxa"/>
-              <w:left w:w="90" w:type="dxa"/>
-              <w:bottom w:w="50" w:type="dxa"/>
-              <w:right w:w="90" w:type="dxa"/>
-            </w:tcMar>
             <w:vAlign w:val="center"/>
           </w:tcPr>
           <w:p>
@@ -17926,12 +16524,6 @@
               <w:right w:val="single" w:sz="6" w:space="0" w:color="1F3864"/>
             </w:tcBorders>
             <w:shd w:val="clear" w:color="auto" w:fill="D9E2F3"/>
-            <w:tcMar>
-              <w:top w:w="50" w:type="dxa"/>
-              <w:left w:w="90" w:type="dxa"/>
-              <w:bottom w:w="50" w:type="dxa"/>
-              <w:right w:w="90" w:type="dxa"/>
-            </w:tcMar>
             <w:vAlign w:val="center"/>
           </w:tcPr>
           <w:p>
@@ -17964,12 +16556,6 @@
               <w:right w:val="single" w:sz="6" w:space="0" w:color="1F3864"/>
             </w:tcBorders>
             <w:shd w:val="clear" w:color="auto" w:fill="D9E2F3"/>
-            <w:tcMar>
-              <w:top w:w="50" w:type="dxa"/>
-              <w:left w:w="90" w:type="dxa"/>
-              <w:bottom w:w="50" w:type="dxa"/>
-              <w:right w:w="90" w:type="dxa"/>
-            </w:tcMar>
             <w:vAlign w:val="center"/>
           </w:tcPr>
           <w:p>
@@ -18002,12 +16588,6 @@
               <w:right w:val="single" w:sz="6" w:space="0" w:color="1F3864"/>
             </w:tcBorders>
             <w:shd w:val="clear" w:color="auto" w:fill="D9E2F3"/>
-            <w:tcMar>
-              <w:top w:w="50" w:type="dxa"/>
-              <w:left w:w="90" w:type="dxa"/>
-              <w:bottom w:w="50" w:type="dxa"/>
-              <w:right w:w="90" w:type="dxa"/>
-            </w:tcMar>
             <w:vAlign w:val="center"/>
           </w:tcPr>
           <w:p>
@@ -18040,12 +16620,6 @@
               <w:right w:val="single" w:sz="6" w:space="0" w:color="1F3864"/>
             </w:tcBorders>
             <w:shd w:val="clear" w:color="auto" w:fill="D9E2F3"/>
-            <w:tcMar>
-              <w:top w:w="50" w:type="dxa"/>
-              <w:left w:w="90" w:type="dxa"/>
-              <w:bottom w:w="50" w:type="dxa"/>
-              <w:right w:w="90" w:type="dxa"/>
-            </w:tcMar>
             <w:vAlign w:val="center"/>
           </w:tcPr>
           <w:p>
@@ -18108,12 +16682,6 @@
               <w:right w:val="single" w:sz="6" w:space="0" w:color="1F3864"/>
             </w:tcBorders>
             <w:shd w:val="clear" w:color="auto" w:fill="D9E2F3"/>
-            <w:tcMar>
-              <w:top w:w="50" w:type="dxa"/>
-              <w:left w:w="90" w:type="dxa"/>
-              <w:bottom w:w="50" w:type="dxa"/>
-              <w:right w:w="90" w:type="dxa"/>
-            </w:tcMar>
             <w:vAlign w:val="center"/>
           </w:tcPr>
           <w:p>
@@ -18157,12 +16725,6 @@
               <w:right w:val="single" w:sz="6" w:space="0" w:color="1F3864"/>
             </w:tcBorders>
             <w:shd w:val="clear" w:color="auto" w:fill="4472C4"/>
-            <w:tcMar>
-              <w:top w:w="50" w:type="dxa"/>
-              <w:left w:w="90" w:type="dxa"/>
-              <w:bottom w:w="50" w:type="dxa"/>
-              <w:right w:w="90" w:type="dxa"/>
-            </w:tcMar>
             <w:vAlign w:val="center"/>
           </w:tcPr>
           <w:p>
@@ -18232,12 +16794,6 @@
               <w:right w:val="single" w:sz="6" w:space="0" w:color="1F3864"/>
             </w:tcBorders>
             <w:shd w:val="clear" w:color="auto" w:fill="4472C4"/>
-            <w:tcMar>
-              <w:top w:w="50" w:type="dxa"/>
-              <w:left w:w="90" w:type="dxa"/>
-              <w:bottom w:w="50" w:type="dxa"/>
-              <w:right w:w="90" w:type="dxa"/>
-            </w:tcMar>
             <w:vAlign w:val="center"/>
           </w:tcPr>
           <w:p>
@@ -18277,12 +16833,6 @@
               <w:right w:val="single" w:sz="6" w:space="0" w:color="1F3864"/>
             </w:tcBorders>
             <w:shd w:val="clear" w:color="auto" w:fill="4472C4"/>
-            <w:tcMar>
-              <w:top w:w="50" w:type="dxa"/>
-              <w:left w:w="90" w:type="dxa"/>
-              <w:bottom w:w="50" w:type="dxa"/>
-              <w:right w:w="90" w:type="dxa"/>
-            </w:tcMar>
             <w:vAlign w:val="center"/>
           </w:tcPr>
           <w:p>
@@ -18322,12 +16872,6 @@
               <w:right w:val="single" w:sz="6" w:space="0" w:color="1F3864"/>
             </w:tcBorders>
             <w:shd w:val="clear" w:color="auto" w:fill="4472C4"/>
-            <w:tcMar>
-              <w:top w:w="50" w:type="dxa"/>
-              <w:left w:w="90" w:type="dxa"/>
-              <w:bottom w:w="50" w:type="dxa"/>
-              <w:right w:w="90" w:type="dxa"/>
-            </w:tcMar>
             <w:vAlign w:val="center"/>
           </w:tcPr>
           <w:p>
@@ -18367,12 +16911,6 @@
               <w:right w:val="single" w:sz="6" w:space="0" w:color="1F3864"/>
             </w:tcBorders>
             <w:shd w:val="clear" w:color="auto" w:fill="4472C4"/>
-            <w:tcMar>
-              <w:top w:w="50" w:type="dxa"/>
-              <w:left w:w="90" w:type="dxa"/>
-              <w:bottom w:w="50" w:type="dxa"/>
-              <w:right w:w="90" w:type="dxa"/>
-            </w:tcMar>
             <w:vAlign w:val="center"/>
           </w:tcPr>
           <w:p>
@@ -18442,12 +16980,6 @@
               <w:right w:val="single" w:sz="6" w:space="0" w:color="1F3864"/>
             </w:tcBorders>
             <w:shd w:val="clear" w:color="auto" w:fill="D9E2F3"/>
-            <w:tcMar>
-              <w:top w:w="50" w:type="dxa"/>
-              <w:left w:w="90" w:type="dxa"/>
-              <w:bottom w:w="50" w:type="dxa"/>
-              <w:right w:w="90" w:type="dxa"/>
-            </w:tcMar>
             <w:vAlign w:val="center"/>
           </w:tcPr>
           <w:p>
@@ -18480,12 +17012,6 @@
               <w:right w:val="single" w:sz="6" w:space="0" w:color="1F3864"/>
             </w:tcBorders>
             <w:shd w:val="clear" w:color="auto" w:fill="D9E2F3"/>
-            <w:tcMar>
-              <w:top w:w="50" w:type="dxa"/>
-              <w:left w:w="90" w:type="dxa"/>
-              <w:bottom w:w="50" w:type="dxa"/>
-              <w:right w:w="90" w:type="dxa"/>
-            </w:tcMar>
             <w:vAlign w:val="center"/>
           </w:tcPr>
           <w:p>
@@ -18518,12 +17044,6 @@
               <w:right w:val="single" w:sz="6" w:space="0" w:color="1F3864"/>
             </w:tcBorders>
             <w:shd w:val="clear" w:color="auto" w:fill="D9E2F3"/>
-            <w:tcMar>
-              <w:top w:w="50" w:type="dxa"/>
-              <w:left w:w="90" w:type="dxa"/>
-              <w:bottom w:w="50" w:type="dxa"/>
-              <w:right w:w="90" w:type="dxa"/>
-            </w:tcMar>
             <w:vAlign w:val="center"/>
           </w:tcPr>
           <w:p>
@@ -18556,12 +17076,6 @@
               <w:right w:val="single" w:sz="6" w:space="0" w:color="1F3864"/>
             </w:tcBorders>
             <w:shd w:val="clear" w:color="auto" w:fill="D9E2F3"/>
-            <w:tcMar>
-              <w:top w:w="50" w:type="dxa"/>
-              <w:left w:w="90" w:type="dxa"/>
-              <w:bottom w:w="50" w:type="dxa"/>
-              <w:right w:w="90" w:type="dxa"/>
-            </w:tcMar>
             <w:vAlign w:val="center"/>
           </w:tcPr>
           <w:p>
@@ -18624,12 +17138,6 @@
               <w:right w:val="single" w:sz="6" w:space="0" w:color="1F3864"/>
             </w:tcBorders>
             <w:shd w:val="clear" w:color="auto" w:fill="D9E2F3"/>
-            <w:tcMar>
-              <w:top w:w="50" w:type="dxa"/>
-              <w:left w:w="90" w:type="dxa"/>
-              <w:bottom w:w="50" w:type="dxa"/>
-              <w:right w:w="90" w:type="dxa"/>
-            </w:tcMar>
             <w:vAlign w:val="center"/>
           </w:tcPr>
           <w:p>
@@ -18662,12 +17170,6 @@
               <w:right w:val="single" w:sz="6" w:space="0" w:color="1F3864"/>
             </w:tcBorders>
             <w:shd w:val="clear" w:color="auto" w:fill="D9E2F3"/>
-            <w:tcMar>
-              <w:top w:w="50" w:type="dxa"/>
-              <w:left w:w="90" w:type="dxa"/>
-              <w:bottom w:w="50" w:type="dxa"/>
-              <w:right w:w="90" w:type="dxa"/>
-            </w:tcMar>
             <w:vAlign w:val="center"/>
           </w:tcPr>
           <w:p>
@@ -18700,12 +17202,6 @@
               <w:right w:val="single" w:sz="6" w:space="0" w:color="1F3864"/>
             </w:tcBorders>
             <w:shd w:val="clear" w:color="auto" w:fill="D9E2F3"/>
-            <w:tcMar>
-              <w:top w:w="50" w:type="dxa"/>
-              <w:left w:w="90" w:type="dxa"/>
-              <w:bottom w:w="50" w:type="dxa"/>
-              <w:right w:w="90" w:type="dxa"/>
-            </w:tcMar>
             <w:vAlign w:val="center"/>
           </w:tcPr>
           <w:p>
@@ -18738,12 +17234,6 @@
               <w:right w:val="single" w:sz="6" w:space="0" w:color="1F3864"/>
             </w:tcBorders>
             <w:shd w:val="clear" w:color="auto" w:fill="D9E2F3"/>
-            <w:tcMar>
-              <w:top w:w="50" w:type="dxa"/>
-              <w:left w:w="90" w:type="dxa"/>
-              <w:bottom w:w="50" w:type="dxa"/>
-              <w:right w:w="90" w:type="dxa"/>
-            </w:tcMar>
             <w:vAlign w:val="center"/>
           </w:tcPr>
           <w:p>
@@ -18806,12 +17296,6 @@
               <w:right w:val="single" w:sz="6" w:space="0" w:color="1F3864"/>
             </w:tcBorders>
             <w:shd w:val="clear" w:color="auto" w:fill="D9E2F3"/>
-            <w:tcMar>
-              <w:top w:w="50" w:type="dxa"/>
-              <w:left w:w="90" w:type="dxa"/>
-              <w:bottom w:w="50" w:type="dxa"/>
-              <w:right w:w="90" w:type="dxa"/>
-            </w:tcMar>
             <w:vAlign w:val="center"/>
           </w:tcPr>
           <w:p>
@@ -18844,12 +17328,6 @@
               <w:right w:val="single" w:sz="6" w:space="0" w:color="1F3864"/>
             </w:tcBorders>
             <w:shd w:val="clear" w:color="auto" w:fill="D9E2F3"/>
-            <w:tcMar>
-              <w:top w:w="50" w:type="dxa"/>
-              <w:left w:w="90" w:type="dxa"/>
-              <w:bottom w:w="50" w:type="dxa"/>
-              <w:right w:w="90" w:type="dxa"/>
-            </w:tcMar>
             <w:vAlign w:val="center"/>
           </w:tcPr>
           <w:p>
@@ -18882,12 +17360,6 @@
               <w:right w:val="single" w:sz="6" w:space="0" w:color="1F3864"/>
             </w:tcBorders>
             <w:shd w:val="clear" w:color="auto" w:fill="D9E2F3"/>
-            <w:tcMar>
-              <w:top w:w="50" w:type="dxa"/>
-              <w:left w:w="90" w:type="dxa"/>
-              <w:bottom w:w="50" w:type="dxa"/>
-              <w:right w:w="90" w:type="dxa"/>
-            </w:tcMar>
             <w:vAlign w:val="center"/>
           </w:tcPr>
           <w:p>
@@ -18920,12 +17392,6 @@
               <w:right w:val="single" w:sz="6" w:space="0" w:color="1F3864"/>
             </w:tcBorders>
             <w:shd w:val="clear" w:color="auto" w:fill="D9E2F3"/>
-            <w:tcMar>
-              <w:top w:w="50" w:type="dxa"/>
-              <w:left w:w="90" w:type="dxa"/>
-              <w:bottom w:w="50" w:type="dxa"/>
-              <w:right w:w="90" w:type="dxa"/>
-            </w:tcMar>
             <w:vAlign w:val="center"/>
           </w:tcPr>
           <w:p>
@@ -18988,12 +17454,6 @@
               <w:right w:val="single" w:sz="6" w:space="0" w:color="1F3864"/>
             </w:tcBorders>
             <w:shd w:val="clear" w:color="auto" w:fill="D9E2F3"/>
-            <w:tcMar>
-              <w:top w:w="50" w:type="dxa"/>
-              <w:left w:w="90" w:type="dxa"/>
-              <w:bottom w:w="50" w:type="dxa"/>
-              <w:right w:w="90" w:type="dxa"/>
-            </w:tcMar>
             <w:vAlign w:val="center"/>
           </w:tcPr>
           <w:p>
@@ -19036,12 +17496,6 @@
               <w:right w:val="single" w:sz="6" w:space="0" w:color="1F3864"/>
             </w:tcBorders>
             <w:shd w:val="clear" w:color="auto" w:fill="4472C4"/>
-            <w:tcMar>
-              <w:top w:w="50" w:type="dxa"/>
-              <w:left w:w="90" w:type="dxa"/>
-              <w:bottom w:w="50" w:type="dxa"/>
-              <w:right w:w="90" w:type="dxa"/>
-            </w:tcMar>
             <w:vAlign w:val="center"/>
           </w:tcPr>
           <w:p>
@@ -19111,12 +17565,6 @@
               <w:right w:val="single" w:sz="6" w:space="0" w:color="1F3864"/>
             </w:tcBorders>
             <w:shd w:val="clear" w:color="auto" w:fill="4472C4"/>
-            <w:tcMar>
-              <w:top w:w="50" w:type="dxa"/>
-              <w:left w:w="90" w:type="dxa"/>
-              <w:bottom w:w="50" w:type="dxa"/>
-              <w:right w:w="90" w:type="dxa"/>
-            </w:tcMar>
             <w:vAlign w:val="center"/>
           </w:tcPr>
           <w:p>
@@ -19156,12 +17604,6 @@
               <w:right w:val="single" w:sz="6" w:space="0" w:color="1F3864"/>
             </w:tcBorders>
             <w:shd w:val="clear" w:color="auto" w:fill="4472C4"/>
-            <w:tcMar>
-              <w:top w:w="50" w:type="dxa"/>
-              <w:left w:w="90" w:type="dxa"/>
-              <w:bottom w:w="50" w:type="dxa"/>
-              <w:right w:w="90" w:type="dxa"/>
-            </w:tcMar>
             <w:vAlign w:val="center"/>
           </w:tcPr>
           <w:p>
@@ -19201,12 +17643,6 @@
               <w:right w:val="single" w:sz="6" w:space="0" w:color="1F3864"/>
             </w:tcBorders>
             <w:shd w:val="clear" w:color="auto" w:fill="4472C4"/>
-            <w:tcMar>
-              <w:top w:w="50" w:type="dxa"/>
-              <w:left w:w="90" w:type="dxa"/>
-              <w:bottom w:w="50" w:type="dxa"/>
-              <w:right w:w="90" w:type="dxa"/>
-            </w:tcMar>
             <w:vAlign w:val="center"/>
           </w:tcPr>
           <w:p>
@@ -19246,12 +17682,6 @@
               <w:right w:val="single" w:sz="6" w:space="0" w:color="1F3864"/>
             </w:tcBorders>
             <w:shd w:val="clear" w:color="auto" w:fill="4472C4"/>
-            <w:tcMar>
-              <w:top w:w="50" w:type="dxa"/>
-              <w:left w:w="90" w:type="dxa"/>
-              <w:bottom w:w="50" w:type="dxa"/>
-              <w:right w:w="90" w:type="dxa"/>
-            </w:tcMar>
             <w:vAlign w:val="center"/>
           </w:tcPr>
           <w:p>
@@ -19321,12 +17751,6 @@
               <w:right w:val="single" w:sz="6" w:space="0" w:color="1F3864"/>
             </w:tcBorders>
             <w:shd w:val="clear" w:color="auto" w:fill="D9E2F3"/>
-            <w:tcMar>
-              <w:top w:w="50" w:type="dxa"/>
-              <w:left w:w="90" w:type="dxa"/>
-              <w:bottom w:w="50" w:type="dxa"/>
-              <w:right w:w="90" w:type="dxa"/>
-            </w:tcMar>
             <w:vAlign w:val="center"/>
           </w:tcPr>
           <w:p>
@@ -19359,12 +17783,6 @@
               <w:right w:val="single" w:sz="6" w:space="0" w:color="1F3864"/>
             </w:tcBorders>
             <w:shd w:val="clear" w:color="auto" w:fill="D9E2F3"/>
-            <w:tcMar>
-              <w:top w:w="50" w:type="dxa"/>
-              <w:left w:w="90" w:type="dxa"/>
-              <w:bottom w:w="50" w:type="dxa"/>
-              <w:right w:w="90" w:type="dxa"/>
-            </w:tcMar>
             <w:vAlign w:val="center"/>
           </w:tcPr>
           <w:p>
@@ -19397,12 +17815,6 @@
               <w:right w:val="single" w:sz="6" w:space="0" w:color="1F3864"/>
             </w:tcBorders>
             <w:shd w:val="clear" w:color="auto" w:fill="D9E2F3"/>
-            <w:tcMar>
-              <w:top w:w="50" w:type="dxa"/>
-              <w:left w:w="90" w:type="dxa"/>
-              <w:bottom w:w="50" w:type="dxa"/>
-              <w:right w:w="90" w:type="dxa"/>
-            </w:tcMar>
             <w:vAlign w:val="center"/>
           </w:tcPr>
           <w:p>
@@ -19435,12 +17847,6 @@
               <w:right w:val="single" w:sz="6" w:space="0" w:color="1F3864"/>
             </w:tcBorders>
             <w:shd w:val="clear" w:color="auto" w:fill="D9E2F3"/>
-            <w:tcMar>
-              <w:top w:w="50" w:type="dxa"/>
-              <w:left w:w="90" w:type="dxa"/>
-              <w:bottom w:w="50" w:type="dxa"/>
-              <w:right w:w="90" w:type="dxa"/>
-            </w:tcMar>
             <w:vAlign w:val="center"/>
           </w:tcPr>
           <w:p>
@@ -19503,12 +17909,6 @@
               <w:right w:val="single" w:sz="6" w:space="0" w:color="1F3864"/>
             </w:tcBorders>
             <w:shd w:val="clear" w:color="auto" w:fill="D9E2F3"/>
-            <w:tcMar>
-              <w:top w:w="50" w:type="dxa"/>
-              <w:left w:w="90" w:type="dxa"/>
-              <w:bottom w:w="50" w:type="dxa"/>
-              <w:right w:w="90" w:type="dxa"/>
-            </w:tcMar>
             <w:vAlign w:val="center"/>
           </w:tcPr>
           <w:p>
@@ -19541,12 +17941,6 @@
               <w:right w:val="single" w:sz="6" w:space="0" w:color="1F3864"/>
             </w:tcBorders>
             <w:shd w:val="clear" w:color="auto" w:fill="D9E2F3"/>
-            <w:tcMar>
-              <w:top w:w="50" w:type="dxa"/>
-              <w:left w:w="90" w:type="dxa"/>
-              <w:bottom w:w="50" w:type="dxa"/>
-              <w:right w:w="90" w:type="dxa"/>
-            </w:tcMar>
             <w:vAlign w:val="center"/>
           </w:tcPr>
           <w:p>
@@ -19579,12 +17973,6 @@
               <w:right w:val="single" w:sz="6" w:space="0" w:color="1F3864"/>
             </w:tcBorders>
             <w:shd w:val="clear" w:color="auto" w:fill="D9E2F3"/>
-            <w:tcMar>
-              <w:top w:w="50" w:type="dxa"/>
-              <w:left w:w="90" w:type="dxa"/>
-              <w:bottom w:w="50" w:type="dxa"/>
-              <w:right w:w="90" w:type="dxa"/>
-            </w:tcMar>
             <w:vAlign w:val="center"/>
           </w:tcPr>
           <w:p>
@@ -19617,12 +18005,6 @@
               <w:right w:val="single" w:sz="6" w:space="0" w:color="1F3864"/>
             </w:tcBorders>
             <w:shd w:val="clear" w:color="auto" w:fill="D9E2F3"/>
-            <w:tcMar>
-              <w:top w:w="50" w:type="dxa"/>
-              <w:left w:w="90" w:type="dxa"/>
-              <w:bottom w:w="50" w:type="dxa"/>
-              <w:right w:w="90" w:type="dxa"/>
-            </w:tcMar>
             <w:vAlign w:val="center"/>
           </w:tcPr>
           <w:p>
@@ -19685,12 +18067,6 @@
               <w:right w:val="single" w:sz="6" w:space="0" w:color="1F3864"/>
             </w:tcBorders>
             <w:shd w:val="clear" w:color="auto" w:fill="D9E2F3"/>
-            <w:tcMar>
-              <w:top w:w="50" w:type="dxa"/>
-              <w:left w:w="90" w:type="dxa"/>
-              <w:bottom w:w="50" w:type="dxa"/>
-              <w:right w:w="90" w:type="dxa"/>
-            </w:tcMar>
             <w:vAlign w:val="center"/>
           </w:tcPr>
           <w:p>
@@ -19723,12 +18099,6 @@
               <w:right w:val="single" w:sz="6" w:space="0" w:color="1F3864"/>
             </w:tcBorders>
             <w:shd w:val="clear" w:color="auto" w:fill="D9E2F3"/>
-            <w:tcMar>
-              <w:top w:w="50" w:type="dxa"/>
-              <w:left w:w="90" w:type="dxa"/>
-              <w:bottom w:w="50" w:type="dxa"/>
-              <w:right w:w="90" w:type="dxa"/>
-            </w:tcMar>
             <w:vAlign w:val="center"/>
           </w:tcPr>
           <w:p>
@@ -19761,12 +18131,6 @@
               <w:right w:val="single" w:sz="6" w:space="0" w:color="1F3864"/>
             </w:tcBorders>
             <w:shd w:val="clear" w:color="auto" w:fill="D9E2F3"/>
-            <w:tcMar>
-              <w:top w:w="50" w:type="dxa"/>
-              <w:left w:w="90" w:type="dxa"/>
-              <w:bottom w:w="50" w:type="dxa"/>
-              <w:right w:w="90" w:type="dxa"/>
-            </w:tcMar>
             <w:vAlign w:val="center"/>
           </w:tcPr>
           <w:p>
@@ -19799,12 +18163,6 @@
               <w:right w:val="single" w:sz="6" w:space="0" w:color="1F3864"/>
             </w:tcBorders>
             <w:shd w:val="clear" w:color="auto" w:fill="D9E2F3"/>
-            <w:tcMar>
-              <w:top w:w="50" w:type="dxa"/>
-              <w:left w:w="90" w:type="dxa"/>
-              <w:bottom w:w="50" w:type="dxa"/>
-              <w:right w:w="90" w:type="dxa"/>
-            </w:tcMar>
             <w:vAlign w:val="center"/>
           </w:tcPr>
           <w:p>
@@ -19867,12 +18225,6 @@
               <w:right w:val="single" w:sz="6" w:space="0" w:color="1F3864"/>
             </w:tcBorders>
             <w:shd w:val="clear" w:color="auto" w:fill="D9E2F3"/>
-            <w:tcMar>
-              <w:top w:w="50" w:type="dxa"/>
-              <w:left w:w="90" w:type="dxa"/>
-              <w:bottom w:w="50" w:type="dxa"/>
-              <w:right w:w="90" w:type="dxa"/>
-            </w:tcMar>
             <w:vAlign w:val="center"/>
           </w:tcPr>
           <w:p>
@@ -19915,12 +18267,6 @@
               <w:right w:val="single" w:sz="6" w:space="0" w:color="1F3864"/>
             </w:tcBorders>
             <w:shd w:val="clear" w:color="auto" w:fill="4472C4"/>
-            <w:tcMar>
-              <w:top w:w="50" w:type="dxa"/>
-              <w:left w:w="90" w:type="dxa"/>
-              <w:bottom w:w="50" w:type="dxa"/>
-              <w:right w:w="90" w:type="dxa"/>
-            </w:tcMar>
             <w:vAlign w:val="center"/>
           </w:tcPr>
           <w:p>
@@ -19990,12 +18336,6 @@
               <w:right w:val="single" w:sz="6" w:space="0" w:color="1F3864"/>
             </w:tcBorders>
             <w:shd w:val="clear" w:color="auto" w:fill="4472C4"/>
-            <w:tcMar>
-              <w:top w:w="50" w:type="dxa"/>
-              <w:left w:w="90" w:type="dxa"/>
-              <w:bottom w:w="50" w:type="dxa"/>
-              <w:right w:w="90" w:type="dxa"/>
-            </w:tcMar>
             <w:vAlign w:val="center"/>
           </w:tcPr>
           <w:p>
@@ -20035,12 +18375,6 @@
               <w:right w:val="single" w:sz="6" w:space="0" w:color="1F3864"/>
             </w:tcBorders>
             <w:shd w:val="clear" w:color="auto" w:fill="4472C4"/>
-            <w:tcMar>
-              <w:top w:w="50" w:type="dxa"/>
-              <w:left w:w="90" w:type="dxa"/>
-              <w:bottom w:w="50" w:type="dxa"/>
-              <w:right w:w="90" w:type="dxa"/>
-            </w:tcMar>
             <w:vAlign w:val="center"/>
           </w:tcPr>
           <w:p>
@@ -20080,12 +18414,6 @@
               <w:right w:val="single" w:sz="6" w:space="0" w:color="1F3864"/>
             </w:tcBorders>
             <w:shd w:val="clear" w:color="auto" w:fill="4472C4"/>
-            <w:tcMar>
-              <w:top w:w="50" w:type="dxa"/>
-              <w:left w:w="90" w:type="dxa"/>
-              <w:bottom w:w="50" w:type="dxa"/>
-              <w:right w:w="90" w:type="dxa"/>
-            </w:tcMar>
             <w:vAlign w:val="center"/>
           </w:tcPr>
           <w:p>
@@ -20125,12 +18453,6 @@
               <w:right w:val="single" w:sz="6" w:space="0" w:color="1F3864"/>
             </w:tcBorders>
             <w:shd w:val="clear" w:color="auto" w:fill="4472C4"/>
-            <w:tcMar>
-              <w:top w:w="50" w:type="dxa"/>
-              <w:left w:w="90" w:type="dxa"/>
-              <w:bottom w:w="50" w:type="dxa"/>
-              <w:right w:w="90" w:type="dxa"/>
-            </w:tcMar>
             <w:vAlign w:val="center"/>
           </w:tcPr>
           <w:p>
@@ -20200,12 +18522,6 @@
               <w:right w:val="single" w:sz="6" w:space="0" w:color="1F3864"/>
             </w:tcBorders>
             <w:shd w:val="clear" w:color="auto" w:fill="D9E2F3"/>
-            <w:tcMar>
-              <w:top w:w="50" w:type="dxa"/>
-              <w:left w:w="90" w:type="dxa"/>
-              <w:bottom w:w="50" w:type="dxa"/>
-              <w:right w:w="90" w:type="dxa"/>
-            </w:tcMar>
             <w:vAlign w:val="center"/>
           </w:tcPr>
           <w:p>
@@ -20238,12 +18554,6 @@
               <w:right w:val="single" w:sz="6" w:space="0" w:color="1F3864"/>
             </w:tcBorders>
             <w:shd w:val="clear" w:color="auto" w:fill="D9E2F3"/>
-            <w:tcMar>
-              <w:top w:w="50" w:type="dxa"/>
-              <w:left w:w="90" w:type="dxa"/>
-              <w:bottom w:w="50" w:type="dxa"/>
-              <w:right w:w="90" w:type="dxa"/>
-            </w:tcMar>
             <w:vAlign w:val="center"/>
           </w:tcPr>
           <w:p>
@@ -20276,12 +18586,6 @@
               <w:right w:val="single" w:sz="6" w:space="0" w:color="1F3864"/>
             </w:tcBorders>
             <w:shd w:val="clear" w:color="auto" w:fill="D9E2F3"/>
-            <w:tcMar>
-              <w:top w:w="50" w:type="dxa"/>
-              <w:left w:w="90" w:type="dxa"/>
-              <w:bottom w:w="50" w:type="dxa"/>
-              <w:right w:w="90" w:type="dxa"/>
-            </w:tcMar>
             <w:vAlign w:val="center"/>
           </w:tcPr>
           <w:p>
@@ -20314,12 +18618,6 @@
               <w:right w:val="single" w:sz="6" w:space="0" w:color="1F3864"/>
             </w:tcBorders>
             <w:shd w:val="clear" w:color="auto" w:fill="D9E2F3"/>
-            <w:tcMar>
-              <w:top w:w="50" w:type="dxa"/>
-              <w:left w:w="90" w:type="dxa"/>
-              <w:bottom w:w="50" w:type="dxa"/>
-              <w:right w:w="90" w:type="dxa"/>
-            </w:tcMar>
             <w:vAlign w:val="center"/>
           </w:tcPr>
           <w:p>
@@ -20382,12 +18680,6 @@
               <w:right w:val="single" w:sz="6" w:space="0" w:color="1F3864"/>
             </w:tcBorders>
             <w:shd w:val="clear" w:color="auto" w:fill="D9E2F3"/>
-            <w:tcMar>
-              <w:top w:w="50" w:type="dxa"/>
-              <w:left w:w="90" w:type="dxa"/>
-              <w:bottom w:w="50" w:type="dxa"/>
-              <w:right w:w="90" w:type="dxa"/>
-            </w:tcMar>
             <w:vAlign w:val="center"/>
           </w:tcPr>
           <w:p>
@@ -20420,12 +18712,6 @@
               <w:right w:val="single" w:sz="6" w:space="0" w:color="1F3864"/>
             </w:tcBorders>
             <w:shd w:val="clear" w:color="auto" w:fill="D9E2F3"/>
-            <w:tcMar>
-              <w:top w:w="50" w:type="dxa"/>
-              <w:left w:w="90" w:type="dxa"/>
-              <w:bottom w:w="50" w:type="dxa"/>
-              <w:right w:w="90" w:type="dxa"/>
-            </w:tcMar>
             <w:vAlign w:val="center"/>
           </w:tcPr>
           <w:p>
@@ -20458,12 +18744,6 @@
               <w:right w:val="single" w:sz="6" w:space="0" w:color="1F3864"/>
             </w:tcBorders>
             <w:shd w:val="clear" w:color="auto" w:fill="D9E2F3"/>
-            <w:tcMar>
-              <w:top w:w="50" w:type="dxa"/>
-              <w:left w:w="90" w:type="dxa"/>
-              <w:bottom w:w="50" w:type="dxa"/>
-              <w:right w:w="90" w:type="dxa"/>
-            </w:tcMar>
             <w:vAlign w:val="center"/>
           </w:tcPr>
           <w:p>
@@ -20496,12 +18776,6 @@
               <w:right w:val="single" w:sz="6" w:space="0" w:color="1F3864"/>
             </w:tcBorders>
             <w:shd w:val="clear" w:color="auto" w:fill="D9E2F3"/>
-            <w:tcMar>
-              <w:top w:w="50" w:type="dxa"/>
-              <w:left w:w="90" w:type="dxa"/>
-              <w:bottom w:w="50" w:type="dxa"/>
-              <w:right w:w="90" w:type="dxa"/>
-            </w:tcMar>
             <w:vAlign w:val="center"/>
           </w:tcPr>
           <w:p>
@@ -20564,12 +18838,6 @@
               <w:right w:val="single" w:sz="6" w:space="0" w:color="1F3864"/>
             </w:tcBorders>
             <w:shd w:val="clear" w:color="auto" w:fill="D9E2F3"/>
-            <w:tcMar>
-              <w:top w:w="50" w:type="dxa"/>
-              <w:left w:w="90" w:type="dxa"/>
-              <w:bottom w:w="50" w:type="dxa"/>
-              <w:right w:w="90" w:type="dxa"/>
-            </w:tcMar>
             <w:vAlign w:val="center"/>
           </w:tcPr>
           <w:p>
@@ -20602,12 +18870,6 @@
               <w:right w:val="single" w:sz="6" w:space="0" w:color="1F3864"/>
             </w:tcBorders>
             <w:shd w:val="clear" w:color="auto" w:fill="D9E2F3"/>
-            <w:tcMar>
-              <w:top w:w="50" w:type="dxa"/>
-              <w:left w:w="90" w:type="dxa"/>
-              <w:bottom w:w="50" w:type="dxa"/>
-              <w:right w:w="90" w:type="dxa"/>
-            </w:tcMar>
             <w:vAlign w:val="center"/>
           </w:tcPr>
           <w:p>
@@ -20640,12 +18902,6 @@
               <w:right w:val="single" w:sz="6" w:space="0" w:color="1F3864"/>
             </w:tcBorders>
             <w:shd w:val="clear" w:color="auto" w:fill="D9E2F3"/>
-            <w:tcMar>
-              <w:top w:w="50" w:type="dxa"/>
-              <w:left w:w="90" w:type="dxa"/>
-              <w:bottom w:w="50" w:type="dxa"/>
-              <w:right w:w="90" w:type="dxa"/>
-            </w:tcMar>
             <w:vAlign w:val="center"/>
           </w:tcPr>
           <w:p>
@@ -20678,12 +18934,6 @@
               <w:right w:val="single" w:sz="6" w:space="0" w:color="1F3864"/>
             </w:tcBorders>
             <w:shd w:val="clear" w:color="auto" w:fill="D9E2F3"/>
-            <w:tcMar>
-              <w:top w:w="50" w:type="dxa"/>
-              <w:left w:w="90" w:type="dxa"/>
-              <w:bottom w:w="50" w:type="dxa"/>
-              <w:right w:w="90" w:type="dxa"/>
-            </w:tcMar>
             <w:vAlign w:val="center"/>
           </w:tcPr>
           <w:p>
@@ -20746,12 +18996,6 @@
               <w:right w:val="single" w:sz="6" w:space="0" w:color="1F3864"/>
             </w:tcBorders>
             <w:shd w:val="clear" w:color="auto" w:fill="D9E2F3"/>
-            <w:tcMar>
-              <w:top w:w="50" w:type="dxa"/>
-              <w:left w:w="90" w:type="dxa"/>
-              <w:bottom w:w="50" w:type="dxa"/>
-              <w:right w:w="90" w:type="dxa"/>
-            </w:tcMar>
             <w:vAlign w:val="center"/>
           </w:tcPr>
           <w:p>
@@ -20803,12 +19047,6 @@
               <w:right w:val="single" w:sz="6" w:space="0" w:color="1F3864"/>
             </w:tcBorders>
             <w:shd w:val="clear" w:color="auto" w:fill="4472C4"/>
-            <w:tcMar>
-              <w:top w:w="50" w:type="dxa"/>
-              <w:left w:w="90" w:type="dxa"/>
-              <w:bottom w:w="50" w:type="dxa"/>
-              <w:right w:w="90" w:type="dxa"/>
-            </w:tcMar>
             <w:vAlign w:val="center"/>
           </w:tcPr>
           <w:p>
@@ -20878,12 +19116,6 @@
               <w:right w:val="single" w:sz="6" w:space="0" w:color="1F3864"/>
             </w:tcBorders>
             <w:shd w:val="clear" w:color="auto" w:fill="4472C4"/>
-            <w:tcMar>
-              <w:top w:w="50" w:type="dxa"/>
-              <w:left w:w="90" w:type="dxa"/>
-              <w:bottom w:w="50" w:type="dxa"/>
-              <w:right w:w="90" w:type="dxa"/>
-            </w:tcMar>
             <w:vAlign w:val="center"/>
           </w:tcPr>
           <w:p>
@@ -20923,12 +19155,6 @@
               <w:right w:val="single" w:sz="6" w:space="0" w:color="1F3864"/>
             </w:tcBorders>
             <w:shd w:val="clear" w:color="auto" w:fill="4472C4"/>
-            <w:tcMar>
-              <w:top w:w="50" w:type="dxa"/>
-              <w:left w:w="90" w:type="dxa"/>
-              <w:bottom w:w="50" w:type="dxa"/>
-              <w:right w:w="90" w:type="dxa"/>
-            </w:tcMar>
             <w:vAlign w:val="center"/>
           </w:tcPr>
           <w:p>
@@ -20968,12 +19194,6 @@
               <w:right w:val="single" w:sz="6" w:space="0" w:color="1F3864"/>
             </w:tcBorders>
             <w:shd w:val="clear" w:color="auto" w:fill="4472C4"/>
-            <w:tcMar>
-              <w:top w:w="50" w:type="dxa"/>
-              <w:left w:w="90" w:type="dxa"/>
-              <w:bottom w:w="50" w:type="dxa"/>
-              <w:right w:w="90" w:type="dxa"/>
-            </w:tcMar>
             <w:vAlign w:val="center"/>
           </w:tcPr>
           <w:p>
@@ -21013,12 +19233,6 @@
               <w:right w:val="single" w:sz="6" w:space="0" w:color="1F3864"/>
             </w:tcBorders>
             <w:shd w:val="clear" w:color="auto" w:fill="4472C4"/>
-            <w:tcMar>
-              <w:top w:w="50" w:type="dxa"/>
-              <w:left w:w="90" w:type="dxa"/>
-              <w:bottom w:w="50" w:type="dxa"/>
-              <w:right w:w="90" w:type="dxa"/>
-            </w:tcMar>
             <w:vAlign w:val="center"/>
           </w:tcPr>
           <w:p>
@@ -21088,12 +19302,6 @@
               <w:right w:val="single" w:sz="6" w:space="0" w:color="1F3864"/>
             </w:tcBorders>
             <w:shd w:val="clear" w:color="auto" w:fill="D9E2F3"/>
-            <w:tcMar>
-              <w:top w:w="50" w:type="dxa"/>
-              <w:left w:w="90" w:type="dxa"/>
-              <w:bottom w:w="50" w:type="dxa"/>
-              <w:right w:w="90" w:type="dxa"/>
-            </w:tcMar>
             <w:vAlign w:val="center"/>
           </w:tcPr>
           <w:p>
@@ -21126,12 +19334,6 @@
               <w:right w:val="single" w:sz="6" w:space="0" w:color="1F3864"/>
             </w:tcBorders>
             <w:shd w:val="clear" w:color="auto" w:fill="D9E2F3"/>
-            <w:tcMar>
-              <w:top w:w="50" w:type="dxa"/>
-              <w:left w:w="90" w:type="dxa"/>
-              <w:bottom w:w="50" w:type="dxa"/>
-              <w:right w:w="90" w:type="dxa"/>
-            </w:tcMar>
             <w:vAlign w:val="center"/>
           </w:tcPr>
           <w:p>
@@ -21164,12 +19366,6 @@
               <w:right w:val="single" w:sz="6" w:space="0" w:color="1F3864"/>
             </w:tcBorders>
             <w:shd w:val="clear" w:color="auto" w:fill="D9E2F3"/>
-            <w:tcMar>
-              <w:top w:w="50" w:type="dxa"/>
-              <w:left w:w="90" w:type="dxa"/>
-              <w:bottom w:w="50" w:type="dxa"/>
-              <w:right w:w="90" w:type="dxa"/>
-            </w:tcMar>
             <w:vAlign w:val="center"/>
           </w:tcPr>
           <w:p>
@@ -21202,12 +19398,6 @@
               <w:right w:val="single" w:sz="6" w:space="0" w:color="1F3864"/>
             </w:tcBorders>
             <w:shd w:val="clear" w:color="auto" w:fill="D9E2F3"/>
-            <w:tcMar>
-              <w:top w:w="50" w:type="dxa"/>
-              <w:left w:w="90" w:type="dxa"/>
-              <w:bottom w:w="50" w:type="dxa"/>
-              <w:right w:w="90" w:type="dxa"/>
-            </w:tcMar>
             <w:vAlign w:val="center"/>
           </w:tcPr>
           <w:p>
@@ -21270,12 +19460,6 @@
               <w:right w:val="single" w:sz="6" w:space="0" w:color="1F3864"/>
             </w:tcBorders>
             <w:shd w:val="clear" w:color="auto" w:fill="D9E2F3"/>
-            <w:tcMar>
-              <w:top w:w="50" w:type="dxa"/>
-              <w:left w:w="90" w:type="dxa"/>
-              <w:bottom w:w="50" w:type="dxa"/>
-              <w:right w:w="90" w:type="dxa"/>
-            </w:tcMar>
             <w:vAlign w:val="center"/>
           </w:tcPr>
           <w:p>
@@ -21308,12 +19492,6 @@
               <w:right w:val="single" w:sz="6" w:space="0" w:color="1F3864"/>
             </w:tcBorders>
             <w:shd w:val="clear" w:color="auto" w:fill="D9E2F3"/>
-            <w:tcMar>
-              <w:top w:w="50" w:type="dxa"/>
-              <w:left w:w="90" w:type="dxa"/>
-              <w:bottom w:w="50" w:type="dxa"/>
-              <w:right w:w="90" w:type="dxa"/>
-            </w:tcMar>
             <w:vAlign w:val="center"/>
           </w:tcPr>
           <w:p>
@@ -21354,12 +19532,6 @@
               <w:right w:val="single" w:sz="6" w:space="0" w:color="1F3864"/>
             </w:tcBorders>
             <w:shd w:val="clear" w:color="auto" w:fill="D9E2F3"/>
-            <w:tcMar>
-              <w:top w:w="50" w:type="dxa"/>
-              <w:left w:w="90" w:type="dxa"/>
-              <w:bottom w:w="50" w:type="dxa"/>
-              <w:right w:w="90" w:type="dxa"/>
-            </w:tcMar>
             <w:vAlign w:val="center"/>
           </w:tcPr>
           <w:p>
@@ -21392,12 +19564,6 @@
               <w:right w:val="single" w:sz="6" w:space="0" w:color="1F3864"/>
             </w:tcBorders>
             <w:shd w:val="clear" w:color="auto" w:fill="D9E2F3"/>
-            <w:tcMar>
-              <w:top w:w="50" w:type="dxa"/>
-              <w:left w:w="90" w:type="dxa"/>
-              <w:bottom w:w="50" w:type="dxa"/>
-              <w:right w:w="90" w:type="dxa"/>
-            </w:tcMar>
             <w:vAlign w:val="center"/>
           </w:tcPr>
           <w:p>
@@ -21460,12 +19626,6 @@
               <w:right w:val="single" w:sz="6" w:space="0" w:color="1F3864"/>
             </w:tcBorders>
             <w:shd w:val="clear" w:color="auto" w:fill="D9E2F3"/>
-            <w:tcMar>
-              <w:top w:w="50" w:type="dxa"/>
-              <w:left w:w="90" w:type="dxa"/>
-              <w:bottom w:w="50" w:type="dxa"/>
-              <w:right w:w="90" w:type="dxa"/>
-            </w:tcMar>
             <w:vAlign w:val="center"/>
           </w:tcPr>
           <w:p>
@@ -21498,12 +19658,6 @@
               <w:right w:val="single" w:sz="6" w:space="0" w:color="1F3864"/>
             </w:tcBorders>
             <w:shd w:val="clear" w:color="auto" w:fill="D9E2F3"/>
-            <w:tcMar>
-              <w:top w:w="50" w:type="dxa"/>
-              <w:left w:w="90" w:type="dxa"/>
-              <w:bottom w:w="50" w:type="dxa"/>
-              <w:right w:w="90" w:type="dxa"/>
-            </w:tcMar>
             <w:vAlign w:val="center"/>
           </w:tcPr>
           <w:p>
@@ -21560,12 +19714,6 @@
               <w:right w:val="single" w:sz="6" w:space="0" w:color="1F3864"/>
             </w:tcBorders>
             <w:shd w:val="clear" w:color="auto" w:fill="D9E2F3"/>
-            <w:tcMar>
-              <w:top w:w="50" w:type="dxa"/>
-              <w:left w:w="90" w:type="dxa"/>
-              <w:bottom w:w="50" w:type="dxa"/>
-              <w:right w:w="90" w:type="dxa"/>
-            </w:tcMar>
             <w:vAlign w:val="center"/>
           </w:tcPr>
           <w:p>
@@ -21598,12 +19746,6 @@
               <w:right w:val="single" w:sz="6" w:space="0" w:color="1F3864"/>
             </w:tcBorders>
             <w:shd w:val="clear" w:color="auto" w:fill="D9E2F3"/>
-            <w:tcMar>
-              <w:top w:w="50" w:type="dxa"/>
-              <w:left w:w="90" w:type="dxa"/>
-              <w:bottom w:w="50" w:type="dxa"/>
-              <w:right w:w="90" w:type="dxa"/>
-            </w:tcMar>
             <w:vAlign w:val="center"/>
           </w:tcPr>
           <w:p>
@@ -21666,12 +19808,6 @@
               <w:right w:val="single" w:sz="6" w:space="0" w:color="1F3864"/>
             </w:tcBorders>
             <w:shd w:val="clear" w:color="auto" w:fill="D9E2F3"/>
-            <w:tcMar>
-              <w:top w:w="50" w:type="dxa"/>
-              <w:left w:w="90" w:type="dxa"/>
-              <w:bottom w:w="50" w:type="dxa"/>
-              <w:right w:w="90" w:type="dxa"/>
-            </w:tcMar>
             <w:vAlign w:val="center"/>
           </w:tcPr>
           <w:p>
@@ -21715,12 +19851,6 @@
               <w:right w:val="single" w:sz="6" w:space="0" w:color="1F3864"/>
             </w:tcBorders>
             <w:shd w:val="clear" w:color="auto" w:fill="4472C4"/>
-            <w:tcMar>
-              <w:top w:w="50" w:type="dxa"/>
-              <w:left w:w="90" w:type="dxa"/>
-              <w:bottom w:w="50" w:type="dxa"/>
-              <w:right w:w="90" w:type="dxa"/>
-            </w:tcMar>
             <w:vAlign w:val="center"/>
           </w:tcPr>
           <w:p>
@@ -21790,12 +19920,6 @@
               <w:right w:val="single" w:sz="6" w:space="0" w:color="1F3864"/>
             </w:tcBorders>
             <w:shd w:val="clear" w:color="auto" w:fill="4472C4"/>
-            <w:tcMar>
-              <w:top w:w="50" w:type="dxa"/>
-              <w:left w:w="90" w:type="dxa"/>
-              <w:bottom w:w="50" w:type="dxa"/>
-              <w:right w:w="90" w:type="dxa"/>
-            </w:tcMar>
             <w:vAlign w:val="center"/>
           </w:tcPr>
           <w:p>
@@ -21835,12 +19959,6 @@
               <w:right w:val="single" w:sz="6" w:space="0" w:color="1F3864"/>
             </w:tcBorders>
             <w:shd w:val="clear" w:color="auto" w:fill="4472C4"/>
-            <w:tcMar>
-              <w:top w:w="50" w:type="dxa"/>
-              <w:left w:w="90" w:type="dxa"/>
-              <w:bottom w:w="50" w:type="dxa"/>
-              <w:right w:w="90" w:type="dxa"/>
-            </w:tcMar>
             <w:vAlign w:val="center"/>
           </w:tcPr>
           <w:p>
@@ -21880,12 +19998,6 @@
               <w:right w:val="single" w:sz="6" w:space="0" w:color="1F3864"/>
             </w:tcBorders>
             <w:shd w:val="clear" w:color="auto" w:fill="4472C4"/>
-            <w:tcMar>
-              <w:top w:w="50" w:type="dxa"/>
-              <w:left w:w="90" w:type="dxa"/>
-              <w:bottom w:w="50" w:type="dxa"/>
-              <w:right w:w="90" w:type="dxa"/>
-            </w:tcMar>
             <w:vAlign w:val="center"/>
           </w:tcPr>
           <w:p>
@@ -21925,12 +20037,6 @@
               <w:right w:val="single" w:sz="6" w:space="0" w:color="1F3864"/>
             </w:tcBorders>
             <w:shd w:val="clear" w:color="auto" w:fill="4472C4"/>
-            <w:tcMar>
-              <w:top w:w="50" w:type="dxa"/>
-              <w:left w:w="90" w:type="dxa"/>
-              <w:bottom w:w="50" w:type="dxa"/>
-              <w:right w:w="90" w:type="dxa"/>
-            </w:tcMar>
             <w:vAlign w:val="center"/>
           </w:tcPr>
           <w:p>
@@ -22000,12 +20106,6 @@
               <w:right w:val="single" w:sz="6" w:space="0" w:color="1F3864"/>
             </w:tcBorders>
             <w:shd w:val="clear" w:color="auto" w:fill="D9E2F3"/>
-            <w:tcMar>
-              <w:top w:w="50" w:type="dxa"/>
-              <w:left w:w="90" w:type="dxa"/>
-              <w:bottom w:w="50" w:type="dxa"/>
-              <w:right w:w="90" w:type="dxa"/>
-            </w:tcMar>
             <w:vAlign w:val="center"/>
           </w:tcPr>
           <w:p>
@@ -22038,12 +20138,6 @@
               <w:right w:val="single" w:sz="6" w:space="0" w:color="1F3864"/>
             </w:tcBorders>
             <w:shd w:val="clear" w:color="auto" w:fill="D9E2F3"/>
-            <w:tcMar>
-              <w:top w:w="50" w:type="dxa"/>
-              <w:left w:w="90" w:type="dxa"/>
-              <w:bottom w:w="50" w:type="dxa"/>
-              <w:right w:w="90" w:type="dxa"/>
-            </w:tcMar>
             <w:vAlign w:val="center"/>
           </w:tcPr>
           <w:p>
@@ -22076,12 +20170,6 @@
               <w:right w:val="single" w:sz="6" w:space="0" w:color="1F3864"/>
             </w:tcBorders>
             <w:shd w:val="clear" w:color="auto" w:fill="D9E2F3"/>
-            <w:tcMar>
-              <w:top w:w="50" w:type="dxa"/>
-              <w:left w:w="90" w:type="dxa"/>
-              <w:bottom w:w="50" w:type="dxa"/>
-              <w:right w:w="90" w:type="dxa"/>
-            </w:tcMar>
             <w:vAlign w:val="center"/>
           </w:tcPr>
           <w:p>
@@ -22114,12 +20202,6 @@
               <w:right w:val="single" w:sz="6" w:space="0" w:color="1F3864"/>
             </w:tcBorders>
             <w:shd w:val="clear" w:color="auto" w:fill="D9E2F3"/>
-            <w:tcMar>
-              <w:top w:w="50" w:type="dxa"/>
-              <w:left w:w="90" w:type="dxa"/>
-              <w:bottom w:w="50" w:type="dxa"/>
-              <w:right w:w="90" w:type="dxa"/>
-            </w:tcMar>
             <w:vAlign w:val="center"/>
           </w:tcPr>
           <w:p>
@@ -22182,12 +20264,6 @@
               <w:right w:val="single" w:sz="6" w:space="0" w:color="1F3864"/>
             </w:tcBorders>
             <w:shd w:val="clear" w:color="auto" w:fill="D9E2F3"/>
-            <w:tcMar>
-              <w:top w:w="50" w:type="dxa"/>
-              <w:left w:w="90" w:type="dxa"/>
-              <w:bottom w:w="50" w:type="dxa"/>
-              <w:right w:w="90" w:type="dxa"/>
-            </w:tcMar>
             <w:vAlign w:val="center"/>
           </w:tcPr>
           <w:p>
@@ -22220,12 +20296,6 @@
               <w:right w:val="single" w:sz="6" w:space="0" w:color="1F3864"/>
             </w:tcBorders>
             <w:shd w:val="clear" w:color="auto" w:fill="D9E2F3"/>
-            <w:tcMar>
-              <w:top w:w="50" w:type="dxa"/>
-              <w:left w:w="90" w:type="dxa"/>
-              <w:bottom w:w="50" w:type="dxa"/>
-              <w:right w:w="90" w:type="dxa"/>
-            </w:tcMar>
             <w:vAlign w:val="center"/>
           </w:tcPr>
           <w:p>
@@ -22258,12 +20328,6 @@
               <w:right w:val="single" w:sz="6" w:space="0" w:color="1F3864"/>
             </w:tcBorders>
             <w:shd w:val="clear" w:color="auto" w:fill="D9E2F3"/>
-            <w:tcMar>
-              <w:top w:w="50" w:type="dxa"/>
-              <w:left w:w="90" w:type="dxa"/>
-              <w:bottom w:w="50" w:type="dxa"/>
-              <w:right w:w="90" w:type="dxa"/>
-            </w:tcMar>
             <w:vAlign w:val="center"/>
           </w:tcPr>
           <w:p>
@@ -22296,12 +20360,6 @@
               <w:right w:val="single" w:sz="6" w:space="0" w:color="1F3864"/>
             </w:tcBorders>
             <w:shd w:val="clear" w:color="auto" w:fill="D9E2F3"/>
-            <w:tcMar>
-              <w:top w:w="50" w:type="dxa"/>
-              <w:left w:w="90" w:type="dxa"/>
-              <w:bottom w:w="50" w:type="dxa"/>
-              <w:right w:w="90" w:type="dxa"/>
-            </w:tcMar>
             <w:vAlign w:val="center"/>
           </w:tcPr>
           <w:p>
@@ -22364,12 +20422,6 @@
               <w:right w:val="single" w:sz="6" w:space="0" w:color="1F3864"/>
             </w:tcBorders>
             <w:shd w:val="clear" w:color="auto" w:fill="D9E2F3"/>
-            <w:tcMar>
-              <w:top w:w="50" w:type="dxa"/>
-              <w:left w:w="90" w:type="dxa"/>
-              <w:bottom w:w="50" w:type="dxa"/>
-              <w:right w:w="90" w:type="dxa"/>
-            </w:tcMar>
             <w:vAlign w:val="center"/>
           </w:tcPr>
           <w:p>
@@ -22402,12 +20454,6 @@
               <w:right w:val="single" w:sz="6" w:space="0" w:color="1F3864"/>
             </w:tcBorders>
             <w:shd w:val="clear" w:color="auto" w:fill="D9E2F3"/>
-            <w:tcMar>
-              <w:top w:w="50" w:type="dxa"/>
-              <w:left w:w="90" w:type="dxa"/>
-              <w:bottom w:w="50" w:type="dxa"/>
-              <w:right w:w="90" w:type="dxa"/>
-            </w:tcMar>
             <w:vAlign w:val="center"/>
           </w:tcPr>
           <w:p>
@@ -22440,12 +20486,6 @@
               <w:right w:val="single" w:sz="6" w:space="0" w:color="1F3864"/>
             </w:tcBorders>
             <w:shd w:val="clear" w:color="auto" w:fill="D9E2F3"/>
-            <w:tcMar>
-              <w:top w:w="50" w:type="dxa"/>
-              <w:left w:w="90" w:type="dxa"/>
-              <w:bottom w:w="50" w:type="dxa"/>
-              <w:right w:w="90" w:type="dxa"/>
-            </w:tcMar>
             <w:vAlign w:val="center"/>
           </w:tcPr>
           <w:p>
@@ -22478,12 +20518,6 @@
               <w:right w:val="single" w:sz="6" w:space="0" w:color="1F3864"/>
             </w:tcBorders>
             <w:shd w:val="clear" w:color="auto" w:fill="D9E2F3"/>
-            <w:tcMar>
-              <w:top w:w="50" w:type="dxa"/>
-              <w:left w:w="90" w:type="dxa"/>
-              <w:bottom w:w="50" w:type="dxa"/>
-              <w:right w:w="90" w:type="dxa"/>
-            </w:tcMar>
             <w:vAlign w:val="center"/>
           </w:tcPr>
           <w:p>
@@ -22546,12 +20580,6 @@
               <w:right w:val="single" w:sz="6" w:space="0" w:color="1F3864"/>
             </w:tcBorders>
             <w:shd w:val="clear" w:color="auto" w:fill="D9E2F3"/>
-            <w:tcMar>
-              <w:top w:w="50" w:type="dxa"/>
-              <w:left w:w="90" w:type="dxa"/>
-              <w:bottom w:w="50" w:type="dxa"/>
-              <w:right w:w="90" w:type="dxa"/>
-            </w:tcMar>
             <w:vAlign w:val="center"/>
           </w:tcPr>
           <w:p>
@@ -22595,12 +20623,6 @@
               <w:right w:val="single" w:sz="6" w:space="0" w:color="1F3864"/>
             </w:tcBorders>
             <w:shd w:val="clear" w:color="auto" w:fill="4472C4"/>
-            <w:tcMar>
-              <w:top w:w="50" w:type="dxa"/>
-              <w:left w:w="90" w:type="dxa"/>
-              <w:bottom w:w="50" w:type="dxa"/>
-              <w:right w:w="90" w:type="dxa"/>
-            </w:tcMar>
             <w:vAlign w:val="center"/>
           </w:tcPr>
           <w:p>
@@ -22670,12 +20692,6 @@
               <w:right w:val="single" w:sz="6" w:space="0" w:color="1F3864"/>
             </w:tcBorders>
             <w:shd w:val="clear" w:color="auto" w:fill="4472C4"/>
-            <w:tcMar>
-              <w:top w:w="50" w:type="dxa"/>
-              <w:left w:w="90" w:type="dxa"/>
-              <w:bottom w:w="50" w:type="dxa"/>
-              <w:right w:w="90" w:type="dxa"/>
-            </w:tcMar>
             <w:vAlign w:val="center"/>
           </w:tcPr>
           <w:p>
@@ -22715,12 +20731,6 @@
               <w:right w:val="single" w:sz="6" w:space="0" w:color="1F3864"/>
             </w:tcBorders>
             <w:shd w:val="clear" w:color="auto" w:fill="4472C4"/>
-            <w:tcMar>
-              <w:top w:w="50" w:type="dxa"/>
-              <w:left w:w="90" w:type="dxa"/>
-              <w:bottom w:w="50" w:type="dxa"/>
-              <w:right w:w="90" w:type="dxa"/>
-            </w:tcMar>
             <w:vAlign w:val="center"/>
           </w:tcPr>
           <w:p>
@@ -22760,12 +20770,6 @@
               <w:right w:val="single" w:sz="6" w:space="0" w:color="1F3864"/>
             </w:tcBorders>
             <w:shd w:val="clear" w:color="auto" w:fill="4472C4"/>
-            <w:tcMar>
-              <w:top w:w="50" w:type="dxa"/>
-              <w:left w:w="90" w:type="dxa"/>
-              <w:bottom w:w="50" w:type="dxa"/>
-              <w:right w:w="90" w:type="dxa"/>
-            </w:tcMar>
             <w:vAlign w:val="center"/>
           </w:tcPr>
           <w:p>
@@ -22805,12 +20809,6 @@
               <w:right w:val="single" w:sz="6" w:space="0" w:color="1F3864"/>
             </w:tcBorders>
             <w:shd w:val="clear" w:color="auto" w:fill="4472C4"/>
-            <w:tcMar>
-              <w:top w:w="50" w:type="dxa"/>
-              <w:left w:w="90" w:type="dxa"/>
-              <w:bottom w:w="50" w:type="dxa"/>
-              <w:right w:w="90" w:type="dxa"/>
-            </w:tcMar>
             <w:vAlign w:val="center"/>
           </w:tcPr>
           <w:p>
@@ -22880,12 +20878,6 @@
               <w:right w:val="single" w:sz="6" w:space="0" w:color="1F3864"/>
             </w:tcBorders>
             <w:shd w:val="clear" w:color="auto" w:fill="D9E2F3"/>
-            <w:tcMar>
-              <w:top w:w="50" w:type="dxa"/>
-              <w:left w:w="90" w:type="dxa"/>
-              <w:bottom w:w="50" w:type="dxa"/>
-              <w:right w:w="90" w:type="dxa"/>
-            </w:tcMar>
             <w:vAlign w:val="center"/>
           </w:tcPr>
           <w:p>
@@ -22918,12 +20910,6 @@
               <w:right w:val="single" w:sz="6" w:space="0" w:color="1F3864"/>
             </w:tcBorders>
             <w:shd w:val="clear" w:color="auto" w:fill="D9E2F3"/>
-            <w:tcMar>
-              <w:top w:w="50" w:type="dxa"/>
-              <w:left w:w="90" w:type="dxa"/>
-              <w:bottom w:w="50" w:type="dxa"/>
-              <w:right w:w="90" w:type="dxa"/>
-            </w:tcMar>
             <w:vAlign w:val="center"/>
           </w:tcPr>
           <w:p>
@@ -22956,12 +20942,6 @@
               <w:right w:val="single" w:sz="6" w:space="0" w:color="1F3864"/>
             </w:tcBorders>
             <w:shd w:val="clear" w:color="auto" w:fill="D9E2F3"/>
-            <w:tcMar>
-              <w:top w:w="50" w:type="dxa"/>
-              <w:left w:w="90" w:type="dxa"/>
-              <w:bottom w:w="50" w:type="dxa"/>
-              <w:right w:w="90" w:type="dxa"/>
-            </w:tcMar>
             <w:vAlign w:val="center"/>
           </w:tcPr>
           <w:p>
@@ -22994,12 +20974,6 @@
               <w:right w:val="single" w:sz="6" w:space="0" w:color="1F3864"/>
             </w:tcBorders>
             <w:shd w:val="clear" w:color="auto" w:fill="D9E2F3"/>
-            <w:tcMar>
-              <w:top w:w="50" w:type="dxa"/>
-              <w:left w:w="90" w:type="dxa"/>
-              <w:bottom w:w="50" w:type="dxa"/>
-              <w:right w:w="90" w:type="dxa"/>
-            </w:tcMar>
             <w:vAlign w:val="center"/>
           </w:tcPr>
           <w:p>
@@ -23062,12 +21036,6 @@
               <w:right w:val="single" w:sz="6" w:space="0" w:color="1F3864"/>
             </w:tcBorders>
             <w:shd w:val="clear" w:color="auto" w:fill="D9E2F3"/>
-            <w:tcMar>
-              <w:top w:w="50" w:type="dxa"/>
-              <w:left w:w="90" w:type="dxa"/>
-              <w:bottom w:w="50" w:type="dxa"/>
-              <w:right w:w="90" w:type="dxa"/>
-            </w:tcMar>
             <w:vAlign w:val="center"/>
           </w:tcPr>
           <w:p>
@@ -23100,12 +21068,6 @@
               <w:right w:val="single" w:sz="6" w:space="0" w:color="1F3864"/>
             </w:tcBorders>
             <w:shd w:val="clear" w:color="auto" w:fill="D9E2F3"/>
-            <w:tcMar>
-              <w:top w:w="50" w:type="dxa"/>
-              <w:left w:w="90" w:type="dxa"/>
-              <w:bottom w:w="50" w:type="dxa"/>
-              <w:right w:w="90" w:type="dxa"/>
-            </w:tcMar>
             <w:vAlign w:val="center"/>
           </w:tcPr>
           <w:p>
@@ -23138,12 +21100,6 @@
               <w:right w:val="single" w:sz="6" w:space="0" w:color="1F3864"/>
             </w:tcBorders>
             <w:shd w:val="clear" w:color="auto" w:fill="D9E2F3"/>
-            <w:tcMar>
-              <w:top w:w="50" w:type="dxa"/>
-              <w:left w:w="90" w:type="dxa"/>
-              <w:bottom w:w="50" w:type="dxa"/>
-              <w:right w:w="90" w:type="dxa"/>
-            </w:tcMar>
             <w:vAlign w:val="center"/>
           </w:tcPr>
           <w:p>
@@ -23176,12 +21132,6 @@
               <w:right w:val="single" w:sz="6" w:space="0" w:color="1F3864"/>
             </w:tcBorders>
             <w:shd w:val="clear" w:color="auto" w:fill="D9E2F3"/>
-            <w:tcMar>
-              <w:top w:w="50" w:type="dxa"/>
-              <w:left w:w="90" w:type="dxa"/>
-              <w:bottom w:w="50" w:type="dxa"/>
-              <w:right w:w="90" w:type="dxa"/>
-            </w:tcMar>
             <w:vAlign w:val="center"/>
           </w:tcPr>
           <w:p>
@@ -23244,12 +21194,6 @@
               <w:right w:val="single" w:sz="6" w:space="0" w:color="1F3864"/>
             </w:tcBorders>
             <w:shd w:val="clear" w:color="auto" w:fill="D9E2F3"/>
-            <w:tcMar>
-              <w:top w:w="50" w:type="dxa"/>
-              <w:left w:w="90" w:type="dxa"/>
-              <w:bottom w:w="50" w:type="dxa"/>
-              <w:right w:w="90" w:type="dxa"/>
-            </w:tcMar>
             <w:vAlign w:val="center"/>
           </w:tcPr>
           <w:p>
@@ -23282,12 +21226,6 @@
               <w:right w:val="single" w:sz="6" w:space="0" w:color="1F3864"/>
             </w:tcBorders>
             <w:shd w:val="clear" w:color="auto" w:fill="D9E2F3"/>
-            <w:tcMar>
-              <w:top w:w="50" w:type="dxa"/>
-              <w:left w:w="90" w:type="dxa"/>
-              <w:bottom w:w="50" w:type="dxa"/>
-              <w:right w:w="90" w:type="dxa"/>
-            </w:tcMar>
             <w:vAlign w:val="center"/>
           </w:tcPr>
           <w:p>
@@ -23320,12 +21258,6 @@
               <w:right w:val="single" w:sz="6" w:space="0" w:color="1F3864"/>
             </w:tcBorders>
             <w:shd w:val="clear" w:color="auto" w:fill="D9E2F3"/>
-            <w:tcMar>
-              <w:top w:w="50" w:type="dxa"/>
-              <w:left w:w="90" w:type="dxa"/>
-              <w:bottom w:w="50" w:type="dxa"/>
-              <w:right w:w="90" w:type="dxa"/>
-            </w:tcMar>
             <w:vAlign w:val="center"/>
           </w:tcPr>
           <w:p>
@@ -23358,12 +21290,6 @@
               <w:right w:val="single" w:sz="6" w:space="0" w:color="1F3864"/>
             </w:tcBorders>
             <w:shd w:val="clear" w:color="auto" w:fill="D9E2F3"/>
-            <w:tcMar>
-              <w:top w:w="50" w:type="dxa"/>
-              <w:left w:w="90" w:type="dxa"/>
-              <w:bottom w:w="50" w:type="dxa"/>
-              <w:right w:w="90" w:type="dxa"/>
-            </w:tcMar>
             <w:vAlign w:val="center"/>
           </w:tcPr>
           <w:p>
@@ -23426,12 +21352,6 @@
               <w:right w:val="single" w:sz="6" w:space="0" w:color="1F3864"/>
             </w:tcBorders>
             <w:shd w:val="clear" w:color="auto" w:fill="D9E2F3"/>
-            <w:tcMar>
-              <w:top w:w="50" w:type="dxa"/>
-              <w:left w:w="90" w:type="dxa"/>
-              <w:bottom w:w="50" w:type="dxa"/>
-              <w:right w:w="90" w:type="dxa"/>
-            </w:tcMar>
             <w:vAlign w:val="center"/>
           </w:tcPr>
           <w:p>
@@ -23473,12 +21393,6 @@
               <w:right w:val="single" w:sz="6" w:space="0" w:color="1F3864"/>
             </w:tcBorders>
             <w:shd w:val="clear" w:color="auto" w:fill="4472C4"/>
-            <w:tcMar>
-              <w:top w:w="50" w:type="dxa"/>
-              <w:left w:w="90" w:type="dxa"/>
-              <w:bottom w:w="50" w:type="dxa"/>
-              <w:right w:w="90" w:type="dxa"/>
-            </w:tcMar>
             <w:vAlign w:val="center"/>
           </w:tcPr>
           <w:p>
@@ -23548,12 +21462,6 @@
               <w:right w:val="single" w:sz="6" w:space="0" w:color="1F3864"/>
             </w:tcBorders>
             <w:shd w:val="clear" w:color="auto" w:fill="4472C4"/>
-            <w:tcMar>
-              <w:top w:w="50" w:type="dxa"/>
-              <w:left w:w="90" w:type="dxa"/>
-              <w:bottom w:w="50" w:type="dxa"/>
-              <w:right w:w="90" w:type="dxa"/>
-            </w:tcMar>
             <w:vAlign w:val="center"/>
           </w:tcPr>
           <w:p>
@@ -23593,12 +21501,6 @@
               <w:right w:val="single" w:sz="6" w:space="0" w:color="1F3864"/>
             </w:tcBorders>
             <w:shd w:val="clear" w:color="auto" w:fill="4472C4"/>
-            <w:tcMar>
-              <w:top w:w="50" w:type="dxa"/>
-              <w:left w:w="90" w:type="dxa"/>
-              <w:bottom w:w="50" w:type="dxa"/>
-              <w:right w:w="90" w:type="dxa"/>
-            </w:tcMar>
             <w:vAlign w:val="center"/>
           </w:tcPr>
           <w:p>
@@ -23638,12 +21540,6 @@
               <w:right w:val="single" w:sz="6" w:space="0" w:color="1F3864"/>
             </w:tcBorders>
             <w:shd w:val="clear" w:color="auto" w:fill="4472C4"/>
-            <w:tcMar>
-              <w:top w:w="50" w:type="dxa"/>
-              <w:left w:w="90" w:type="dxa"/>
-              <w:bottom w:w="50" w:type="dxa"/>
-              <w:right w:w="90" w:type="dxa"/>
-            </w:tcMar>
             <w:vAlign w:val="center"/>
           </w:tcPr>
           <w:p>
@@ -23683,12 +21579,6 @@
               <w:right w:val="single" w:sz="6" w:space="0" w:color="1F3864"/>
             </w:tcBorders>
             <w:shd w:val="clear" w:color="auto" w:fill="4472C4"/>
-            <w:tcMar>
-              <w:top w:w="50" w:type="dxa"/>
-              <w:left w:w="90" w:type="dxa"/>
-              <w:bottom w:w="50" w:type="dxa"/>
-              <w:right w:w="90" w:type="dxa"/>
-            </w:tcMar>
             <w:vAlign w:val="center"/>
           </w:tcPr>
           <w:p>
@@ -23758,12 +21648,6 @@
               <w:right w:val="single" w:sz="6" w:space="0" w:color="1F3864"/>
             </w:tcBorders>
             <w:shd w:val="clear" w:color="auto" w:fill="D9E2F3"/>
-            <w:tcMar>
-              <w:top w:w="50" w:type="dxa"/>
-              <w:left w:w="90" w:type="dxa"/>
-              <w:bottom w:w="50" w:type="dxa"/>
-              <w:right w:w="90" w:type="dxa"/>
-            </w:tcMar>
             <w:vAlign w:val="center"/>
           </w:tcPr>
           <w:p>
@@ -23796,12 +21680,6 @@
               <w:right w:val="single" w:sz="6" w:space="0" w:color="1F3864"/>
             </w:tcBorders>
             <w:shd w:val="clear" w:color="auto" w:fill="D9E2F3"/>
-            <w:tcMar>
-              <w:top w:w="50" w:type="dxa"/>
-              <w:left w:w="90" w:type="dxa"/>
-              <w:bottom w:w="50" w:type="dxa"/>
-              <w:right w:w="90" w:type="dxa"/>
-            </w:tcMar>
             <w:vAlign w:val="center"/>
           </w:tcPr>
           <w:p>
@@ -23834,12 +21712,6 @@
               <w:right w:val="single" w:sz="6" w:space="0" w:color="1F3864"/>
             </w:tcBorders>
             <w:shd w:val="clear" w:color="auto" w:fill="D9E2F3"/>
-            <w:tcMar>
-              <w:top w:w="50" w:type="dxa"/>
-              <w:left w:w="90" w:type="dxa"/>
-              <w:bottom w:w="50" w:type="dxa"/>
-              <w:right w:w="90" w:type="dxa"/>
-            </w:tcMar>
             <w:vAlign w:val="center"/>
           </w:tcPr>
           <w:p>
@@ -23872,12 +21744,6 @@
               <w:right w:val="single" w:sz="6" w:space="0" w:color="1F3864"/>
             </w:tcBorders>
             <w:shd w:val="clear" w:color="auto" w:fill="D9E2F3"/>
-            <w:tcMar>
-              <w:top w:w="50" w:type="dxa"/>
-              <w:left w:w="90" w:type="dxa"/>
-              <w:bottom w:w="50" w:type="dxa"/>
-              <w:right w:w="90" w:type="dxa"/>
-            </w:tcMar>
             <w:vAlign w:val="center"/>
           </w:tcPr>
           <w:p>
@@ -23940,12 +21806,6 @@
               <w:right w:val="single" w:sz="6" w:space="0" w:color="1F3864"/>
             </w:tcBorders>
             <w:shd w:val="clear" w:color="auto" w:fill="D9E2F3"/>
-            <w:tcMar>
-              <w:top w:w="50" w:type="dxa"/>
-              <w:left w:w="90" w:type="dxa"/>
-              <w:bottom w:w="50" w:type="dxa"/>
-              <w:right w:w="90" w:type="dxa"/>
-            </w:tcMar>
             <w:vAlign w:val="center"/>
           </w:tcPr>
           <w:p>
@@ -23978,12 +21838,6 @@
               <w:right w:val="single" w:sz="6" w:space="0" w:color="1F3864"/>
             </w:tcBorders>
             <w:shd w:val="clear" w:color="auto" w:fill="D9E2F3"/>
-            <w:tcMar>
-              <w:top w:w="50" w:type="dxa"/>
-              <w:left w:w="90" w:type="dxa"/>
-              <w:bottom w:w="50" w:type="dxa"/>
-              <w:right w:w="90" w:type="dxa"/>
-            </w:tcMar>
             <w:vAlign w:val="center"/>
           </w:tcPr>
           <w:p>
@@ -24016,12 +21870,6 @@
               <w:right w:val="single" w:sz="6" w:space="0" w:color="1F3864"/>
             </w:tcBorders>
             <w:shd w:val="clear" w:color="auto" w:fill="D9E2F3"/>
-            <w:tcMar>
-              <w:top w:w="50" w:type="dxa"/>
-              <w:left w:w="90" w:type="dxa"/>
-              <w:bottom w:w="50" w:type="dxa"/>
-              <w:right w:w="90" w:type="dxa"/>
-            </w:tcMar>
             <w:vAlign w:val="center"/>
           </w:tcPr>
           <w:p>
@@ -24054,12 +21902,6 @@
               <w:right w:val="single" w:sz="6" w:space="0" w:color="1F3864"/>
             </w:tcBorders>
             <w:shd w:val="clear" w:color="auto" w:fill="D9E2F3"/>
-            <w:tcMar>
-              <w:top w:w="50" w:type="dxa"/>
-              <w:left w:w="90" w:type="dxa"/>
-              <w:bottom w:w="50" w:type="dxa"/>
-              <w:right w:w="90" w:type="dxa"/>
-            </w:tcMar>
             <w:vAlign w:val="center"/>
           </w:tcPr>
           <w:p>
@@ -24122,12 +21964,6 @@
               <w:right w:val="single" w:sz="6" w:space="0" w:color="1F3864"/>
             </w:tcBorders>
             <w:shd w:val="clear" w:color="auto" w:fill="D9E2F3"/>
-            <w:tcMar>
-              <w:top w:w="50" w:type="dxa"/>
-              <w:left w:w="90" w:type="dxa"/>
-              <w:bottom w:w="50" w:type="dxa"/>
-              <w:right w:w="90" w:type="dxa"/>
-            </w:tcMar>
             <w:vAlign w:val="center"/>
           </w:tcPr>
           <w:p>
@@ -24160,12 +21996,6 @@
               <w:right w:val="single" w:sz="6" w:space="0" w:color="1F3864"/>
             </w:tcBorders>
             <w:shd w:val="clear" w:color="auto" w:fill="D9E2F3"/>
-            <w:tcMar>
-              <w:top w:w="50" w:type="dxa"/>
-              <w:left w:w="90" w:type="dxa"/>
-              <w:bottom w:w="50" w:type="dxa"/>
-              <w:right w:w="90" w:type="dxa"/>
-            </w:tcMar>
             <w:vAlign w:val="center"/>
           </w:tcPr>
           <w:p>
@@ -24198,12 +22028,6 @@
               <w:right w:val="single" w:sz="6" w:space="0" w:color="1F3864"/>
             </w:tcBorders>
             <w:shd w:val="clear" w:color="auto" w:fill="D9E2F3"/>
-            <w:tcMar>
-              <w:top w:w="50" w:type="dxa"/>
-              <w:left w:w="90" w:type="dxa"/>
-              <w:bottom w:w="50" w:type="dxa"/>
-              <w:right w:w="90" w:type="dxa"/>
-            </w:tcMar>
             <w:vAlign w:val="center"/>
           </w:tcPr>
           <w:p>
@@ -24236,12 +22060,6 @@
               <w:right w:val="single" w:sz="6" w:space="0" w:color="1F3864"/>
             </w:tcBorders>
             <w:shd w:val="clear" w:color="auto" w:fill="D9E2F3"/>
-            <w:tcMar>
-              <w:top w:w="50" w:type="dxa"/>
-              <w:left w:w="90" w:type="dxa"/>
-              <w:bottom w:w="50" w:type="dxa"/>
-              <w:right w:w="90" w:type="dxa"/>
-            </w:tcMar>
             <w:vAlign w:val="center"/>
           </w:tcPr>
           <w:p>
@@ -24303,12 +22121,6 @@
               <w:right w:val="single" w:sz="6" w:space="0" w:color="1F3864"/>
             </w:tcBorders>
             <w:shd w:val="clear" w:color="auto" w:fill="4472C4"/>
-            <w:tcMar>
-              <w:top w:w="50" w:type="dxa"/>
-              <w:left w:w="90" w:type="dxa"/>
-              <w:bottom w:w="50" w:type="dxa"/>
-              <w:right w:w="90" w:type="dxa"/>
-            </w:tcMar>
             <w:vAlign w:val="center"/>
           </w:tcPr>
           <w:p>
@@ -24347,12 +22159,6 @@
               <w:right w:val="single" w:sz="6" w:space="0" w:color="1F3864"/>
             </w:tcBorders>
             <w:shd w:val="clear" w:color="auto" w:fill="4472C4"/>
-            <w:tcMar>
-              <w:top w:w="50" w:type="dxa"/>
-              <w:left w:w="90" w:type="dxa"/>
-              <w:bottom w:w="50" w:type="dxa"/>
-              <w:right w:w="90" w:type="dxa"/>
-            </w:tcMar>
             <w:vAlign w:val="center"/>
           </w:tcPr>
           <w:p>
@@ -24378,6 +22184,414 @@
                 <w:szCs w:val="18"/>
               </w:rPr>
               <w:t>100%</w:t>
+            </w:r>
+          </w:p>
+        </w:tc>
+      </w:tr>
+    </w:tbl>
+    <w:p>
+      <w:pPr>
+        <w:spacing w:before="0" w:after="0" w:line="240" w:lineRule="auto"/>
+        <w:rPr>
+          <w:sz w:val="18"/>
+          <w:szCs w:val="18"/>
+        </w:rPr>
+      </w:pPr>
+    </w:p>
+    <w:tbl>
+      <w:tblPr>
+        <w:tblW w:w="9405" w:type="dxa"/>
+        <w:jc w:val="center"/>
+        <w:tblBorders>
+          <w:top w:val="single" w:sz="6" w:space="0" w:color="1F3864"/>
+          <w:left w:val="single" w:sz="6" w:space="0" w:color="1F3864"/>
+          <w:bottom w:val="single" w:sz="6" w:space="0" w:color="1F3864"/>
+          <w:right w:val="single" w:sz="6" w:space="0" w:color="1F3864"/>
+          <w:insideH w:val="single" w:sz="6" w:space="0" w:color="1F3864"/>
+          <w:insideV w:val="single" w:sz="6" w:space="0" w:color="1F3864"/>
+        </w:tblBorders>
+        <w:tblLayout w:type="fixed"/>
+        <w:tblCellMar>
+          <w:top w:w="40" w:type="dxa"/>
+          <w:left w:w="90" w:type="dxa"/>
+          <w:bottom w:w="40" w:type="dxa"/>
+          <w:right w:w="90" w:type="dxa"/>
+        </w:tblCellMar>
+        <w:tblLook w:val="04A0" w:firstRow="1" w:lastRow="0" w:firstColumn="1" w:lastColumn="0" w:noHBand="0" w:noVBand="1"/>
+      </w:tblPr>
+      <w:tblGrid>
+        <w:gridCol w:w="1179"/>
+        <w:gridCol w:w="391"/>
+        <w:gridCol w:w="309"/>
+        <w:gridCol w:w="473"/>
+        <w:gridCol w:w="783"/>
+        <w:gridCol w:w="391"/>
+        <w:gridCol w:w="232"/>
+        <w:gridCol w:w="942"/>
+        <w:gridCol w:w="783"/>
+        <w:gridCol w:w="154"/>
+        <w:gridCol w:w="236"/>
+        <w:gridCol w:w="391"/>
+        <w:gridCol w:w="391"/>
+        <w:gridCol w:w="391"/>
+        <w:gridCol w:w="391"/>
+        <w:gridCol w:w="77"/>
+        <w:gridCol w:w="314"/>
+        <w:gridCol w:w="1566"/>
+      </w:tblGrid>
+      <w:tr>
+        <w:tblPrEx>
+          <w:tblLook w:val="0000" w:firstRow="0" w:lastRow="0" w:firstColumn="0" w:lastColumn="0" w:noHBand="0" w:noVBand="0"/>
+        </w:tblPrEx>
+        <w:tc>
+          <w:tcPr>
+            <w:tcW w:w="9394" w:type="dxa"/>
+            <w:gridSpan w:val="18"/>
+            <w:tcBorders>
+              <w:top w:val="single" w:sz="6" w:space="0" w:color="1F3864"/>
+              <w:left w:val="single" w:sz="6" w:space="0" w:color="1F3864"/>
+              <w:bottom w:val="single" w:sz="6" w:space="0" w:color="1F3864"/>
+              <w:right w:val="single" w:sz="6" w:space="0" w:color="1F3864"/>
+            </w:tcBorders>
+            <w:shd w:val="clear" w:color="auto" w:fill="D9E2F3"/>
+          </w:tcPr>
+          <w:p>
+            <w:pPr>
+              <w:spacing w:before="20" w:after="20" w:line="240" w:lineRule="auto"/>
+              <w:rPr>
+                <w:rFonts w:ascii="Century Gothic" w:hAnsi="Century Gothic" w:cs="Century Gothic" w:eastAsia="Century Gothic"/>
+                <w:sz w:val="18"/>
+                <w:szCs w:val="18"/>
+              </w:rPr>
+            </w:pPr>
+            <w:r>
+              <w:rPr>
+                <w:rFonts w:ascii="Century Gothic" w:hAnsi="Century Gothic" w:cs="Century Gothic" w:eastAsia="Century Gothic"/>
+                <w:b/>
+                <w:bCs/>
+                <w:i/>
+                <w:iCs/>
+                <w:sz w:val="18"/>
+                <w:szCs w:val="18"/>
+              </w:rPr>
+              <w:t>Bibliografía básica:</w:t>
+            </w:r>
+          </w:p>
+          <w:p>
+            <w:pPr>
+              <w:spacing w:before="10" w:after="10" w:line="240" w:lineRule="auto"/>
+              <w:ind w:left="360" w:hanging="360"/>
+              <w:rPr>
+                <w:rFonts w:ascii="Century Gothic" w:hAnsi="Century Gothic" w:cs="Century Gothic" w:eastAsia="Century Gothic"/>
+                <w:sz w:val="18"/>
+                <w:szCs w:val="18"/>
+              </w:rPr>
+            </w:pPr>
+            <w:r>
+              <w:rPr>
+                <w:rFonts w:ascii="Century Gothic" w:hAnsi="Century Gothic" w:cs="Century Gothic" w:eastAsia="Century Gothic"/>
+                <w:sz w:val="18"/>
+                <w:szCs w:val="18"/>
+              </w:rPr>
+              <w:t xml:space="preserve">Álvarez de Sayas, C. y Sierra Lombardía, V. (2004). </w:t>
+            </w:r>
+            <w:r>
+              <w:rPr>
+                <w:rFonts w:ascii="Century Gothic" w:hAnsi="Century Gothic" w:cs="Century Gothic" w:eastAsia="Century Gothic"/>
+                <w:i/>
+                <w:iCs/>
+                <w:sz w:val="18"/>
+                <w:szCs w:val="18"/>
+              </w:rPr>
+              <w:t>Metodología de la investigación: solución de problemas profesionales</w:t>
+            </w:r>
+            <w:r>
+              <w:rPr>
+                <w:rFonts w:ascii="Century Gothic" w:hAnsi="Century Gothic" w:cs="Century Gothic" w:eastAsia="Century Gothic"/>
+                <w:sz w:val="18"/>
+                <w:szCs w:val="18"/>
+              </w:rPr>
+              <w:t>. Bolivia: KIPUS.</w:t>
+            </w:r>
+          </w:p>
+          <w:p>
+            <w:pPr>
+              <w:spacing w:before="10" w:after="10" w:line="240" w:lineRule="auto"/>
+              <w:ind w:left="360" w:hanging="360"/>
+              <w:rPr>
+                <w:rFonts w:ascii="Century Gothic" w:hAnsi="Century Gothic" w:cs="Century Gothic" w:eastAsia="Century Gothic"/>
+                <w:sz w:val="18"/>
+                <w:szCs w:val="18"/>
+              </w:rPr>
+            </w:pPr>
+            <w:r>
+              <w:rPr>
+                <w:rFonts w:ascii="Century Gothic" w:hAnsi="Century Gothic" w:cs="Century Gothic" w:eastAsia="Century Gothic"/>
+                <w:sz w:val="18"/>
+                <w:szCs w:val="18"/>
+              </w:rPr>
+              <w:t xml:space="preserve">Amuzquívar, L. (2021). </w:t>
+            </w:r>
+            <w:r>
+              <w:rPr>
+                <w:rFonts w:ascii="Century Gothic" w:hAnsi="Century Gothic" w:cs="Century Gothic" w:eastAsia="Century Gothic"/>
+                <w:i/>
+                <w:iCs/>
+                <w:sz w:val="18"/>
+                <w:szCs w:val="18"/>
+              </w:rPr>
+              <w:t xml:space="preserve">¿Cómo preparar y redactar monografías y otros trabajos académicos?</w:t>
+            </w:r>
+            <w:proofErr w:type="gramStart"/>
+            <w:proofErr w:type="gramEnd"/>
+            <w:r>
+              <w:rPr>
+                <w:rFonts w:ascii="Century Gothic" w:hAnsi="Century Gothic" w:cs="Century Gothic" w:eastAsia="Century Gothic"/>
+                <w:sz w:val="18"/>
+                <w:szCs w:val="18"/>
+              </w:rPr>
+              <w:t xml:space="preserve"> La Paz – Bolivia.</w:t>
+            </w:r>
+          </w:p>
+          <w:p>
+            <w:pPr>
+              <w:spacing w:before="10" w:after="10" w:line="240" w:lineRule="auto"/>
+              <w:ind w:left="360" w:hanging="360"/>
+              <w:rPr>
+                <w:rFonts w:ascii="Century Gothic" w:hAnsi="Century Gothic" w:cs="Century Gothic" w:eastAsia="Century Gothic"/>
+                <w:sz w:val="18"/>
+                <w:szCs w:val="18"/>
+              </w:rPr>
+            </w:pPr>
+            <w:r>
+              <w:rPr>
+                <w:rFonts w:ascii="Century Gothic" w:hAnsi="Century Gothic" w:cs="Century Gothic" w:eastAsia="Century Gothic"/>
+                <w:sz w:val="18"/>
+                <w:szCs w:val="18"/>
+              </w:rPr>
+              <w:t xml:space="preserve">Ander-Egg, E. (2009). </w:t>
+            </w:r>
+            <w:r>
+              <w:rPr>
+                <w:rFonts w:ascii="Century Gothic" w:hAnsi="Century Gothic" w:cs="Century Gothic" w:eastAsia="Century Gothic"/>
+                <w:i/>
+                <w:iCs/>
+                <w:sz w:val="18"/>
+                <w:szCs w:val="18"/>
+              </w:rPr>
+              <w:t>Métodos y Técnicas de Investigación</w:t>
+            </w:r>
+            <w:r>
+              <w:rPr>
+                <w:rFonts w:ascii="Century Gothic" w:hAnsi="Century Gothic" w:cs="Century Gothic" w:eastAsia="Century Gothic"/>
+                <w:sz w:val="18"/>
+                <w:szCs w:val="18"/>
+              </w:rPr>
+              <w:t>. Tomos I, II y III. Buenos Aires – Argentina: Lumen.</w:t>
+            </w:r>
+          </w:p>
+          <w:p>
+            <w:pPr>
+              <w:spacing w:before="10" w:after="10" w:line="240" w:lineRule="auto"/>
+              <w:ind w:left="360" w:hanging="360"/>
+              <w:rPr>
+                <w:rFonts w:ascii="Century Gothic" w:hAnsi="Century Gothic" w:cs="Century Gothic" w:eastAsia="Century Gothic"/>
+                <w:sz w:val="18"/>
+                <w:szCs w:val="18"/>
+              </w:rPr>
+            </w:pPr>
+            <w:r>
+              <w:rPr>
+                <w:rFonts w:ascii="Century Gothic" w:hAnsi="Century Gothic" w:cs="Century Gothic" w:eastAsia="Century Gothic"/>
+                <w:sz w:val="18"/>
+                <w:szCs w:val="18"/>
+              </w:rPr>
+              <w:t xml:space="preserve">Ander-Egg, E. (2011). </w:t>
+            </w:r>
+            <w:r>
+              <w:rPr>
+                <w:rFonts w:ascii="Century Gothic" w:hAnsi="Century Gothic" w:cs="Century Gothic" w:eastAsia="Century Gothic"/>
+                <w:i/>
+                <w:iCs/>
+                <w:sz w:val="18"/>
+                <w:szCs w:val="18"/>
+              </w:rPr>
+              <w:t>Aprender a Investigar</w:t>
+            </w:r>
+            <w:r>
+              <w:rPr>
+                <w:rFonts w:ascii="Century Gothic" w:hAnsi="Century Gothic" w:cs="Century Gothic" w:eastAsia="Century Gothic"/>
+                <w:sz w:val="18"/>
+                <w:szCs w:val="18"/>
+              </w:rPr>
+              <w:t>. Buenos Aires – Argentina: Editorial Brujas.</w:t>
+            </w:r>
+          </w:p>
+          <w:p>
+            <w:pPr>
+              <w:spacing w:before="10" w:after="10" w:line="240" w:lineRule="auto"/>
+              <w:ind w:left="360" w:hanging="360"/>
+              <w:rPr>
+                <w:rFonts w:ascii="Century Gothic" w:hAnsi="Century Gothic" w:cs="Century Gothic" w:eastAsia="Century Gothic"/>
+                <w:sz w:val="18"/>
+                <w:szCs w:val="18"/>
+              </w:rPr>
+            </w:pPr>
+            <w:r>
+              <w:rPr>
+                <w:rFonts w:ascii="Century Gothic" w:hAnsi="Century Gothic" w:cs="Century Gothic" w:eastAsia="Century Gothic"/>
+                <w:sz w:val="18"/>
+                <w:szCs w:val="18"/>
+              </w:rPr>
+              <w:t xml:space="preserve">APA. Normas de citación y referencia de la American </w:t>
+            </w:r>
+            <w:proofErr w:type="spellStart"/>
+            <w:r>
+              <w:rPr>
+                <w:rFonts w:ascii="Century Gothic" w:hAnsi="Century Gothic" w:cs="Century Gothic" w:eastAsia="Century Gothic"/>
+                <w:sz w:val="18"/>
+                <w:szCs w:val="18"/>
+              </w:rPr>
+              <w:t>Psychological</w:t>
+            </w:r>
+            <w:proofErr w:type="spellEnd"/>
+            <w:r>
+              <w:rPr>
+                <w:rFonts w:ascii="Century Gothic" w:hAnsi="Century Gothic" w:cs="Century Gothic" w:eastAsia="Century Gothic"/>
+                <w:sz w:val="18"/>
+                <w:szCs w:val="18"/>
+              </w:rPr>
+              <w:t xml:space="preserve"> </w:t>
+            </w:r>
+            <w:proofErr w:type="spellStart"/>
+            <w:r>
+              <w:rPr>
+                <w:rFonts w:ascii="Century Gothic" w:hAnsi="Century Gothic" w:cs="Century Gothic" w:eastAsia="Century Gothic"/>
+                <w:sz w:val="18"/>
+                <w:szCs w:val="18"/>
+              </w:rPr>
+              <w:t>Association</w:t>
+            </w:r>
+            <w:proofErr w:type="spellEnd"/>
+            <w:r>
+              <w:rPr>
+                <w:rFonts w:ascii="Century Gothic" w:hAnsi="Century Gothic" w:cs="Century Gothic" w:eastAsia="Century Gothic"/>
+                <w:sz w:val="18"/>
+                <w:szCs w:val="18"/>
+              </w:rPr>
+              <w:t>, séptima edición.</w:t>
+            </w:r>
+          </w:p>
+          <w:p>
+            <w:pPr>
+              <w:spacing w:before="10" w:after="10" w:line="240" w:lineRule="auto"/>
+              <w:ind w:left="360" w:hanging="360"/>
+              <w:rPr>
+                <w:rFonts w:ascii="Century Gothic" w:hAnsi="Century Gothic" w:cs="Century Gothic" w:eastAsia="Century Gothic"/>
+                <w:sz w:val="18"/>
+                <w:szCs w:val="18"/>
+              </w:rPr>
+            </w:pPr>
+            <w:r>
+              <w:rPr>
+                <w:rFonts w:ascii="Century Gothic" w:hAnsi="Century Gothic" w:cs="Century Gothic" w:eastAsia="Century Gothic"/>
+                <w:sz w:val="18"/>
+                <w:szCs w:val="18"/>
+              </w:rPr>
+              <w:t xml:space="preserve">Eco, H. (2006). </w:t>
+            </w:r>
+            <w:r>
+              <w:rPr>
+                <w:rFonts w:ascii="Century Gothic" w:hAnsi="Century Gothic" w:cs="Century Gothic" w:eastAsia="Century Gothic"/>
+                <w:i/>
+                <w:iCs/>
+                <w:sz w:val="18"/>
+                <w:szCs w:val="18"/>
+              </w:rPr>
+              <w:t>Cómo se hace una tesis</w:t>
+            </w:r>
+            <w:r>
+              <w:rPr>
+                <w:rFonts w:ascii="Century Gothic" w:hAnsi="Century Gothic" w:cs="Century Gothic" w:eastAsia="Century Gothic"/>
+                <w:sz w:val="18"/>
+                <w:szCs w:val="18"/>
+              </w:rPr>
+              <w:t>. México: Gedisa.</w:t>
+            </w:r>
+          </w:p>
+          <w:p>
+            <w:pPr>
+              <w:spacing w:before="10" w:after="10" w:line="240" w:lineRule="auto"/>
+              <w:ind w:left="360" w:hanging="360"/>
+              <w:rPr>
+                <w:rFonts w:ascii="Century Gothic" w:hAnsi="Century Gothic" w:cs="Century Gothic" w:eastAsia="Century Gothic"/>
+                <w:sz w:val="18"/>
+                <w:szCs w:val="18"/>
+              </w:rPr>
+            </w:pPr>
+            <w:r>
+              <w:rPr>
+                <w:rFonts w:ascii="Century Gothic" w:hAnsi="Century Gothic" w:cs="Century Gothic" w:eastAsia="Century Gothic"/>
+                <w:sz w:val="18"/>
+                <w:szCs w:val="18"/>
+              </w:rPr>
+              <w:t>Hernández Sampieri, R. y Mendoza, C. (2018). Metodología de la investigación: las rutas cuantitativa, cualitativa y mixta. México: McGraw-Hill.</w:t>
+            </w:r>
+          </w:p>
+          <w:p>
+            <w:pPr>
+              <w:spacing w:before="10" w:after="10" w:line="240" w:lineRule="auto"/>
+              <w:ind w:left="360" w:hanging="360"/>
+              <w:rPr>
+                <w:rFonts w:ascii="Century Gothic" w:hAnsi="Century Gothic" w:cs="Century Gothic" w:eastAsia="Century Gothic"/>
+                <w:sz w:val="18"/>
+                <w:szCs w:val="18"/>
+              </w:rPr>
+            </w:pPr>
+            <w:r>
+              <w:rPr>
+                <w:rFonts w:ascii="Century Gothic" w:hAnsi="Century Gothic" w:cs="Century Gothic" w:eastAsia="Century Gothic"/>
+                <w:sz w:val="18"/>
+                <w:szCs w:val="18"/>
+              </w:rPr>
+              <w:t xml:space="preserve">Mejía, R. y Mejía, C. (2023). </w:t>
+            </w:r>
+            <w:r>
+              <w:rPr>
+                <w:rFonts w:ascii="Century Gothic" w:hAnsi="Century Gothic" w:cs="Century Gothic" w:eastAsia="Century Gothic"/>
+                <w:i/>
+                <w:iCs/>
+                <w:sz w:val="18"/>
+                <w:szCs w:val="18"/>
+              </w:rPr>
+              <w:t>Metodología de la investigación</w:t>
+            </w:r>
+            <w:r>
+              <w:rPr>
+                <w:rFonts w:ascii="Century Gothic" w:hAnsi="Century Gothic" w:cs="Century Gothic" w:eastAsia="Century Gothic"/>
+                <w:sz w:val="18"/>
+                <w:szCs w:val="18"/>
+              </w:rPr>
+              <w:t>. 5a ed. Bolivia.</w:t>
+            </w:r>
+          </w:p>
+          <w:p>
+            <w:pPr>
+              <w:spacing w:before="10" w:after="10" w:line="240" w:lineRule="auto"/>
+              <w:ind w:left="360" w:hanging="360"/>
+              <w:rPr>
+                <w:rFonts w:ascii="Century Gothic" w:hAnsi="Century Gothic" w:cs="Century Gothic" w:eastAsia="Century Gothic"/>
+                <w:sz w:val="18"/>
+                <w:szCs w:val="18"/>
+              </w:rPr>
+            </w:pPr>
+            <w:r>
+              <w:rPr>
+                <w:rFonts w:ascii="Century Gothic" w:hAnsi="Century Gothic" w:cs="Century Gothic" w:eastAsia="Century Gothic"/>
+                <w:sz w:val="18"/>
+                <w:szCs w:val="18"/>
+              </w:rPr>
+              <w:t>Reglamento General de Tipos y Modalidades de Graduación del Sistema Universitario Boliviano.</w:t>
             </w:r>
           </w:p>
         </w:tc>
@@ -24397,375 +22611,6 @@
               <w:right w:val="single" w:sz="6" w:space="0" w:color="1F3864"/>
             </w:tcBorders>
             <w:shd w:val="clear" w:color="auto" w:fill="D9E2F3"/>
-            <w:tcMar>
-              <w:top w:w="50" w:type="dxa"/>
-              <w:left w:w="90" w:type="dxa"/>
-              <w:bottom w:w="50" w:type="dxa"/>
-              <w:right w:w="90" w:type="dxa"/>
-            </w:tcMar>
-          </w:tcPr>
-          <w:p>
-            <w:pPr>
-              <w:spacing w:before="20" w:after="20" w:line="240" w:lineRule="auto"/>
-              <w:rPr>
-                <w:rFonts w:ascii="Century Gothic" w:hAnsi="Century Gothic" w:cs="Century Gothic" w:eastAsia="Century Gothic"/>
-                <w:sz w:val="18"/>
-                <w:szCs w:val="18"/>
-              </w:rPr>
-            </w:pPr>
-            <w:r>
-              <w:rPr>
-                <w:rFonts w:ascii="Century Gothic" w:hAnsi="Century Gothic" w:cs="Century Gothic" w:eastAsia="Century Gothic"/>
-                <w:b/>
-                <w:bCs/>
-                <w:i/>
-                <w:iCs/>
-                <w:sz w:val="18"/>
-                <w:szCs w:val="18"/>
-              </w:rPr>
-              <w:t>Bibliografía básica:</w:t>
-            </w:r>
-          </w:p>
-          <w:p>
-            <w:pPr>
-              <w:spacing w:before="10" w:after="10" w:line="240" w:lineRule="auto"/>
-              <w:ind w:left="360" w:hanging="360"/>
-              <w:rPr>
-                <w:rFonts w:ascii="Century Gothic" w:hAnsi="Century Gothic" w:cs="Century Gothic" w:eastAsia="Century Gothic"/>
-                <w:sz w:val="18"/>
-                <w:szCs w:val="18"/>
-              </w:rPr>
-            </w:pPr>
-            <w:r>
-              <w:rPr>
-                <w:rFonts w:ascii="Century Gothic" w:hAnsi="Century Gothic" w:cs="Century Gothic" w:eastAsia="Century Gothic"/>
-                <w:sz w:val="18"/>
-                <w:szCs w:val="18"/>
-              </w:rPr>
-              <w:t xml:space="preserve">Álvarez de Sayas, C. y Sierra Lombardía, V. (2004). </w:t>
-            </w:r>
-            <w:r>
-              <w:rPr>
-                <w:rFonts w:ascii="Century Gothic" w:hAnsi="Century Gothic" w:cs="Century Gothic" w:eastAsia="Century Gothic"/>
-                <w:i/>
-                <w:iCs/>
-                <w:sz w:val="18"/>
-                <w:szCs w:val="18"/>
-              </w:rPr>
-              <w:t>Metodología de la investigación: solución de problemas profesionales</w:t>
-            </w:r>
-            <w:r>
-              <w:rPr>
-                <w:rFonts w:ascii="Century Gothic" w:hAnsi="Century Gothic" w:cs="Century Gothic" w:eastAsia="Century Gothic"/>
-                <w:sz w:val="18"/>
-                <w:szCs w:val="18"/>
-              </w:rPr>
-              <w:t>. Bolivia: KIPUS.</w:t>
-            </w:r>
-          </w:p>
-          <w:p>
-            <w:pPr>
-              <w:spacing w:before="10" w:after="10" w:line="240" w:lineRule="auto"/>
-              <w:ind w:left="360" w:hanging="360"/>
-              <w:rPr>
-                <w:rFonts w:ascii="Century Gothic" w:hAnsi="Century Gothic" w:cs="Century Gothic" w:eastAsia="Century Gothic"/>
-                <w:sz w:val="18"/>
-                <w:szCs w:val="18"/>
-              </w:rPr>
-            </w:pPr>
-            <w:r>
-              <w:rPr>
-                <w:rFonts w:ascii="Century Gothic" w:hAnsi="Century Gothic" w:cs="Century Gothic" w:eastAsia="Century Gothic"/>
-                <w:sz w:val="18"/>
-                <w:szCs w:val="18"/>
-              </w:rPr>
-              <w:t xml:space="preserve">Amuzquívar, L. (2021). </w:t>
-            </w:r>
-            <w:r>
-              <w:rPr>
-                <w:rFonts w:ascii="Century Gothic" w:hAnsi="Century Gothic" w:cs="Century Gothic" w:eastAsia="Century Gothic"/>
-                <w:i/>
-                <w:iCs/>
-                <w:sz w:val="18"/>
-                <w:szCs w:val="18"/>
-              </w:rPr>
-              <w:t xml:space="preserve">¿Cómo preparar y redactar monografías y otros trabajos académicos?</w:t>
-            </w:r>
-            <w:proofErr w:type="gramStart"/>
-            <w:proofErr w:type="gramEnd"/>
-            <w:r>
-              <w:rPr>
-                <w:rFonts w:ascii="Century Gothic" w:hAnsi="Century Gothic" w:cs="Century Gothic" w:eastAsia="Century Gothic"/>
-                <w:sz w:val="18"/>
-                <w:szCs w:val="18"/>
-              </w:rPr>
-              <w:t xml:space="preserve"> La Paz – Bolivia.</w:t>
-            </w:r>
-          </w:p>
-          <w:p>
-            <w:pPr>
-              <w:spacing w:before="10" w:after="10" w:line="240" w:lineRule="auto"/>
-              <w:ind w:left="360" w:hanging="360"/>
-              <w:rPr>
-                <w:rFonts w:ascii="Century Gothic" w:hAnsi="Century Gothic" w:cs="Century Gothic" w:eastAsia="Century Gothic"/>
-                <w:sz w:val="18"/>
-                <w:szCs w:val="18"/>
-              </w:rPr>
-            </w:pPr>
-            <w:r>
-              <w:rPr>
-                <w:rFonts w:ascii="Century Gothic" w:hAnsi="Century Gothic" w:cs="Century Gothic" w:eastAsia="Century Gothic"/>
-                <w:sz w:val="18"/>
-                <w:szCs w:val="18"/>
-              </w:rPr>
-              <w:t xml:space="preserve">Ander-Egg, E. (2009). </w:t>
-            </w:r>
-            <w:r>
-              <w:rPr>
-                <w:rFonts w:ascii="Century Gothic" w:hAnsi="Century Gothic" w:cs="Century Gothic" w:eastAsia="Century Gothic"/>
-                <w:i/>
-                <w:iCs/>
-                <w:sz w:val="18"/>
-                <w:szCs w:val="18"/>
-              </w:rPr>
-              <w:t>Métodos y Técnicas de Investigación</w:t>
-            </w:r>
-            <w:r>
-              <w:rPr>
-                <w:rFonts w:ascii="Century Gothic" w:hAnsi="Century Gothic" w:cs="Century Gothic" w:eastAsia="Century Gothic"/>
-                <w:sz w:val="18"/>
-                <w:szCs w:val="18"/>
-              </w:rPr>
-              <w:t>. Tomos I, II y III. Buenos Aires – Argentina: Lumen.</w:t>
-            </w:r>
-          </w:p>
-          <w:p>
-            <w:pPr>
-              <w:spacing w:before="10" w:after="10" w:line="240" w:lineRule="auto"/>
-              <w:ind w:left="360" w:hanging="360"/>
-              <w:rPr>
-                <w:rFonts w:ascii="Century Gothic" w:hAnsi="Century Gothic" w:cs="Century Gothic" w:eastAsia="Century Gothic"/>
-                <w:sz w:val="18"/>
-                <w:szCs w:val="18"/>
-              </w:rPr>
-            </w:pPr>
-            <w:r>
-              <w:rPr>
-                <w:rFonts w:ascii="Century Gothic" w:hAnsi="Century Gothic" w:cs="Century Gothic" w:eastAsia="Century Gothic"/>
-                <w:sz w:val="18"/>
-                <w:szCs w:val="18"/>
-              </w:rPr>
-              <w:t xml:space="preserve">Ander-Egg, E. (2011). </w:t>
-            </w:r>
-            <w:r>
-              <w:rPr>
-                <w:rFonts w:ascii="Century Gothic" w:hAnsi="Century Gothic" w:cs="Century Gothic" w:eastAsia="Century Gothic"/>
-                <w:i/>
-                <w:iCs/>
-                <w:sz w:val="18"/>
-                <w:szCs w:val="18"/>
-              </w:rPr>
-              <w:t>Aprender a Investigar</w:t>
-            </w:r>
-            <w:r>
-              <w:rPr>
-                <w:rFonts w:ascii="Century Gothic" w:hAnsi="Century Gothic" w:cs="Century Gothic" w:eastAsia="Century Gothic"/>
-                <w:sz w:val="18"/>
-                <w:szCs w:val="18"/>
-              </w:rPr>
-              <w:t>. Buenos Aires – Argentina: Editorial Brujas.</w:t>
-            </w:r>
-          </w:p>
-          <w:p>
-            <w:pPr>
-              <w:spacing w:before="10" w:after="10" w:line="240" w:lineRule="auto"/>
-              <w:ind w:left="360" w:hanging="360"/>
-              <w:rPr>
-                <w:rFonts w:ascii="Century Gothic" w:hAnsi="Century Gothic" w:cs="Century Gothic" w:eastAsia="Century Gothic"/>
-                <w:sz w:val="18"/>
-                <w:szCs w:val="18"/>
-              </w:rPr>
-            </w:pPr>
-            <w:r>
-              <w:rPr>
-                <w:rFonts w:ascii="Century Gothic" w:hAnsi="Century Gothic" w:cs="Century Gothic" w:eastAsia="Century Gothic"/>
-                <w:sz w:val="18"/>
-                <w:szCs w:val="18"/>
-              </w:rPr>
-              <w:t xml:space="preserve">APA. Normas de citación y referencia de la American </w:t>
-            </w:r>
-            <w:proofErr w:type="spellStart"/>
-            <w:r>
-              <w:rPr>
-                <w:rFonts w:ascii="Century Gothic" w:hAnsi="Century Gothic" w:cs="Century Gothic" w:eastAsia="Century Gothic"/>
-                <w:sz w:val="18"/>
-                <w:szCs w:val="18"/>
-              </w:rPr>
-              <w:t>Psychological</w:t>
-            </w:r>
-            <w:proofErr w:type="spellEnd"/>
-            <w:r>
-              <w:rPr>
-                <w:rFonts w:ascii="Century Gothic" w:hAnsi="Century Gothic" w:cs="Century Gothic" w:eastAsia="Century Gothic"/>
-                <w:sz w:val="18"/>
-                <w:szCs w:val="18"/>
-              </w:rPr>
-              <w:t xml:space="preserve"> </w:t>
-            </w:r>
-            <w:proofErr w:type="spellStart"/>
-            <w:r>
-              <w:rPr>
-                <w:rFonts w:ascii="Century Gothic" w:hAnsi="Century Gothic" w:cs="Century Gothic" w:eastAsia="Century Gothic"/>
-                <w:sz w:val="18"/>
-                <w:szCs w:val="18"/>
-              </w:rPr>
-              <w:t>Association</w:t>
-            </w:r>
-            <w:proofErr w:type="spellEnd"/>
-            <w:r>
-              <w:rPr>
-                <w:rFonts w:ascii="Century Gothic" w:hAnsi="Century Gothic" w:cs="Century Gothic" w:eastAsia="Century Gothic"/>
-                <w:sz w:val="18"/>
-                <w:szCs w:val="18"/>
-              </w:rPr>
-              <w:t>, séptima edición.</w:t>
-            </w:r>
-          </w:p>
-          <w:p>
-            <w:pPr>
-              <w:spacing w:before="10" w:after="10" w:line="240" w:lineRule="auto"/>
-              <w:ind w:left="360" w:hanging="360"/>
-              <w:rPr>
-                <w:rFonts w:ascii="Century Gothic" w:hAnsi="Century Gothic" w:cs="Century Gothic" w:eastAsia="Century Gothic"/>
-                <w:sz w:val="18"/>
-                <w:szCs w:val="18"/>
-              </w:rPr>
-            </w:pPr>
-            <w:r>
-              <w:rPr>
-                <w:rFonts w:ascii="Century Gothic" w:hAnsi="Century Gothic" w:cs="Century Gothic" w:eastAsia="Century Gothic"/>
-                <w:sz w:val="18"/>
-                <w:szCs w:val="18"/>
-              </w:rPr>
-              <w:t xml:space="preserve">Eco, H. (2006). </w:t>
-            </w:r>
-            <w:r>
-              <w:rPr>
-                <w:rFonts w:ascii="Century Gothic" w:hAnsi="Century Gothic" w:cs="Century Gothic" w:eastAsia="Century Gothic"/>
-                <w:i/>
-                <w:iCs/>
-                <w:sz w:val="18"/>
-                <w:szCs w:val="18"/>
-              </w:rPr>
-              <w:t>Cómo se hace una tesis</w:t>
-            </w:r>
-            <w:r>
-              <w:rPr>
-                <w:rFonts w:ascii="Century Gothic" w:hAnsi="Century Gothic" w:cs="Century Gothic" w:eastAsia="Century Gothic"/>
-                <w:sz w:val="18"/>
-                <w:szCs w:val="18"/>
-              </w:rPr>
-              <w:t>. México: Gedisa.</w:t>
-            </w:r>
-          </w:p>
-          <w:p>
-            <w:pPr>
-              <w:spacing w:before="10" w:after="10" w:line="240" w:lineRule="auto"/>
-              <w:ind w:left="360" w:hanging="360"/>
-              <w:rPr>
-                <w:rFonts w:ascii="Century Gothic" w:hAnsi="Century Gothic" w:cs="Century Gothic" w:eastAsia="Century Gothic"/>
-                <w:sz w:val="18"/>
-                <w:szCs w:val="18"/>
-              </w:rPr>
-            </w:pPr>
-            <w:r>
-              <w:rPr>
-                <w:rFonts w:ascii="Century Gothic" w:hAnsi="Century Gothic" w:cs="Century Gothic" w:eastAsia="Century Gothic"/>
-                <w:sz w:val="18"/>
-                <w:szCs w:val="18"/>
-              </w:rPr>
-              <w:t>Hernández Sampieri, R. y Mendoza, C. (2018). Metodología de la investigación: las rutas cuantitativa, cualitativa y mixta. México: McGraw-Hill.</w:t>
-            </w:r>
-          </w:p>
-          <w:p>
-            <w:pPr>
-              <w:spacing w:before="10" w:after="10" w:line="240" w:lineRule="auto"/>
-              <w:ind w:left="360" w:hanging="360"/>
-              <w:rPr>
-                <w:rFonts w:ascii="Century Gothic" w:hAnsi="Century Gothic" w:cs="Century Gothic" w:eastAsia="Century Gothic"/>
-                <w:sz w:val="18"/>
-                <w:szCs w:val="18"/>
-              </w:rPr>
-            </w:pPr>
-            <w:r>
-              <w:rPr>
-                <w:rFonts w:ascii="Century Gothic" w:hAnsi="Century Gothic" w:cs="Century Gothic" w:eastAsia="Century Gothic"/>
-                <w:sz w:val="18"/>
-                <w:szCs w:val="18"/>
-              </w:rPr>
-              <w:t xml:space="preserve">Mejía, R. y Mejía, C. (2023). </w:t>
-            </w:r>
-            <w:r>
-              <w:rPr>
-                <w:rFonts w:ascii="Century Gothic" w:hAnsi="Century Gothic" w:cs="Century Gothic" w:eastAsia="Century Gothic"/>
-                <w:i/>
-                <w:iCs/>
-                <w:sz w:val="18"/>
-                <w:szCs w:val="18"/>
-              </w:rPr>
-              <w:t>Metodología de la investigación</w:t>
-            </w:r>
-            <w:r>
-              <w:rPr>
-                <w:rFonts w:ascii="Century Gothic" w:hAnsi="Century Gothic" w:cs="Century Gothic" w:eastAsia="Century Gothic"/>
-                <w:sz w:val="18"/>
-                <w:szCs w:val="18"/>
-              </w:rPr>
-              <w:t>. 5a ed. Bolivia.</w:t>
-            </w:r>
-          </w:p>
-          <w:p>
-            <w:pPr>
-              <w:spacing w:before="10" w:after="10" w:line="240" w:lineRule="auto"/>
-              <w:ind w:left="360" w:hanging="360"/>
-              <w:rPr>
-                <w:rFonts w:ascii="Century Gothic" w:hAnsi="Century Gothic" w:cs="Century Gothic" w:eastAsia="Century Gothic"/>
-                <w:sz w:val="18"/>
-                <w:szCs w:val="18"/>
-              </w:rPr>
-            </w:pPr>
-            <w:r>
-              <w:rPr>
-                <w:rFonts w:ascii="Century Gothic" w:hAnsi="Century Gothic" w:cs="Century Gothic" w:eastAsia="Century Gothic"/>
-                <w:sz w:val="18"/>
-                <w:szCs w:val="18"/>
-              </w:rPr>
-              <w:t>Reglamento General de Tipos y Modalidades de Graduación del Sistema Universitario Boliviano.</w:t>
-            </w:r>
-          </w:p>
-        </w:tc>
-      </w:tr>
-      <w:tr>
-        <w:tblPrEx>
-          <w:tblLook w:val="0000" w:firstRow="0" w:lastRow="0" w:firstColumn="0" w:lastColumn="0" w:noHBand="0" w:noVBand="0"/>
-        </w:tblPrEx>
-        <w:tc>
-          <w:tcPr>
-            <w:tcW w:w="9394" w:type="dxa"/>
-            <w:gridSpan w:val="18"/>
-            <w:tcBorders>
-              <w:top w:val="single" w:sz="6" w:space="0" w:color="1F3864"/>
-              <w:left w:val="single" w:sz="6" w:space="0" w:color="1F3864"/>
-              <w:bottom w:val="single" w:sz="6" w:space="0" w:color="1F3864"/>
-              <w:right w:val="single" w:sz="6" w:space="0" w:color="1F3864"/>
-            </w:tcBorders>
-            <w:shd w:val="clear" w:color="auto" w:fill="D9E2F3"/>
-            <w:tcMar>
-              <w:top w:w="50" w:type="dxa"/>
-              <w:left w:w="90" w:type="dxa"/>
-              <w:bottom w:w="50" w:type="dxa"/>
-              <w:right w:w="90" w:type="dxa"/>
-            </w:tcMar>
           </w:tcPr>
           <w:p>
             <w:pPr>
